--- a/docs/Report.docx
+++ b/docs/Report.docx
@@ -980,7 +980,7 @@
         <w:pStyle w:val="Heading1"/>
       </w:pPr>
       <w:bookmarkStart w:id="0" w:name="_Toc222608524"/>
-      <w:bookmarkStart w:id="1" w:name="_Toc222903159"/>
+      <w:bookmarkStart w:id="1" w:name="_Toc222938580"/>
       <w:r>
         <w:t>DECLARATION</w:t>
       </w:r>
@@ -1293,7 +1293,7 @@
         <w:pStyle w:val="Heading1"/>
       </w:pPr>
       <w:bookmarkStart w:id="2" w:name="_Toc222608525"/>
-      <w:bookmarkStart w:id="3" w:name="_Toc222903160"/>
+      <w:bookmarkStart w:id="3" w:name="_Toc222938581"/>
       <w:r>
         <w:t>ACKNOWLEDGEMENT</w:t>
       </w:r>
@@ -1406,7 +1406,7 @@
       <w:pPr>
         <w:pStyle w:val="Heading1"/>
       </w:pPr>
-      <w:bookmarkStart w:id="4" w:name="_Toc222903161"/>
+      <w:bookmarkStart w:id="4" w:name="_Toc222938582"/>
       <w:r>
         <w:t>TABLE OF CONTENTS</w:t>
       </w:r>
@@ -1462,13 +1462,129 @@
           <w:r>
             <w:fldChar w:fldCharType="separate"/>
           </w:r>
-          <w:hyperlink w:anchor="_Toc222903159" w:history="1">
+          <w:bookmarkStart w:id="5" w:name="_GoBack"/>
+          <w:bookmarkEnd w:id="5"/>
+          <w:r>
+            <w:rPr>
+              <w:rStyle w:val="Hyperlink"/>
+              <w:noProof/>
+            </w:rPr>
+            <w:fldChar w:fldCharType="begin"/>
+          </w:r>
+          <w:r>
+            <w:rPr>
+              <w:rStyle w:val="Hyperlink"/>
+              <w:noProof/>
+            </w:rPr>
+            <w:instrText xml:space="preserve"> </w:instrText>
+          </w:r>
+          <w:r>
+            <w:rPr>
+              <w:noProof/>
+            </w:rPr>
+            <w:instrText>HYPERLINK \l "_Toc222938580"</w:instrText>
+          </w:r>
+          <w:r>
+            <w:rPr>
+              <w:rStyle w:val="Hyperlink"/>
+              <w:noProof/>
+            </w:rPr>
+            <w:instrText xml:space="preserve"> </w:instrText>
+          </w:r>
+          <w:r>
+            <w:rPr>
+              <w:rStyle w:val="Hyperlink"/>
+              <w:noProof/>
+            </w:rPr>
+          </w:r>
+          <w:r>
+            <w:rPr>
+              <w:rStyle w:val="Hyperlink"/>
+              <w:noProof/>
+            </w:rPr>
+            <w:fldChar w:fldCharType="separate"/>
+          </w:r>
+          <w:r>
+            <w:rPr>
+              <w:rStyle w:val="Hyperlink"/>
+              <w:noProof/>
+            </w:rPr>
+            <w:t>DECLARATION</w:t>
+          </w:r>
+          <w:r>
+            <w:rPr>
+              <w:noProof/>
+              <w:webHidden/>
+            </w:rPr>
+            <w:tab/>
+          </w:r>
+          <w:r>
+            <w:rPr>
+              <w:noProof/>
+              <w:webHidden/>
+            </w:rPr>
+            <w:fldChar w:fldCharType="begin"/>
+          </w:r>
+          <w:r>
+            <w:rPr>
+              <w:noProof/>
+              <w:webHidden/>
+            </w:rPr>
+            <w:instrText xml:space="preserve"> PAGEREF _Toc222938580 \h </w:instrText>
+          </w:r>
+          <w:r>
+            <w:rPr>
+              <w:noProof/>
+              <w:webHidden/>
+            </w:rPr>
+          </w:r>
+          <w:r>
+            <w:rPr>
+              <w:noProof/>
+              <w:webHidden/>
+            </w:rPr>
+            <w:fldChar w:fldCharType="separate"/>
+          </w:r>
+          <w:r>
+            <w:rPr>
+              <w:noProof/>
+              <w:webHidden/>
+            </w:rPr>
+            <w:t>2</w:t>
+          </w:r>
+          <w:r>
+            <w:rPr>
+              <w:noProof/>
+              <w:webHidden/>
+            </w:rPr>
+            <w:fldChar w:fldCharType="end"/>
+          </w:r>
+          <w:r>
+            <w:rPr>
+              <w:rStyle w:val="Hyperlink"/>
+              <w:noProof/>
+            </w:rPr>
+            <w:fldChar w:fldCharType="end"/>
+          </w:r>
+        </w:p>
+        <w:p>
+          <w:pPr>
+            <w:pStyle w:val="TOC1"/>
+            <w:tabs>
+              <w:tab w:val="right" w:leader="dot" w:pos="10478"/>
+            </w:tabs>
+            <w:rPr>
+              <w:rFonts w:asciiTheme="minorHAnsi" w:eastAsiaTheme="minorEastAsia" w:hAnsiTheme="minorHAnsi" w:cstheme="minorBidi"/>
+              <w:noProof/>
+            </w:rPr>
+          </w:pPr>
+          <w:hyperlink w:anchor="_Toc222938581" w:history="1">
             <w:r>
               <w:rPr>
                 <w:rStyle w:val="Hyperlink"/>
                 <w:noProof/>
               </w:rPr>
-              <w:t>DECLARATION</w:t>
+              <w:t>ACKNOWLEDGEMENT</w:t>
             </w:r>
             <w:r>
               <w:rPr>
@@ -1489,7 +1605,7 @@
                 <w:noProof/>
                 <w:webHidden/>
               </w:rPr>
-              <w:instrText xml:space="preserve"> PAGEREF _Toc222903159 \h </w:instrText>
+              <w:instrText xml:space="preserve"> PAGEREF _Toc222938581 \h </w:instrText>
             </w:r>
             <w:r>
               <w:rPr>
@@ -1509,7 +1625,7 @@
                 <w:noProof/>
                 <w:webHidden/>
               </w:rPr>
-              <w:t>2</w:t>
+              <w:t>3</w:t>
             </w:r>
             <w:r>
               <w:rPr>
@@ -1531,13 +1647,13 @@
               <w:noProof/>
             </w:rPr>
           </w:pPr>
-          <w:hyperlink w:anchor="_Toc222903160" w:history="1">
+          <w:hyperlink w:anchor="_Toc222938582" w:history="1">
             <w:r>
               <w:rPr>
                 <w:rStyle w:val="Hyperlink"/>
                 <w:noProof/>
               </w:rPr>
-              <w:t>ACKNOWLEDGEMENT</w:t>
+              <w:t>TABLE OF CONTENTS</w:t>
             </w:r>
             <w:r>
               <w:rPr>
@@ -1558,7 +1674,7 @@
                 <w:noProof/>
                 <w:webHidden/>
               </w:rPr>
-              <w:instrText xml:space="preserve"> PAGEREF _Toc222903160 \h </w:instrText>
+              <w:instrText xml:space="preserve"> PAGEREF _Toc222938582 \h </w:instrText>
             </w:r>
             <w:r>
               <w:rPr>
@@ -1578,7 +1694,7 @@
                 <w:noProof/>
                 <w:webHidden/>
               </w:rPr>
-              <w:t>3</w:t>
+              <w:t>4</w:t>
             </w:r>
             <w:r>
               <w:rPr>
@@ -1600,13 +1716,13 @@
               <w:noProof/>
             </w:rPr>
           </w:pPr>
-          <w:hyperlink w:anchor="_Toc222903161" w:history="1">
+          <w:hyperlink w:anchor="_Toc222938583" w:history="1">
             <w:r>
               <w:rPr>
                 <w:rStyle w:val="Hyperlink"/>
                 <w:noProof/>
               </w:rPr>
-              <w:t>TABLE OF CONTENTS</w:t>
+              <w:t>INTRODUCTION</w:t>
             </w:r>
             <w:r>
               <w:rPr>
@@ -1627,7 +1743,7 @@
                 <w:noProof/>
                 <w:webHidden/>
               </w:rPr>
-              <w:instrText xml:space="preserve"> PAGEREF _Toc222903161 \h </w:instrText>
+              <w:instrText xml:space="preserve"> PAGEREF _Toc222938583 \h </w:instrText>
             </w:r>
             <w:r>
               <w:rPr>
@@ -1647,7 +1763,7 @@
                 <w:noProof/>
                 <w:webHidden/>
               </w:rPr>
-              <w:t>4</w:t>
+              <w:t>6</w:t>
             </w:r>
             <w:r>
               <w:rPr>
@@ -1669,13 +1785,13 @@
               <w:noProof/>
             </w:rPr>
           </w:pPr>
-          <w:hyperlink w:anchor="_Toc222903162" w:history="1">
+          <w:hyperlink w:anchor="_Toc222938584" w:history="1">
             <w:r>
               <w:rPr>
                 <w:rStyle w:val="Hyperlink"/>
                 <w:noProof/>
               </w:rPr>
-              <w:t>INTRODUCTION</w:t>
+              <w:t>SYSTEM DEVELOPMENT</w:t>
             </w:r>
             <w:r>
               <w:rPr>
@@ -1696,7 +1812,7 @@
                 <w:noProof/>
                 <w:webHidden/>
               </w:rPr>
-              <w:instrText xml:space="preserve"> PAGEREF _Toc222903162 \h </w:instrText>
+              <w:instrText xml:space="preserve"> PAGEREF _Toc222938584 \h </w:instrText>
             </w:r>
             <w:r>
               <w:rPr>
@@ -1716,7 +1832,1042 @@
                 <w:noProof/>
                 <w:webHidden/>
               </w:rPr>
-              <w:t>6</w:t>
+              <w:t>7</w:t>
+            </w:r>
+            <w:r>
+              <w:rPr>
+                <w:noProof/>
+                <w:webHidden/>
+              </w:rPr>
+              <w:fldChar w:fldCharType="end"/>
+            </w:r>
+          </w:hyperlink>
+        </w:p>
+        <w:p>
+          <w:pPr>
+            <w:pStyle w:val="TOC2"/>
+            <w:tabs>
+              <w:tab w:val="right" w:leader="dot" w:pos="10478"/>
+            </w:tabs>
+            <w:rPr>
+              <w:rFonts w:asciiTheme="minorHAnsi" w:eastAsiaTheme="minorEastAsia" w:hAnsiTheme="minorHAnsi" w:cstheme="minorBidi"/>
+              <w:noProof/>
+            </w:rPr>
+          </w:pPr>
+          <w:hyperlink w:anchor="_Toc222938585" w:history="1">
+            <w:r>
+              <w:rPr>
+                <w:rStyle w:val="Hyperlink"/>
+                <w:noProof/>
+              </w:rPr>
+              <w:t>System Overview</w:t>
+            </w:r>
+            <w:r>
+              <w:rPr>
+                <w:noProof/>
+                <w:webHidden/>
+              </w:rPr>
+              <w:tab/>
+            </w:r>
+            <w:r>
+              <w:rPr>
+                <w:noProof/>
+                <w:webHidden/>
+              </w:rPr>
+              <w:fldChar w:fldCharType="begin"/>
+            </w:r>
+            <w:r>
+              <w:rPr>
+                <w:noProof/>
+                <w:webHidden/>
+              </w:rPr>
+              <w:instrText xml:space="preserve"> PAGEREF _Toc222938585 \h </w:instrText>
+            </w:r>
+            <w:r>
+              <w:rPr>
+                <w:noProof/>
+                <w:webHidden/>
+              </w:rPr>
+            </w:r>
+            <w:r>
+              <w:rPr>
+                <w:noProof/>
+                <w:webHidden/>
+              </w:rPr>
+              <w:fldChar w:fldCharType="separate"/>
+            </w:r>
+            <w:r>
+              <w:rPr>
+                <w:noProof/>
+                <w:webHidden/>
+              </w:rPr>
+              <w:t>7</w:t>
+            </w:r>
+            <w:r>
+              <w:rPr>
+                <w:noProof/>
+                <w:webHidden/>
+              </w:rPr>
+              <w:fldChar w:fldCharType="end"/>
+            </w:r>
+          </w:hyperlink>
+        </w:p>
+        <w:p>
+          <w:pPr>
+            <w:pStyle w:val="TOC2"/>
+            <w:tabs>
+              <w:tab w:val="right" w:leader="dot" w:pos="10478"/>
+            </w:tabs>
+            <w:rPr>
+              <w:rFonts w:asciiTheme="minorHAnsi" w:eastAsiaTheme="minorEastAsia" w:hAnsiTheme="minorHAnsi" w:cstheme="minorBidi"/>
+              <w:noProof/>
+            </w:rPr>
+          </w:pPr>
+          <w:hyperlink w:anchor="_Toc222938586" w:history="1">
+            <w:r>
+              <w:rPr>
+                <w:rStyle w:val="Hyperlink"/>
+                <w:noProof/>
+              </w:rPr>
+              <w:t>Objectives of the System</w:t>
+            </w:r>
+            <w:r>
+              <w:rPr>
+                <w:noProof/>
+                <w:webHidden/>
+              </w:rPr>
+              <w:tab/>
+            </w:r>
+            <w:r>
+              <w:rPr>
+                <w:noProof/>
+                <w:webHidden/>
+              </w:rPr>
+              <w:fldChar w:fldCharType="begin"/>
+            </w:r>
+            <w:r>
+              <w:rPr>
+                <w:noProof/>
+                <w:webHidden/>
+              </w:rPr>
+              <w:instrText xml:space="preserve"> PAGEREF _Toc222938586 \h </w:instrText>
+            </w:r>
+            <w:r>
+              <w:rPr>
+                <w:noProof/>
+                <w:webHidden/>
+              </w:rPr>
+            </w:r>
+            <w:r>
+              <w:rPr>
+                <w:noProof/>
+                <w:webHidden/>
+              </w:rPr>
+              <w:fldChar w:fldCharType="separate"/>
+            </w:r>
+            <w:r>
+              <w:rPr>
+                <w:noProof/>
+                <w:webHidden/>
+              </w:rPr>
+              <w:t>7</w:t>
+            </w:r>
+            <w:r>
+              <w:rPr>
+                <w:noProof/>
+                <w:webHidden/>
+              </w:rPr>
+              <w:fldChar w:fldCharType="end"/>
+            </w:r>
+          </w:hyperlink>
+        </w:p>
+        <w:p>
+          <w:pPr>
+            <w:pStyle w:val="TOC2"/>
+            <w:tabs>
+              <w:tab w:val="right" w:leader="dot" w:pos="10478"/>
+            </w:tabs>
+            <w:rPr>
+              <w:rFonts w:asciiTheme="minorHAnsi" w:eastAsiaTheme="minorEastAsia" w:hAnsiTheme="minorHAnsi" w:cstheme="minorBidi"/>
+              <w:noProof/>
+            </w:rPr>
+          </w:pPr>
+          <w:hyperlink w:anchor="_Toc222938587" w:history="1">
+            <w:r>
+              <w:rPr>
+                <w:rStyle w:val="Hyperlink"/>
+                <w:noProof/>
+              </w:rPr>
+              <w:t>Main Functionalities</w:t>
+            </w:r>
+            <w:r>
+              <w:rPr>
+                <w:noProof/>
+                <w:webHidden/>
+              </w:rPr>
+              <w:tab/>
+            </w:r>
+            <w:r>
+              <w:rPr>
+                <w:noProof/>
+                <w:webHidden/>
+              </w:rPr>
+              <w:fldChar w:fldCharType="begin"/>
+            </w:r>
+            <w:r>
+              <w:rPr>
+                <w:noProof/>
+                <w:webHidden/>
+              </w:rPr>
+              <w:instrText xml:space="preserve"> PAGEREF _Toc222938587 \h </w:instrText>
+            </w:r>
+            <w:r>
+              <w:rPr>
+                <w:noProof/>
+                <w:webHidden/>
+              </w:rPr>
+            </w:r>
+            <w:r>
+              <w:rPr>
+                <w:noProof/>
+                <w:webHidden/>
+              </w:rPr>
+              <w:fldChar w:fldCharType="separate"/>
+            </w:r>
+            <w:r>
+              <w:rPr>
+                <w:noProof/>
+                <w:webHidden/>
+              </w:rPr>
+              <w:t>7</w:t>
+            </w:r>
+            <w:r>
+              <w:rPr>
+                <w:noProof/>
+                <w:webHidden/>
+              </w:rPr>
+              <w:fldChar w:fldCharType="end"/>
+            </w:r>
+          </w:hyperlink>
+        </w:p>
+        <w:p>
+          <w:pPr>
+            <w:pStyle w:val="TOC2"/>
+            <w:tabs>
+              <w:tab w:val="right" w:leader="dot" w:pos="10478"/>
+            </w:tabs>
+            <w:rPr>
+              <w:rFonts w:asciiTheme="minorHAnsi" w:eastAsiaTheme="minorEastAsia" w:hAnsiTheme="minorHAnsi" w:cstheme="minorBidi"/>
+              <w:noProof/>
+            </w:rPr>
+          </w:pPr>
+          <w:hyperlink w:anchor="_Toc222938588" w:history="1">
+            <w:r>
+              <w:rPr>
+                <w:rStyle w:val="Hyperlink"/>
+                <w:noProof/>
+              </w:rPr>
+              <w:t>System Design</w:t>
+            </w:r>
+            <w:r>
+              <w:rPr>
+                <w:noProof/>
+                <w:webHidden/>
+              </w:rPr>
+              <w:tab/>
+            </w:r>
+            <w:r>
+              <w:rPr>
+                <w:noProof/>
+                <w:webHidden/>
+              </w:rPr>
+              <w:fldChar w:fldCharType="begin"/>
+            </w:r>
+            <w:r>
+              <w:rPr>
+                <w:noProof/>
+                <w:webHidden/>
+              </w:rPr>
+              <w:instrText xml:space="preserve"> PAGEREF _Toc222938588 \h </w:instrText>
+            </w:r>
+            <w:r>
+              <w:rPr>
+                <w:noProof/>
+                <w:webHidden/>
+              </w:rPr>
+            </w:r>
+            <w:r>
+              <w:rPr>
+                <w:noProof/>
+                <w:webHidden/>
+              </w:rPr>
+              <w:fldChar w:fldCharType="separate"/>
+            </w:r>
+            <w:r>
+              <w:rPr>
+                <w:noProof/>
+                <w:webHidden/>
+              </w:rPr>
+              <w:t>8</w:t>
+            </w:r>
+            <w:r>
+              <w:rPr>
+                <w:noProof/>
+                <w:webHidden/>
+              </w:rPr>
+              <w:fldChar w:fldCharType="end"/>
+            </w:r>
+          </w:hyperlink>
+        </w:p>
+        <w:p>
+          <w:pPr>
+            <w:pStyle w:val="TOC2"/>
+            <w:tabs>
+              <w:tab w:val="right" w:leader="dot" w:pos="10478"/>
+            </w:tabs>
+            <w:rPr>
+              <w:rFonts w:asciiTheme="minorHAnsi" w:eastAsiaTheme="minorEastAsia" w:hAnsiTheme="minorHAnsi" w:cstheme="minorBidi"/>
+              <w:noProof/>
+            </w:rPr>
+          </w:pPr>
+          <w:hyperlink w:anchor="_Toc222938589" w:history="1">
+            <w:r>
+              <w:rPr>
+                <w:rStyle w:val="Hyperlink"/>
+                <w:noProof/>
+              </w:rPr>
+              <w:t>Application of Object-Oriented Concepts</w:t>
+            </w:r>
+            <w:r>
+              <w:rPr>
+                <w:noProof/>
+                <w:webHidden/>
+              </w:rPr>
+              <w:tab/>
+            </w:r>
+            <w:r>
+              <w:rPr>
+                <w:noProof/>
+                <w:webHidden/>
+              </w:rPr>
+              <w:fldChar w:fldCharType="begin"/>
+            </w:r>
+            <w:r>
+              <w:rPr>
+                <w:noProof/>
+                <w:webHidden/>
+              </w:rPr>
+              <w:instrText xml:space="preserve"> PAGEREF _Toc222938589 \h </w:instrText>
+            </w:r>
+            <w:r>
+              <w:rPr>
+                <w:noProof/>
+                <w:webHidden/>
+              </w:rPr>
+            </w:r>
+            <w:r>
+              <w:rPr>
+                <w:noProof/>
+                <w:webHidden/>
+              </w:rPr>
+              <w:fldChar w:fldCharType="separate"/>
+            </w:r>
+            <w:r>
+              <w:rPr>
+                <w:noProof/>
+                <w:webHidden/>
+              </w:rPr>
+              <w:t>9</w:t>
+            </w:r>
+            <w:r>
+              <w:rPr>
+                <w:noProof/>
+                <w:webHidden/>
+              </w:rPr>
+              <w:fldChar w:fldCharType="end"/>
+            </w:r>
+          </w:hyperlink>
+        </w:p>
+        <w:p>
+          <w:pPr>
+            <w:pStyle w:val="TOC3"/>
+            <w:tabs>
+              <w:tab w:val="right" w:leader="dot" w:pos="10478"/>
+            </w:tabs>
+            <w:rPr>
+              <w:rFonts w:asciiTheme="minorHAnsi" w:eastAsiaTheme="minorEastAsia" w:hAnsiTheme="minorHAnsi" w:cstheme="minorBidi"/>
+              <w:noProof/>
+            </w:rPr>
+          </w:pPr>
+          <w:hyperlink w:anchor="_Toc222938590" w:history="1">
+            <w:r>
+              <w:rPr>
+                <w:rStyle w:val="Hyperlink"/>
+                <w:noProof/>
+              </w:rPr>
+              <w:t>Object</w:t>
+            </w:r>
+            <w:r>
+              <w:rPr>
+                <w:noProof/>
+                <w:webHidden/>
+              </w:rPr>
+              <w:tab/>
+            </w:r>
+            <w:r>
+              <w:rPr>
+                <w:noProof/>
+                <w:webHidden/>
+              </w:rPr>
+              <w:fldChar w:fldCharType="begin"/>
+            </w:r>
+            <w:r>
+              <w:rPr>
+                <w:noProof/>
+                <w:webHidden/>
+              </w:rPr>
+              <w:instrText xml:space="preserve"> PAGEREF _Toc222938590 \h </w:instrText>
+            </w:r>
+            <w:r>
+              <w:rPr>
+                <w:noProof/>
+                <w:webHidden/>
+              </w:rPr>
+            </w:r>
+            <w:r>
+              <w:rPr>
+                <w:noProof/>
+                <w:webHidden/>
+              </w:rPr>
+              <w:fldChar w:fldCharType="separate"/>
+            </w:r>
+            <w:r>
+              <w:rPr>
+                <w:noProof/>
+                <w:webHidden/>
+              </w:rPr>
+              <w:t>9</w:t>
+            </w:r>
+            <w:r>
+              <w:rPr>
+                <w:noProof/>
+                <w:webHidden/>
+              </w:rPr>
+              <w:fldChar w:fldCharType="end"/>
+            </w:r>
+          </w:hyperlink>
+        </w:p>
+        <w:p>
+          <w:pPr>
+            <w:pStyle w:val="TOC3"/>
+            <w:tabs>
+              <w:tab w:val="right" w:leader="dot" w:pos="10478"/>
+            </w:tabs>
+            <w:rPr>
+              <w:rFonts w:asciiTheme="minorHAnsi" w:eastAsiaTheme="minorEastAsia" w:hAnsiTheme="minorHAnsi" w:cstheme="minorBidi"/>
+              <w:noProof/>
+            </w:rPr>
+          </w:pPr>
+          <w:hyperlink w:anchor="_Toc222938591" w:history="1">
+            <w:r>
+              <w:rPr>
+                <w:rStyle w:val="Hyperlink"/>
+                <w:noProof/>
+              </w:rPr>
+              <w:t>Class</w:t>
+            </w:r>
+            <w:r>
+              <w:rPr>
+                <w:noProof/>
+                <w:webHidden/>
+              </w:rPr>
+              <w:tab/>
+            </w:r>
+            <w:r>
+              <w:rPr>
+                <w:noProof/>
+                <w:webHidden/>
+              </w:rPr>
+              <w:fldChar w:fldCharType="begin"/>
+            </w:r>
+            <w:r>
+              <w:rPr>
+                <w:noProof/>
+                <w:webHidden/>
+              </w:rPr>
+              <w:instrText xml:space="preserve"> PAGEREF _Toc222938591 \h </w:instrText>
+            </w:r>
+            <w:r>
+              <w:rPr>
+                <w:noProof/>
+                <w:webHidden/>
+              </w:rPr>
+            </w:r>
+            <w:r>
+              <w:rPr>
+                <w:noProof/>
+                <w:webHidden/>
+              </w:rPr>
+              <w:fldChar w:fldCharType="separate"/>
+            </w:r>
+            <w:r>
+              <w:rPr>
+                <w:noProof/>
+                <w:webHidden/>
+              </w:rPr>
+              <w:t>9</w:t>
+            </w:r>
+            <w:r>
+              <w:rPr>
+                <w:noProof/>
+                <w:webHidden/>
+              </w:rPr>
+              <w:fldChar w:fldCharType="end"/>
+            </w:r>
+          </w:hyperlink>
+        </w:p>
+        <w:p>
+          <w:pPr>
+            <w:pStyle w:val="TOC3"/>
+            <w:tabs>
+              <w:tab w:val="right" w:leader="dot" w:pos="10478"/>
+            </w:tabs>
+            <w:rPr>
+              <w:rFonts w:asciiTheme="minorHAnsi" w:eastAsiaTheme="minorEastAsia" w:hAnsiTheme="minorHAnsi" w:cstheme="minorBidi"/>
+              <w:noProof/>
+            </w:rPr>
+          </w:pPr>
+          <w:hyperlink w:anchor="_Toc222938592" w:history="1">
+            <w:r>
+              <w:rPr>
+                <w:rStyle w:val="Hyperlink"/>
+                <w:noProof/>
+              </w:rPr>
+              <w:t>Abstraction</w:t>
+            </w:r>
+            <w:r>
+              <w:rPr>
+                <w:noProof/>
+                <w:webHidden/>
+              </w:rPr>
+              <w:tab/>
+            </w:r>
+            <w:r>
+              <w:rPr>
+                <w:noProof/>
+                <w:webHidden/>
+              </w:rPr>
+              <w:fldChar w:fldCharType="begin"/>
+            </w:r>
+            <w:r>
+              <w:rPr>
+                <w:noProof/>
+                <w:webHidden/>
+              </w:rPr>
+              <w:instrText xml:space="preserve"> PAGEREF _Toc222938592 \h </w:instrText>
+            </w:r>
+            <w:r>
+              <w:rPr>
+                <w:noProof/>
+                <w:webHidden/>
+              </w:rPr>
+            </w:r>
+            <w:r>
+              <w:rPr>
+                <w:noProof/>
+                <w:webHidden/>
+              </w:rPr>
+              <w:fldChar w:fldCharType="separate"/>
+            </w:r>
+            <w:r>
+              <w:rPr>
+                <w:noProof/>
+                <w:webHidden/>
+              </w:rPr>
+              <w:t>10</w:t>
+            </w:r>
+            <w:r>
+              <w:rPr>
+                <w:noProof/>
+                <w:webHidden/>
+              </w:rPr>
+              <w:fldChar w:fldCharType="end"/>
+            </w:r>
+          </w:hyperlink>
+        </w:p>
+        <w:p>
+          <w:pPr>
+            <w:pStyle w:val="TOC3"/>
+            <w:tabs>
+              <w:tab w:val="right" w:leader="dot" w:pos="10478"/>
+            </w:tabs>
+            <w:rPr>
+              <w:rFonts w:asciiTheme="minorHAnsi" w:eastAsiaTheme="minorEastAsia" w:hAnsiTheme="minorHAnsi" w:cstheme="minorBidi"/>
+              <w:noProof/>
+            </w:rPr>
+          </w:pPr>
+          <w:hyperlink w:anchor="_Toc222938593" w:history="1">
+            <w:r>
+              <w:rPr>
+                <w:rStyle w:val="Hyperlink"/>
+                <w:noProof/>
+              </w:rPr>
+              <w:t>Encapsulation</w:t>
+            </w:r>
+            <w:r>
+              <w:rPr>
+                <w:noProof/>
+                <w:webHidden/>
+              </w:rPr>
+              <w:tab/>
+            </w:r>
+            <w:r>
+              <w:rPr>
+                <w:noProof/>
+                <w:webHidden/>
+              </w:rPr>
+              <w:fldChar w:fldCharType="begin"/>
+            </w:r>
+            <w:r>
+              <w:rPr>
+                <w:noProof/>
+                <w:webHidden/>
+              </w:rPr>
+              <w:instrText xml:space="preserve"> PAGEREF _Toc222938593 \h </w:instrText>
+            </w:r>
+            <w:r>
+              <w:rPr>
+                <w:noProof/>
+                <w:webHidden/>
+              </w:rPr>
+            </w:r>
+            <w:r>
+              <w:rPr>
+                <w:noProof/>
+                <w:webHidden/>
+              </w:rPr>
+              <w:fldChar w:fldCharType="separate"/>
+            </w:r>
+            <w:r>
+              <w:rPr>
+                <w:noProof/>
+                <w:webHidden/>
+              </w:rPr>
+              <w:t>10</w:t>
+            </w:r>
+            <w:r>
+              <w:rPr>
+                <w:noProof/>
+                <w:webHidden/>
+              </w:rPr>
+              <w:fldChar w:fldCharType="end"/>
+            </w:r>
+          </w:hyperlink>
+        </w:p>
+        <w:p>
+          <w:pPr>
+            <w:pStyle w:val="TOC3"/>
+            <w:tabs>
+              <w:tab w:val="right" w:leader="dot" w:pos="10478"/>
+            </w:tabs>
+            <w:rPr>
+              <w:rFonts w:asciiTheme="minorHAnsi" w:eastAsiaTheme="minorEastAsia" w:hAnsiTheme="minorHAnsi" w:cstheme="minorBidi"/>
+              <w:noProof/>
+            </w:rPr>
+          </w:pPr>
+          <w:hyperlink w:anchor="_Toc222938594" w:history="1">
+            <w:r>
+              <w:rPr>
+                <w:rStyle w:val="Hyperlink"/>
+                <w:noProof/>
+              </w:rPr>
+              <w:t>Inheritance</w:t>
+            </w:r>
+            <w:r>
+              <w:rPr>
+                <w:noProof/>
+                <w:webHidden/>
+              </w:rPr>
+              <w:tab/>
+            </w:r>
+            <w:r>
+              <w:rPr>
+                <w:noProof/>
+                <w:webHidden/>
+              </w:rPr>
+              <w:fldChar w:fldCharType="begin"/>
+            </w:r>
+            <w:r>
+              <w:rPr>
+                <w:noProof/>
+                <w:webHidden/>
+              </w:rPr>
+              <w:instrText xml:space="preserve"> PAGEREF _Toc222938594 \h </w:instrText>
+            </w:r>
+            <w:r>
+              <w:rPr>
+                <w:noProof/>
+                <w:webHidden/>
+              </w:rPr>
+            </w:r>
+            <w:r>
+              <w:rPr>
+                <w:noProof/>
+                <w:webHidden/>
+              </w:rPr>
+              <w:fldChar w:fldCharType="separate"/>
+            </w:r>
+            <w:r>
+              <w:rPr>
+                <w:noProof/>
+                <w:webHidden/>
+              </w:rPr>
+              <w:t>11</w:t>
+            </w:r>
+            <w:r>
+              <w:rPr>
+                <w:noProof/>
+                <w:webHidden/>
+              </w:rPr>
+              <w:fldChar w:fldCharType="end"/>
+            </w:r>
+          </w:hyperlink>
+        </w:p>
+        <w:p>
+          <w:pPr>
+            <w:pStyle w:val="TOC3"/>
+            <w:tabs>
+              <w:tab w:val="right" w:leader="dot" w:pos="10478"/>
+            </w:tabs>
+            <w:rPr>
+              <w:rFonts w:asciiTheme="minorHAnsi" w:eastAsiaTheme="minorEastAsia" w:hAnsiTheme="minorHAnsi" w:cstheme="minorBidi"/>
+              <w:noProof/>
+            </w:rPr>
+          </w:pPr>
+          <w:hyperlink w:anchor="_Toc222938595" w:history="1">
+            <w:r>
+              <w:rPr>
+                <w:rStyle w:val="Hyperlink"/>
+                <w:noProof/>
+              </w:rPr>
+              <w:t>Polymorphism</w:t>
+            </w:r>
+            <w:r>
+              <w:rPr>
+                <w:noProof/>
+                <w:webHidden/>
+              </w:rPr>
+              <w:tab/>
+            </w:r>
+            <w:r>
+              <w:rPr>
+                <w:noProof/>
+                <w:webHidden/>
+              </w:rPr>
+              <w:fldChar w:fldCharType="begin"/>
+            </w:r>
+            <w:r>
+              <w:rPr>
+                <w:noProof/>
+                <w:webHidden/>
+              </w:rPr>
+              <w:instrText xml:space="preserve"> PAGEREF _Toc222938595 \h </w:instrText>
+            </w:r>
+            <w:r>
+              <w:rPr>
+                <w:noProof/>
+                <w:webHidden/>
+              </w:rPr>
+            </w:r>
+            <w:r>
+              <w:rPr>
+                <w:noProof/>
+                <w:webHidden/>
+              </w:rPr>
+              <w:fldChar w:fldCharType="separate"/>
+            </w:r>
+            <w:r>
+              <w:rPr>
+                <w:noProof/>
+                <w:webHidden/>
+              </w:rPr>
+              <w:t>12</w:t>
+            </w:r>
+            <w:r>
+              <w:rPr>
+                <w:noProof/>
+                <w:webHidden/>
+              </w:rPr>
+              <w:fldChar w:fldCharType="end"/>
+            </w:r>
+          </w:hyperlink>
+        </w:p>
+        <w:p>
+          <w:pPr>
+            <w:pStyle w:val="TOC2"/>
+            <w:tabs>
+              <w:tab w:val="right" w:leader="dot" w:pos="10478"/>
+            </w:tabs>
+            <w:rPr>
+              <w:rFonts w:asciiTheme="minorHAnsi" w:eastAsiaTheme="minorEastAsia" w:hAnsiTheme="minorHAnsi" w:cstheme="minorBidi"/>
+              <w:noProof/>
+            </w:rPr>
+          </w:pPr>
+          <w:hyperlink w:anchor="_Toc222938596" w:history="1">
+            <w:r>
+              <w:rPr>
+                <w:rStyle w:val="Hyperlink"/>
+                <w:noProof/>
+              </w:rPr>
+              <w:t>Source Code</w:t>
+            </w:r>
+            <w:r>
+              <w:rPr>
+                <w:noProof/>
+                <w:webHidden/>
+              </w:rPr>
+              <w:tab/>
+            </w:r>
+            <w:r>
+              <w:rPr>
+                <w:noProof/>
+                <w:webHidden/>
+              </w:rPr>
+              <w:fldChar w:fldCharType="begin"/>
+            </w:r>
+            <w:r>
+              <w:rPr>
+                <w:noProof/>
+                <w:webHidden/>
+              </w:rPr>
+              <w:instrText xml:space="preserve"> PAGEREF _Toc222938596 \h </w:instrText>
+            </w:r>
+            <w:r>
+              <w:rPr>
+                <w:noProof/>
+                <w:webHidden/>
+              </w:rPr>
+            </w:r>
+            <w:r>
+              <w:rPr>
+                <w:noProof/>
+                <w:webHidden/>
+              </w:rPr>
+              <w:fldChar w:fldCharType="separate"/>
+            </w:r>
+            <w:r>
+              <w:rPr>
+                <w:noProof/>
+                <w:webHidden/>
+              </w:rPr>
+              <w:t>12</w:t>
+            </w:r>
+            <w:r>
+              <w:rPr>
+                <w:noProof/>
+                <w:webHidden/>
+              </w:rPr>
+              <w:fldChar w:fldCharType="end"/>
+            </w:r>
+          </w:hyperlink>
+        </w:p>
+        <w:p>
+          <w:pPr>
+            <w:pStyle w:val="TOC3"/>
+            <w:tabs>
+              <w:tab w:val="right" w:leader="dot" w:pos="10478"/>
+            </w:tabs>
+            <w:rPr>
+              <w:rFonts w:asciiTheme="minorHAnsi" w:eastAsiaTheme="minorEastAsia" w:hAnsiTheme="minorHAnsi" w:cstheme="minorBidi"/>
+              <w:noProof/>
+            </w:rPr>
+          </w:pPr>
+          <w:hyperlink w:anchor="_Toc222938597" w:history="1">
+            <w:r>
+              <w:rPr>
+                <w:rStyle w:val="Hyperlink"/>
+                <w:noProof/>
+              </w:rPr>
+              <w:t>UserService.java</w:t>
+            </w:r>
+            <w:r>
+              <w:rPr>
+                <w:noProof/>
+                <w:webHidden/>
+              </w:rPr>
+              <w:tab/>
+            </w:r>
+            <w:r>
+              <w:rPr>
+                <w:noProof/>
+                <w:webHidden/>
+              </w:rPr>
+              <w:fldChar w:fldCharType="begin"/>
+            </w:r>
+            <w:r>
+              <w:rPr>
+                <w:noProof/>
+                <w:webHidden/>
+              </w:rPr>
+              <w:instrText xml:space="preserve"> PAGEREF _Toc222938597 \h </w:instrText>
+            </w:r>
+            <w:r>
+              <w:rPr>
+                <w:noProof/>
+                <w:webHidden/>
+              </w:rPr>
+            </w:r>
+            <w:r>
+              <w:rPr>
+                <w:noProof/>
+                <w:webHidden/>
+              </w:rPr>
+              <w:fldChar w:fldCharType="separate"/>
+            </w:r>
+            <w:r>
+              <w:rPr>
+                <w:noProof/>
+                <w:webHidden/>
+              </w:rPr>
+              <w:t>13</w:t>
+            </w:r>
+            <w:r>
+              <w:rPr>
+                <w:noProof/>
+                <w:webHidden/>
+              </w:rPr>
+              <w:fldChar w:fldCharType="end"/>
+            </w:r>
+          </w:hyperlink>
+        </w:p>
+        <w:p>
+          <w:pPr>
+            <w:pStyle w:val="TOC3"/>
+            <w:tabs>
+              <w:tab w:val="right" w:leader="dot" w:pos="10478"/>
+            </w:tabs>
+            <w:rPr>
+              <w:rFonts w:asciiTheme="minorHAnsi" w:eastAsiaTheme="minorEastAsia" w:hAnsiTheme="minorHAnsi" w:cstheme="minorBidi"/>
+              <w:noProof/>
+            </w:rPr>
+          </w:pPr>
+          <w:hyperlink w:anchor="_Toc222938598" w:history="1">
+            <w:r>
+              <w:rPr>
+                <w:rStyle w:val="Hyperlink"/>
+                <w:noProof/>
+              </w:rPr>
+              <w:t>LoginController.java</w:t>
+            </w:r>
+            <w:r>
+              <w:rPr>
+                <w:noProof/>
+                <w:webHidden/>
+              </w:rPr>
+              <w:tab/>
+            </w:r>
+            <w:r>
+              <w:rPr>
+                <w:noProof/>
+                <w:webHidden/>
+              </w:rPr>
+              <w:fldChar w:fldCharType="begin"/>
+            </w:r>
+            <w:r>
+              <w:rPr>
+                <w:noProof/>
+                <w:webHidden/>
+              </w:rPr>
+              <w:instrText xml:space="preserve"> PAGEREF _Toc222938598 \h </w:instrText>
+            </w:r>
+            <w:r>
+              <w:rPr>
+                <w:noProof/>
+                <w:webHidden/>
+              </w:rPr>
+            </w:r>
+            <w:r>
+              <w:rPr>
+                <w:noProof/>
+                <w:webHidden/>
+              </w:rPr>
+              <w:fldChar w:fldCharType="separate"/>
+            </w:r>
+            <w:r>
+              <w:rPr>
+                <w:noProof/>
+                <w:webHidden/>
+              </w:rPr>
+              <w:t>13</w:t>
+            </w:r>
+            <w:r>
+              <w:rPr>
+                <w:noProof/>
+                <w:webHidden/>
+              </w:rPr>
+              <w:fldChar w:fldCharType="end"/>
+            </w:r>
+          </w:hyperlink>
+        </w:p>
+        <w:p>
+          <w:pPr>
+            <w:pStyle w:val="TOC2"/>
+            <w:tabs>
+              <w:tab w:val="right" w:leader="dot" w:pos="10478"/>
+            </w:tabs>
+            <w:rPr>
+              <w:rFonts w:asciiTheme="minorHAnsi" w:eastAsiaTheme="minorEastAsia" w:hAnsiTheme="minorHAnsi" w:cstheme="minorBidi"/>
+              <w:noProof/>
+            </w:rPr>
+          </w:pPr>
+          <w:hyperlink w:anchor="_Toc222938599" w:history="1">
+            <w:r>
+              <w:rPr>
+                <w:rStyle w:val="Hyperlink"/>
+                <w:noProof/>
+              </w:rPr>
+              <w:t>Testing and Output</w:t>
+            </w:r>
+            <w:r>
+              <w:rPr>
+                <w:noProof/>
+                <w:webHidden/>
+              </w:rPr>
+              <w:tab/>
+            </w:r>
+            <w:r>
+              <w:rPr>
+                <w:noProof/>
+                <w:webHidden/>
+              </w:rPr>
+              <w:fldChar w:fldCharType="begin"/>
+            </w:r>
+            <w:r>
+              <w:rPr>
+                <w:noProof/>
+                <w:webHidden/>
+              </w:rPr>
+              <w:instrText xml:space="preserve"> PAGEREF _Toc222938599 \h </w:instrText>
+            </w:r>
+            <w:r>
+              <w:rPr>
+                <w:noProof/>
+                <w:webHidden/>
+              </w:rPr>
+            </w:r>
+            <w:r>
+              <w:rPr>
+                <w:noProof/>
+                <w:webHidden/>
+              </w:rPr>
+              <w:fldChar w:fldCharType="separate"/>
+            </w:r>
+            <w:r>
+              <w:rPr>
+                <w:noProof/>
+                <w:webHidden/>
+              </w:rPr>
+              <w:t>14</w:t>
             </w:r>
             <w:r>
               <w:rPr>
@@ -1738,13 +2889,13 @@
               <w:noProof/>
             </w:rPr>
           </w:pPr>
-          <w:hyperlink w:anchor="_Toc222903163" w:history="1">
+          <w:hyperlink w:anchor="_Toc222938600" w:history="1">
             <w:r>
               <w:rPr>
                 <w:rStyle w:val="Hyperlink"/>
                 <w:noProof/>
               </w:rPr>
-              <w:t>SYSTEM DEVELOPMENT</w:t>
+              <w:t>USER MANUAL</w:t>
             </w:r>
             <w:r>
               <w:rPr>
@@ -1765,7 +2916,7 @@
                 <w:noProof/>
                 <w:webHidden/>
               </w:rPr>
-              <w:instrText xml:space="preserve"> PAGEREF _Toc222903163 \h </w:instrText>
+              <w:instrText xml:space="preserve"> PAGEREF _Toc222938600 \h </w:instrText>
             </w:r>
             <w:r>
               <w:rPr>
@@ -1785,7 +2936,7 @@
                 <w:noProof/>
                 <w:webHidden/>
               </w:rPr>
-              <w:t>7</w:t>
+              <w:t>16</w:t>
             </w:r>
             <w:r>
               <w:rPr>
@@ -1807,13 +2958,13 @@
               <w:noProof/>
             </w:rPr>
           </w:pPr>
-          <w:hyperlink w:anchor="_Toc222903164" w:history="1">
+          <w:hyperlink w:anchor="_Toc222938601" w:history="1">
             <w:r>
               <w:rPr>
                 <w:rStyle w:val="Hyperlink"/>
                 <w:noProof/>
               </w:rPr>
-              <w:t>System Overview</w:t>
+              <w:t>System Requirements</w:t>
             </w:r>
             <w:r>
               <w:rPr>
@@ -1834,7 +2985,7 @@
                 <w:noProof/>
                 <w:webHidden/>
               </w:rPr>
-              <w:instrText xml:space="preserve"> PAGEREF _Toc222903164 \h </w:instrText>
+              <w:instrText xml:space="preserve"> PAGEREF _Toc222938601 \h </w:instrText>
             </w:r>
             <w:r>
               <w:rPr>
@@ -1854,7 +3005,7 @@
                 <w:noProof/>
                 <w:webHidden/>
               </w:rPr>
-              <w:t>7</w:t>
+              <w:t>16</w:t>
             </w:r>
             <w:r>
               <w:rPr>
@@ -1876,13 +3027,13 @@
               <w:noProof/>
             </w:rPr>
           </w:pPr>
-          <w:hyperlink w:anchor="_Toc222903165" w:history="1">
+          <w:hyperlink w:anchor="_Toc222938602" w:history="1">
             <w:r>
               <w:rPr>
                 <w:rStyle w:val="Hyperlink"/>
                 <w:noProof/>
               </w:rPr>
-              <w:t>Objectives of the System</w:t>
+              <w:t>Installation Guide</w:t>
             </w:r>
             <w:r>
               <w:rPr>
@@ -1903,7 +3054,7 @@
                 <w:noProof/>
                 <w:webHidden/>
               </w:rPr>
-              <w:instrText xml:space="preserve"> PAGEREF _Toc222903165 \h </w:instrText>
+              <w:instrText xml:space="preserve"> PAGEREF _Toc222938602 \h </w:instrText>
             </w:r>
             <w:r>
               <w:rPr>
@@ -1923,7 +3074,7 @@
                 <w:noProof/>
                 <w:webHidden/>
               </w:rPr>
-              <w:t>7</w:t>
+              <w:t>16</w:t>
             </w:r>
             <w:r>
               <w:rPr>
@@ -1945,13 +3096,13 @@
               <w:noProof/>
             </w:rPr>
           </w:pPr>
-          <w:hyperlink w:anchor="_Toc222903166" w:history="1">
+          <w:hyperlink w:anchor="_Toc222938603" w:history="1">
             <w:r>
               <w:rPr>
                 <w:rStyle w:val="Hyperlink"/>
                 <w:noProof/>
               </w:rPr>
-              <w:t>Main Functionalities</w:t>
+              <w:t>How to Use the System</w:t>
             </w:r>
             <w:r>
               <w:rPr>
@@ -1972,7 +3123,7 @@
                 <w:noProof/>
                 <w:webHidden/>
               </w:rPr>
-              <w:instrText xml:space="preserve"> PAGEREF _Toc222903166 \h </w:instrText>
+              <w:instrText xml:space="preserve"> PAGEREF _Toc222938603 \h </w:instrText>
             </w:r>
             <w:r>
               <w:rPr>
@@ -1992,7 +3143,575 @@
                 <w:noProof/>
                 <w:webHidden/>
               </w:rPr>
-              <w:t>7</w:t>
+              <w:t>17</w:t>
+            </w:r>
+            <w:r>
+              <w:rPr>
+                <w:noProof/>
+                <w:webHidden/>
+              </w:rPr>
+              <w:fldChar w:fldCharType="end"/>
+            </w:r>
+          </w:hyperlink>
+        </w:p>
+        <w:p>
+          <w:pPr>
+            <w:pStyle w:val="TOC3"/>
+            <w:tabs>
+              <w:tab w:val="right" w:leader="dot" w:pos="10478"/>
+            </w:tabs>
+            <w:rPr>
+              <w:rFonts w:asciiTheme="minorHAnsi" w:eastAsiaTheme="minorEastAsia" w:hAnsiTheme="minorHAnsi" w:cstheme="minorBidi"/>
+              <w:noProof/>
+            </w:rPr>
+          </w:pPr>
+          <w:hyperlink w:anchor="_Toc222938604" w:history="1">
+            <w:r>
+              <w:rPr>
+                <w:rStyle w:val="Hyperlink"/>
+                <w:rFonts w:cs="Times New Roman"/>
+                <w:bCs/>
+                <w:noProof/>
+              </w:rPr>
+              <w:t>Logging In</w:t>
+            </w:r>
+            <w:r>
+              <w:rPr>
+                <w:noProof/>
+                <w:webHidden/>
+              </w:rPr>
+              <w:tab/>
+            </w:r>
+            <w:r>
+              <w:rPr>
+                <w:noProof/>
+                <w:webHidden/>
+              </w:rPr>
+              <w:fldChar w:fldCharType="begin"/>
+            </w:r>
+            <w:r>
+              <w:rPr>
+                <w:noProof/>
+                <w:webHidden/>
+              </w:rPr>
+              <w:instrText xml:space="preserve"> PAGEREF _Toc222938604 \h </w:instrText>
+            </w:r>
+            <w:r>
+              <w:rPr>
+                <w:noProof/>
+                <w:webHidden/>
+              </w:rPr>
+            </w:r>
+            <w:r>
+              <w:rPr>
+                <w:noProof/>
+                <w:webHidden/>
+              </w:rPr>
+              <w:fldChar w:fldCharType="separate"/>
+            </w:r>
+            <w:r>
+              <w:rPr>
+                <w:noProof/>
+                <w:webHidden/>
+              </w:rPr>
+              <w:t>17</w:t>
+            </w:r>
+            <w:r>
+              <w:rPr>
+                <w:noProof/>
+                <w:webHidden/>
+              </w:rPr>
+              <w:fldChar w:fldCharType="end"/>
+            </w:r>
+          </w:hyperlink>
+        </w:p>
+        <w:p>
+          <w:pPr>
+            <w:pStyle w:val="TOC3"/>
+            <w:tabs>
+              <w:tab w:val="right" w:leader="dot" w:pos="10478"/>
+            </w:tabs>
+            <w:rPr>
+              <w:rFonts w:asciiTheme="minorHAnsi" w:eastAsiaTheme="minorEastAsia" w:hAnsiTheme="minorHAnsi" w:cstheme="minorBidi"/>
+              <w:noProof/>
+            </w:rPr>
+          </w:pPr>
+          <w:hyperlink w:anchor="_Toc222938605" w:history="1">
+            <w:r>
+              <w:rPr>
+                <w:rStyle w:val="Hyperlink"/>
+                <w:rFonts w:cs="Times New Roman"/>
+                <w:bCs/>
+                <w:noProof/>
+              </w:rPr>
+              <w:t>Viewing Books (All Users)</w:t>
+            </w:r>
+            <w:r>
+              <w:rPr>
+                <w:noProof/>
+                <w:webHidden/>
+              </w:rPr>
+              <w:tab/>
+            </w:r>
+            <w:r>
+              <w:rPr>
+                <w:noProof/>
+                <w:webHidden/>
+              </w:rPr>
+              <w:fldChar w:fldCharType="begin"/>
+            </w:r>
+            <w:r>
+              <w:rPr>
+                <w:noProof/>
+                <w:webHidden/>
+              </w:rPr>
+              <w:instrText xml:space="preserve"> PAGEREF _Toc222938605 \h </w:instrText>
+            </w:r>
+            <w:r>
+              <w:rPr>
+                <w:noProof/>
+                <w:webHidden/>
+              </w:rPr>
+            </w:r>
+            <w:r>
+              <w:rPr>
+                <w:noProof/>
+                <w:webHidden/>
+              </w:rPr>
+              <w:fldChar w:fldCharType="separate"/>
+            </w:r>
+            <w:r>
+              <w:rPr>
+                <w:noProof/>
+                <w:webHidden/>
+              </w:rPr>
+              <w:t>17</w:t>
+            </w:r>
+            <w:r>
+              <w:rPr>
+                <w:noProof/>
+                <w:webHidden/>
+              </w:rPr>
+              <w:fldChar w:fldCharType="end"/>
+            </w:r>
+          </w:hyperlink>
+        </w:p>
+        <w:p>
+          <w:pPr>
+            <w:pStyle w:val="TOC3"/>
+            <w:tabs>
+              <w:tab w:val="right" w:leader="dot" w:pos="10478"/>
+            </w:tabs>
+            <w:rPr>
+              <w:rFonts w:asciiTheme="minorHAnsi" w:eastAsiaTheme="minorEastAsia" w:hAnsiTheme="minorHAnsi" w:cstheme="minorBidi"/>
+              <w:noProof/>
+            </w:rPr>
+          </w:pPr>
+          <w:hyperlink w:anchor="_Toc222938606" w:history="1">
+            <w:r>
+              <w:rPr>
+                <w:rStyle w:val="Hyperlink"/>
+                <w:rFonts w:cs="Times New Roman"/>
+                <w:bCs/>
+                <w:noProof/>
+              </w:rPr>
+              <w:t>Searching Books (All Users)</w:t>
+            </w:r>
+            <w:r>
+              <w:rPr>
+                <w:noProof/>
+                <w:webHidden/>
+              </w:rPr>
+              <w:tab/>
+            </w:r>
+            <w:r>
+              <w:rPr>
+                <w:noProof/>
+                <w:webHidden/>
+              </w:rPr>
+              <w:fldChar w:fldCharType="begin"/>
+            </w:r>
+            <w:r>
+              <w:rPr>
+                <w:noProof/>
+                <w:webHidden/>
+              </w:rPr>
+              <w:instrText xml:space="preserve"> PAGEREF _Toc222938606 \h </w:instrText>
+            </w:r>
+            <w:r>
+              <w:rPr>
+                <w:noProof/>
+                <w:webHidden/>
+              </w:rPr>
+            </w:r>
+            <w:r>
+              <w:rPr>
+                <w:noProof/>
+                <w:webHidden/>
+              </w:rPr>
+              <w:fldChar w:fldCharType="separate"/>
+            </w:r>
+            <w:r>
+              <w:rPr>
+                <w:noProof/>
+                <w:webHidden/>
+              </w:rPr>
+              <w:t>17</w:t>
+            </w:r>
+            <w:r>
+              <w:rPr>
+                <w:noProof/>
+                <w:webHidden/>
+              </w:rPr>
+              <w:fldChar w:fldCharType="end"/>
+            </w:r>
+          </w:hyperlink>
+        </w:p>
+        <w:p>
+          <w:pPr>
+            <w:pStyle w:val="TOC3"/>
+            <w:tabs>
+              <w:tab w:val="right" w:leader="dot" w:pos="10478"/>
+            </w:tabs>
+            <w:rPr>
+              <w:rFonts w:asciiTheme="minorHAnsi" w:eastAsiaTheme="minorEastAsia" w:hAnsiTheme="minorHAnsi" w:cstheme="minorBidi"/>
+              <w:noProof/>
+            </w:rPr>
+          </w:pPr>
+          <w:hyperlink w:anchor="_Toc222938607" w:history="1">
+            <w:r>
+              <w:rPr>
+                <w:rStyle w:val="Hyperlink"/>
+                <w:rFonts w:cs="Times New Roman"/>
+                <w:bCs/>
+                <w:noProof/>
+              </w:rPr>
+              <w:t>Viewing Stock (All Users)</w:t>
+            </w:r>
+            <w:r>
+              <w:rPr>
+                <w:noProof/>
+                <w:webHidden/>
+              </w:rPr>
+              <w:tab/>
+            </w:r>
+            <w:r>
+              <w:rPr>
+                <w:noProof/>
+                <w:webHidden/>
+              </w:rPr>
+              <w:fldChar w:fldCharType="begin"/>
+            </w:r>
+            <w:r>
+              <w:rPr>
+                <w:noProof/>
+                <w:webHidden/>
+              </w:rPr>
+              <w:instrText xml:space="preserve"> PAGEREF _Toc222938607 \h </w:instrText>
+            </w:r>
+            <w:r>
+              <w:rPr>
+                <w:noProof/>
+                <w:webHidden/>
+              </w:rPr>
+            </w:r>
+            <w:r>
+              <w:rPr>
+                <w:noProof/>
+                <w:webHidden/>
+              </w:rPr>
+              <w:fldChar w:fldCharType="separate"/>
+            </w:r>
+            <w:r>
+              <w:rPr>
+                <w:noProof/>
+                <w:webHidden/>
+              </w:rPr>
+              <w:t>17</w:t>
+            </w:r>
+            <w:r>
+              <w:rPr>
+                <w:noProof/>
+                <w:webHidden/>
+              </w:rPr>
+              <w:fldChar w:fldCharType="end"/>
+            </w:r>
+          </w:hyperlink>
+        </w:p>
+        <w:p>
+          <w:pPr>
+            <w:pStyle w:val="TOC3"/>
+            <w:tabs>
+              <w:tab w:val="right" w:leader="dot" w:pos="10478"/>
+            </w:tabs>
+            <w:rPr>
+              <w:rFonts w:asciiTheme="minorHAnsi" w:eastAsiaTheme="minorEastAsia" w:hAnsiTheme="minorHAnsi" w:cstheme="minorBidi"/>
+              <w:noProof/>
+            </w:rPr>
+          </w:pPr>
+          <w:hyperlink w:anchor="_Toc222938608" w:history="1">
+            <w:r>
+              <w:rPr>
+                <w:rStyle w:val="Hyperlink"/>
+                <w:rFonts w:cs="Times New Roman"/>
+                <w:bCs/>
+                <w:noProof/>
+              </w:rPr>
+              <w:t>Adding a New Book (Manager Only)</w:t>
+            </w:r>
+            <w:r>
+              <w:rPr>
+                <w:noProof/>
+                <w:webHidden/>
+              </w:rPr>
+              <w:tab/>
+            </w:r>
+            <w:r>
+              <w:rPr>
+                <w:noProof/>
+                <w:webHidden/>
+              </w:rPr>
+              <w:fldChar w:fldCharType="begin"/>
+            </w:r>
+            <w:r>
+              <w:rPr>
+                <w:noProof/>
+                <w:webHidden/>
+              </w:rPr>
+              <w:instrText xml:space="preserve"> PAGEREF _Toc222938608 \h </w:instrText>
+            </w:r>
+            <w:r>
+              <w:rPr>
+                <w:noProof/>
+                <w:webHidden/>
+              </w:rPr>
+            </w:r>
+            <w:r>
+              <w:rPr>
+                <w:noProof/>
+                <w:webHidden/>
+              </w:rPr>
+              <w:fldChar w:fldCharType="separate"/>
+            </w:r>
+            <w:r>
+              <w:rPr>
+                <w:noProof/>
+                <w:webHidden/>
+              </w:rPr>
+              <w:t>18</w:t>
+            </w:r>
+            <w:r>
+              <w:rPr>
+                <w:noProof/>
+                <w:webHidden/>
+              </w:rPr>
+              <w:fldChar w:fldCharType="end"/>
+            </w:r>
+          </w:hyperlink>
+        </w:p>
+        <w:p>
+          <w:pPr>
+            <w:pStyle w:val="TOC3"/>
+            <w:tabs>
+              <w:tab w:val="right" w:leader="dot" w:pos="10478"/>
+            </w:tabs>
+            <w:rPr>
+              <w:rFonts w:asciiTheme="minorHAnsi" w:eastAsiaTheme="minorEastAsia" w:hAnsiTheme="minorHAnsi" w:cstheme="minorBidi"/>
+              <w:noProof/>
+            </w:rPr>
+          </w:pPr>
+          <w:hyperlink w:anchor="_Toc222938609" w:history="1">
+            <w:r>
+              <w:rPr>
+                <w:rStyle w:val="Hyperlink"/>
+                <w:rFonts w:cs="Times New Roman"/>
+                <w:bCs/>
+                <w:noProof/>
+              </w:rPr>
+              <w:t>Adding a Category (Manager Only)</w:t>
+            </w:r>
+            <w:r>
+              <w:rPr>
+                <w:noProof/>
+                <w:webHidden/>
+              </w:rPr>
+              <w:tab/>
+            </w:r>
+            <w:r>
+              <w:rPr>
+                <w:noProof/>
+                <w:webHidden/>
+              </w:rPr>
+              <w:fldChar w:fldCharType="begin"/>
+            </w:r>
+            <w:r>
+              <w:rPr>
+                <w:noProof/>
+                <w:webHidden/>
+              </w:rPr>
+              <w:instrText xml:space="preserve"> PAGEREF _Toc222938609 \h </w:instrText>
+            </w:r>
+            <w:r>
+              <w:rPr>
+                <w:noProof/>
+                <w:webHidden/>
+              </w:rPr>
+            </w:r>
+            <w:r>
+              <w:rPr>
+                <w:noProof/>
+                <w:webHidden/>
+              </w:rPr>
+              <w:fldChar w:fldCharType="separate"/>
+            </w:r>
+            <w:r>
+              <w:rPr>
+                <w:noProof/>
+                <w:webHidden/>
+              </w:rPr>
+              <w:t>18</w:t>
+            </w:r>
+            <w:r>
+              <w:rPr>
+                <w:noProof/>
+                <w:webHidden/>
+              </w:rPr>
+              <w:fldChar w:fldCharType="end"/>
+            </w:r>
+          </w:hyperlink>
+        </w:p>
+        <w:p>
+          <w:pPr>
+            <w:pStyle w:val="TOC3"/>
+            <w:tabs>
+              <w:tab w:val="right" w:leader="dot" w:pos="10478"/>
+            </w:tabs>
+            <w:rPr>
+              <w:rFonts w:asciiTheme="minorHAnsi" w:eastAsiaTheme="minorEastAsia" w:hAnsiTheme="minorHAnsi" w:cstheme="minorBidi"/>
+              <w:noProof/>
+            </w:rPr>
+          </w:pPr>
+          <w:hyperlink w:anchor="_Toc222938610" w:history="1">
+            <w:r>
+              <w:rPr>
+                <w:rStyle w:val="Hyperlink"/>
+                <w:rFonts w:cs="Times New Roman"/>
+                <w:bCs/>
+                <w:noProof/>
+              </w:rPr>
+              <w:t>Creating a New User Account (Manager Only)</w:t>
+            </w:r>
+            <w:r>
+              <w:rPr>
+                <w:noProof/>
+                <w:webHidden/>
+              </w:rPr>
+              <w:tab/>
+            </w:r>
+            <w:r>
+              <w:rPr>
+                <w:noProof/>
+                <w:webHidden/>
+              </w:rPr>
+              <w:fldChar w:fldCharType="begin"/>
+            </w:r>
+            <w:r>
+              <w:rPr>
+                <w:noProof/>
+                <w:webHidden/>
+              </w:rPr>
+              <w:instrText xml:space="preserve"> PAGEREF _Toc222938610 \h </w:instrText>
+            </w:r>
+            <w:r>
+              <w:rPr>
+                <w:noProof/>
+                <w:webHidden/>
+              </w:rPr>
+            </w:r>
+            <w:r>
+              <w:rPr>
+                <w:noProof/>
+                <w:webHidden/>
+              </w:rPr>
+              <w:fldChar w:fldCharType="separate"/>
+            </w:r>
+            <w:r>
+              <w:rPr>
+                <w:noProof/>
+                <w:webHidden/>
+              </w:rPr>
+              <w:t>18</w:t>
+            </w:r>
+            <w:r>
+              <w:rPr>
+                <w:noProof/>
+                <w:webHidden/>
+              </w:rPr>
+              <w:fldChar w:fldCharType="end"/>
+            </w:r>
+          </w:hyperlink>
+        </w:p>
+        <w:p>
+          <w:pPr>
+            <w:pStyle w:val="TOC3"/>
+            <w:tabs>
+              <w:tab w:val="right" w:leader="dot" w:pos="10478"/>
+            </w:tabs>
+            <w:rPr>
+              <w:rFonts w:asciiTheme="minorHAnsi" w:eastAsiaTheme="minorEastAsia" w:hAnsiTheme="minorHAnsi" w:cstheme="minorBidi"/>
+              <w:noProof/>
+            </w:rPr>
+          </w:pPr>
+          <w:hyperlink w:anchor="_Toc222938611" w:history="1">
+            <w:r>
+              <w:rPr>
+                <w:rStyle w:val="Hyperlink"/>
+                <w:rFonts w:cs="Times New Roman"/>
+                <w:bCs/>
+                <w:noProof/>
+              </w:rPr>
+              <w:t>Logging Out</w:t>
+            </w:r>
+            <w:r>
+              <w:rPr>
+                <w:noProof/>
+                <w:webHidden/>
+              </w:rPr>
+              <w:tab/>
+            </w:r>
+            <w:r>
+              <w:rPr>
+                <w:noProof/>
+                <w:webHidden/>
+              </w:rPr>
+              <w:fldChar w:fldCharType="begin"/>
+            </w:r>
+            <w:r>
+              <w:rPr>
+                <w:noProof/>
+                <w:webHidden/>
+              </w:rPr>
+              <w:instrText xml:space="preserve"> PAGEREF _Toc222938611 \h </w:instrText>
+            </w:r>
+            <w:r>
+              <w:rPr>
+                <w:noProof/>
+                <w:webHidden/>
+              </w:rPr>
+            </w:r>
+            <w:r>
+              <w:rPr>
+                <w:noProof/>
+                <w:webHidden/>
+              </w:rPr>
+              <w:fldChar w:fldCharType="separate"/>
+            </w:r>
+            <w:r>
+              <w:rPr>
+                <w:noProof/>
+                <w:webHidden/>
+              </w:rPr>
+              <w:t>18</w:t>
             </w:r>
             <w:r>
               <w:rPr>
@@ -2014,13 +3733,15 @@
               <w:noProof/>
             </w:rPr>
           </w:pPr>
-          <w:hyperlink w:anchor="_Toc222903167" w:history="1">
+          <w:hyperlink w:anchor="_Toc222938612" w:history="1">
             <w:r>
               <w:rPr>
                 <w:rStyle w:val="Hyperlink"/>
-                <w:noProof/>
-              </w:rPr>
-              <w:t>System Design</w:t>
+                <w:rFonts w:cs="Times New Roman"/>
+                <w:bCs/>
+                <w:noProof/>
+              </w:rPr>
+              <w:t>Screenshots</w:t>
             </w:r>
             <w:r>
               <w:rPr>
@@ -2041,7 +3762,7 @@
                 <w:noProof/>
                 <w:webHidden/>
               </w:rPr>
-              <w:instrText xml:space="preserve"> PAGEREF _Toc222903167 \h </w:instrText>
+              <w:instrText xml:space="preserve"> PAGEREF _Toc222938612 \h </w:instrText>
             </w:r>
             <w:r>
               <w:rPr>
@@ -2061,7 +3782,552 @@
                 <w:noProof/>
                 <w:webHidden/>
               </w:rPr>
-              <w:t>8</w:t>
+              <w:t>18</w:t>
+            </w:r>
+            <w:r>
+              <w:rPr>
+                <w:noProof/>
+                <w:webHidden/>
+              </w:rPr>
+              <w:fldChar w:fldCharType="end"/>
+            </w:r>
+          </w:hyperlink>
+        </w:p>
+        <w:p>
+          <w:pPr>
+            <w:pStyle w:val="TOC3"/>
+            <w:tabs>
+              <w:tab w:val="right" w:leader="dot" w:pos="10478"/>
+            </w:tabs>
+            <w:rPr>
+              <w:rFonts w:asciiTheme="minorHAnsi" w:eastAsiaTheme="minorEastAsia" w:hAnsiTheme="minorHAnsi" w:cstheme="minorBidi"/>
+              <w:noProof/>
+            </w:rPr>
+          </w:pPr>
+          <w:hyperlink w:anchor="_Toc222938613" w:history="1">
+            <w:r>
+              <w:rPr>
+                <w:rStyle w:val="Hyperlink"/>
+                <w:noProof/>
+              </w:rPr>
+              <w:t>Login Screen</w:t>
+            </w:r>
+            <w:r>
+              <w:rPr>
+                <w:noProof/>
+                <w:webHidden/>
+              </w:rPr>
+              <w:tab/>
+            </w:r>
+            <w:r>
+              <w:rPr>
+                <w:noProof/>
+                <w:webHidden/>
+              </w:rPr>
+              <w:fldChar w:fldCharType="begin"/>
+            </w:r>
+            <w:r>
+              <w:rPr>
+                <w:noProof/>
+                <w:webHidden/>
+              </w:rPr>
+              <w:instrText xml:space="preserve"> PAGEREF _Toc222938613 \h </w:instrText>
+            </w:r>
+            <w:r>
+              <w:rPr>
+                <w:noProof/>
+                <w:webHidden/>
+              </w:rPr>
+            </w:r>
+            <w:r>
+              <w:rPr>
+                <w:noProof/>
+                <w:webHidden/>
+              </w:rPr>
+              <w:fldChar w:fldCharType="separate"/>
+            </w:r>
+            <w:r>
+              <w:rPr>
+                <w:noProof/>
+                <w:webHidden/>
+              </w:rPr>
+              <w:t>19</w:t>
+            </w:r>
+            <w:r>
+              <w:rPr>
+                <w:noProof/>
+                <w:webHidden/>
+              </w:rPr>
+              <w:fldChar w:fldCharType="end"/>
+            </w:r>
+          </w:hyperlink>
+        </w:p>
+        <w:p>
+          <w:pPr>
+            <w:pStyle w:val="TOC3"/>
+            <w:tabs>
+              <w:tab w:val="right" w:leader="dot" w:pos="10478"/>
+            </w:tabs>
+            <w:rPr>
+              <w:rFonts w:asciiTheme="minorHAnsi" w:eastAsiaTheme="minorEastAsia" w:hAnsiTheme="minorHAnsi" w:cstheme="minorBidi"/>
+              <w:noProof/>
+            </w:rPr>
+          </w:pPr>
+          <w:hyperlink w:anchor="_Toc222938614" w:history="1">
+            <w:r>
+              <w:rPr>
+                <w:rStyle w:val="Hyperlink"/>
+                <w:noProof/>
+              </w:rPr>
+              <w:t>Dashboard</w:t>
+            </w:r>
+            <w:r>
+              <w:rPr>
+                <w:noProof/>
+                <w:webHidden/>
+              </w:rPr>
+              <w:tab/>
+            </w:r>
+            <w:r>
+              <w:rPr>
+                <w:noProof/>
+                <w:webHidden/>
+              </w:rPr>
+              <w:fldChar w:fldCharType="begin"/>
+            </w:r>
+            <w:r>
+              <w:rPr>
+                <w:noProof/>
+                <w:webHidden/>
+              </w:rPr>
+              <w:instrText xml:space="preserve"> PAGEREF _Toc222938614 \h </w:instrText>
+            </w:r>
+            <w:r>
+              <w:rPr>
+                <w:noProof/>
+                <w:webHidden/>
+              </w:rPr>
+            </w:r>
+            <w:r>
+              <w:rPr>
+                <w:noProof/>
+                <w:webHidden/>
+              </w:rPr>
+              <w:fldChar w:fldCharType="separate"/>
+            </w:r>
+            <w:r>
+              <w:rPr>
+                <w:noProof/>
+                <w:webHidden/>
+              </w:rPr>
+              <w:t>20</w:t>
+            </w:r>
+            <w:r>
+              <w:rPr>
+                <w:noProof/>
+                <w:webHidden/>
+              </w:rPr>
+              <w:fldChar w:fldCharType="end"/>
+            </w:r>
+          </w:hyperlink>
+        </w:p>
+        <w:p>
+          <w:pPr>
+            <w:pStyle w:val="TOC3"/>
+            <w:tabs>
+              <w:tab w:val="right" w:leader="dot" w:pos="10478"/>
+            </w:tabs>
+            <w:rPr>
+              <w:rFonts w:asciiTheme="minorHAnsi" w:eastAsiaTheme="minorEastAsia" w:hAnsiTheme="minorHAnsi" w:cstheme="minorBidi"/>
+              <w:noProof/>
+            </w:rPr>
+          </w:pPr>
+          <w:hyperlink w:anchor="_Toc222938615" w:history="1">
+            <w:r>
+              <w:rPr>
+                <w:noProof/>
+                <w:webHidden/>
+              </w:rPr>
+              <w:tab/>
+            </w:r>
+            <w:r>
+              <w:rPr>
+                <w:noProof/>
+                <w:webHidden/>
+              </w:rPr>
+              <w:fldChar w:fldCharType="begin"/>
+            </w:r>
+            <w:r>
+              <w:rPr>
+                <w:noProof/>
+                <w:webHidden/>
+              </w:rPr>
+              <w:instrText xml:space="preserve"> PAGEREF _Toc222938615 \h </w:instrText>
+            </w:r>
+            <w:r>
+              <w:rPr>
+                <w:noProof/>
+                <w:webHidden/>
+              </w:rPr>
+            </w:r>
+            <w:r>
+              <w:rPr>
+                <w:noProof/>
+                <w:webHidden/>
+              </w:rPr>
+              <w:fldChar w:fldCharType="separate"/>
+            </w:r>
+            <w:r>
+              <w:rPr>
+                <w:noProof/>
+                <w:webHidden/>
+              </w:rPr>
+              <w:t>20</w:t>
+            </w:r>
+            <w:r>
+              <w:rPr>
+                <w:noProof/>
+                <w:webHidden/>
+              </w:rPr>
+              <w:fldChar w:fldCharType="end"/>
+            </w:r>
+          </w:hyperlink>
+        </w:p>
+        <w:p>
+          <w:pPr>
+            <w:pStyle w:val="TOC3"/>
+            <w:tabs>
+              <w:tab w:val="right" w:leader="dot" w:pos="10478"/>
+            </w:tabs>
+            <w:rPr>
+              <w:rFonts w:asciiTheme="minorHAnsi" w:eastAsiaTheme="minorEastAsia" w:hAnsiTheme="minorHAnsi" w:cstheme="minorBidi"/>
+              <w:noProof/>
+            </w:rPr>
+          </w:pPr>
+          <w:hyperlink w:anchor="_Toc222938616" w:history="1">
+            <w:r>
+              <w:rPr>
+                <w:rStyle w:val="Hyperlink"/>
+                <w:noProof/>
+              </w:rPr>
+              <w:t>Books list</w:t>
+            </w:r>
+            <w:r>
+              <w:rPr>
+                <w:noProof/>
+                <w:webHidden/>
+              </w:rPr>
+              <w:tab/>
+            </w:r>
+            <w:r>
+              <w:rPr>
+                <w:noProof/>
+                <w:webHidden/>
+              </w:rPr>
+              <w:fldChar w:fldCharType="begin"/>
+            </w:r>
+            <w:r>
+              <w:rPr>
+                <w:noProof/>
+                <w:webHidden/>
+              </w:rPr>
+              <w:instrText xml:space="preserve"> PAGEREF _Toc222938616 \h </w:instrText>
+            </w:r>
+            <w:r>
+              <w:rPr>
+                <w:noProof/>
+                <w:webHidden/>
+              </w:rPr>
+            </w:r>
+            <w:r>
+              <w:rPr>
+                <w:noProof/>
+                <w:webHidden/>
+              </w:rPr>
+              <w:fldChar w:fldCharType="separate"/>
+            </w:r>
+            <w:r>
+              <w:rPr>
+                <w:noProof/>
+                <w:webHidden/>
+              </w:rPr>
+              <w:t>21</w:t>
+            </w:r>
+            <w:r>
+              <w:rPr>
+                <w:noProof/>
+                <w:webHidden/>
+              </w:rPr>
+              <w:fldChar w:fldCharType="end"/>
+            </w:r>
+          </w:hyperlink>
+        </w:p>
+        <w:p>
+          <w:pPr>
+            <w:pStyle w:val="TOC3"/>
+            <w:tabs>
+              <w:tab w:val="right" w:leader="dot" w:pos="10478"/>
+            </w:tabs>
+            <w:rPr>
+              <w:rFonts w:asciiTheme="minorHAnsi" w:eastAsiaTheme="minorEastAsia" w:hAnsiTheme="minorHAnsi" w:cstheme="minorBidi"/>
+              <w:noProof/>
+            </w:rPr>
+          </w:pPr>
+          <w:hyperlink w:anchor="_Toc222938617" w:history="1">
+            <w:r>
+              <w:rPr>
+                <w:rStyle w:val="Hyperlink"/>
+                <w:noProof/>
+              </w:rPr>
+              <w:t>Stock view</w:t>
+            </w:r>
+            <w:r>
+              <w:rPr>
+                <w:noProof/>
+                <w:webHidden/>
+              </w:rPr>
+              <w:tab/>
+            </w:r>
+            <w:r>
+              <w:rPr>
+                <w:noProof/>
+                <w:webHidden/>
+              </w:rPr>
+              <w:fldChar w:fldCharType="begin"/>
+            </w:r>
+            <w:r>
+              <w:rPr>
+                <w:noProof/>
+                <w:webHidden/>
+              </w:rPr>
+              <w:instrText xml:space="preserve"> PAGEREF _Toc222938617 \h </w:instrText>
+            </w:r>
+            <w:r>
+              <w:rPr>
+                <w:noProof/>
+                <w:webHidden/>
+              </w:rPr>
+            </w:r>
+            <w:r>
+              <w:rPr>
+                <w:noProof/>
+                <w:webHidden/>
+              </w:rPr>
+              <w:fldChar w:fldCharType="separate"/>
+            </w:r>
+            <w:r>
+              <w:rPr>
+                <w:noProof/>
+                <w:webHidden/>
+              </w:rPr>
+              <w:t>22</w:t>
+            </w:r>
+            <w:r>
+              <w:rPr>
+                <w:noProof/>
+                <w:webHidden/>
+              </w:rPr>
+              <w:fldChar w:fldCharType="end"/>
+            </w:r>
+          </w:hyperlink>
+        </w:p>
+        <w:p>
+          <w:pPr>
+            <w:pStyle w:val="TOC3"/>
+            <w:tabs>
+              <w:tab w:val="right" w:leader="dot" w:pos="10478"/>
+            </w:tabs>
+            <w:rPr>
+              <w:rFonts w:asciiTheme="minorHAnsi" w:eastAsiaTheme="minorEastAsia" w:hAnsiTheme="minorHAnsi" w:cstheme="minorBidi"/>
+              <w:noProof/>
+            </w:rPr>
+          </w:pPr>
+          <w:hyperlink w:anchor="_Toc222938618" w:history="1">
+            <w:r>
+              <w:rPr>
+                <w:rStyle w:val="Hyperlink"/>
+                <w:noProof/>
+              </w:rPr>
+              <w:t>Add Book form</w:t>
+            </w:r>
+            <w:r>
+              <w:rPr>
+                <w:noProof/>
+                <w:webHidden/>
+              </w:rPr>
+              <w:tab/>
+            </w:r>
+            <w:r>
+              <w:rPr>
+                <w:noProof/>
+                <w:webHidden/>
+              </w:rPr>
+              <w:fldChar w:fldCharType="begin"/>
+            </w:r>
+            <w:r>
+              <w:rPr>
+                <w:noProof/>
+                <w:webHidden/>
+              </w:rPr>
+              <w:instrText xml:space="preserve"> PAGEREF _Toc222938618 \h </w:instrText>
+            </w:r>
+            <w:r>
+              <w:rPr>
+                <w:noProof/>
+                <w:webHidden/>
+              </w:rPr>
+            </w:r>
+            <w:r>
+              <w:rPr>
+                <w:noProof/>
+                <w:webHidden/>
+              </w:rPr>
+              <w:fldChar w:fldCharType="separate"/>
+            </w:r>
+            <w:r>
+              <w:rPr>
+                <w:noProof/>
+                <w:webHidden/>
+              </w:rPr>
+              <w:t>23</w:t>
+            </w:r>
+            <w:r>
+              <w:rPr>
+                <w:noProof/>
+                <w:webHidden/>
+              </w:rPr>
+              <w:fldChar w:fldCharType="end"/>
+            </w:r>
+          </w:hyperlink>
+        </w:p>
+        <w:p>
+          <w:pPr>
+            <w:pStyle w:val="TOC3"/>
+            <w:tabs>
+              <w:tab w:val="right" w:leader="dot" w:pos="10478"/>
+            </w:tabs>
+            <w:rPr>
+              <w:rFonts w:asciiTheme="minorHAnsi" w:eastAsiaTheme="minorEastAsia" w:hAnsiTheme="minorHAnsi" w:cstheme="minorBidi"/>
+              <w:noProof/>
+            </w:rPr>
+          </w:pPr>
+          <w:hyperlink w:anchor="_Toc222938619" w:history="1">
+            <w:r>
+              <w:rPr>
+                <w:rStyle w:val="Hyperlink"/>
+                <w:noProof/>
+              </w:rPr>
+              <w:t>Add Category form</w:t>
+            </w:r>
+            <w:r>
+              <w:rPr>
+                <w:noProof/>
+                <w:webHidden/>
+              </w:rPr>
+              <w:tab/>
+            </w:r>
+            <w:r>
+              <w:rPr>
+                <w:noProof/>
+                <w:webHidden/>
+              </w:rPr>
+              <w:fldChar w:fldCharType="begin"/>
+            </w:r>
+            <w:r>
+              <w:rPr>
+                <w:noProof/>
+                <w:webHidden/>
+              </w:rPr>
+              <w:instrText xml:space="preserve"> PAGEREF _Toc222938619 \h </w:instrText>
+            </w:r>
+            <w:r>
+              <w:rPr>
+                <w:noProof/>
+                <w:webHidden/>
+              </w:rPr>
+            </w:r>
+            <w:r>
+              <w:rPr>
+                <w:noProof/>
+                <w:webHidden/>
+              </w:rPr>
+              <w:fldChar w:fldCharType="separate"/>
+            </w:r>
+            <w:r>
+              <w:rPr>
+                <w:noProof/>
+                <w:webHidden/>
+              </w:rPr>
+              <w:t>24</w:t>
+            </w:r>
+            <w:r>
+              <w:rPr>
+                <w:noProof/>
+                <w:webHidden/>
+              </w:rPr>
+              <w:fldChar w:fldCharType="end"/>
+            </w:r>
+          </w:hyperlink>
+        </w:p>
+        <w:p>
+          <w:pPr>
+            <w:pStyle w:val="TOC3"/>
+            <w:tabs>
+              <w:tab w:val="right" w:leader="dot" w:pos="10478"/>
+            </w:tabs>
+            <w:rPr>
+              <w:rFonts w:asciiTheme="minorHAnsi" w:eastAsiaTheme="minorEastAsia" w:hAnsiTheme="minorHAnsi" w:cstheme="minorBidi"/>
+              <w:noProof/>
+            </w:rPr>
+          </w:pPr>
+          <w:hyperlink w:anchor="_Toc222938620" w:history="1">
+            <w:r>
+              <w:rPr>
+                <w:rStyle w:val="Hyperlink"/>
+                <w:noProof/>
+              </w:rPr>
+              <w:t>Create Account form</w:t>
+            </w:r>
+            <w:r>
+              <w:rPr>
+                <w:noProof/>
+                <w:webHidden/>
+              </w:rPr>
+              <w:tab/>
+            </w:r>
+            <w:r>
+              <w:rPr>
+                <w:noProof/>
+                <w:webHidden/>
+              </w:rPr>
+              <w:fldChar w:fldCharType="begin"/>
+            </w:r>
+            <w:r>
+              <w:rPr>
+                <w:noProof/>
+                <w:webHidden/>
+              </w:rPr>
+              <w:instrText xml:space="preserve"> PAGEREF _Toc222938620 \h </w:instrText>
+            </w:r>
+            <w:r>
+              <w:rPr>
+                <w:noProof/>
+                <w:webHidden/>
+              </w:rPr>
+            </w:r>
+            <w:r>
+              <w:rPr>
+                <w:noProof/>
+                <w:webHidden/>
+              </w:rPr>
+              <w:fldChar w:fldCharType="separate"/>
+            </w:r>
+            <w:r>
+              <w:rPr>
+                <w:noProof/>
+                <w:webHidden/>
+              </w:rPr>
+              <w:t>25</w:t>
             </w:r>
             <w:r>
               <w:rPr>
@@ -2083,13 +4349,15 @@
               <w:noProof/>
             </w:rPr>
           </w:pPr>
-          <w:hyperlink w:anchor="_Toc222903168" w:history="1">
+          <w:hyperlink w:anchor="_Toc222938621" w:history="1">
             <w:r>
               <w:rPr>
                 <w:rStyle w:val="Hyperlink"/>
-                <w:noProof/>
-              </w:rPr>
-              <w:t>Application of Object-Oriented Concepts</w:t>
+                <w:rFonts w:cs="Times New Roman"/>
+                <w:bCs/>
+                <w:noProof/>
+              </w:rPr>
+              <w:t>Troubleshooting</w:t>
             </w:r>
             <w:r>
               <w:rPr>
@@ -2110,7 +4378,7 @@
                 <w:noProof/>
                 <w:webHidden/>
               </w:rPr>
-              <w:instrText xml:space="preserve"> PAGEREF _Toc222903168 \h </w:instrText>
+              <w:instrText xml:space="preserve"> PAGEREF _Toc222938621 \h </w:instrText>
             </w:r>
             <w:r>
               <w:rPr>
@@ -2130,697 +4398,7 @@
                 <w:noProof/>
                 <w:webHidden/>
               </w:rPr>
-              <w:t>9</w:t>
-            </w:r>
-            <w:r>
-              <w:rPr>
-                <w:noProof/>
-                <w:webHidden/>
-              </w:rPr>
-              <w:fldChar w:fldCharType="end"/>
-            </w:r>
-          </w:hyperlink>
-        </w:p>
-        <w:p>
-          <w:pPr>
-            <w:pStyle w:val="TOC3"/>
-            <w:tabs>
-              <w:tab w:val="right" w:leader="dot" w:pos="10478"/>
-            </w:tabs>
-            <w:rPr>
-              <w:rFonts w:asciiTheme="minorHAnsi" w:eastAsiaTheme="minorEastAsia" w:hAnsiTheme="minorHAnsi" w:cstheme="minorBidi"/>
-              <w:noProof/>
-            </w:rPr>
-          </w:pPr>
-          <w:hyperlink w:anchor="_Toc222903169" w:history="1">
-            <w:r>
-              <w:rPr>
-                <w:rStyle w:val="Hyperlink"/>
-                <w:noProof/>
-              </w:rPr>
-              <w:t>Object</w:t>
-            </w:r>
-            <w:r>
-              <w:rPr>
-                <w:noProof/>
-                <w:webHidden/>
-              </w:rPr>
-              <w:tab/>
-            </w:r>
-            <w:r>
-              <w:rPr>
-                <w:noProof/>
-                <w:webHidden/>
-              </w:rPr>
-              <w:fldChar w:fldCharType="begin"/>
-            </w:r>
-            <w:r>
-              <w:rPr>
-                <w:noProof/>
-                <w:webHidden/>
-              </w:rPr>
-              <w:instrText xml:space="preserve"> PAGEREF _Toc222903169 \h </w:instrText>
-            </w:r>
-            <w:r>
-              <w:rPr>
-                <w:noProof/>
-                <w:webHidden/>
-              </w:rPr>
-            </w:r>
-            <w:r>
-              <w:rPr>
-                <w:noProof/>
-                <w:webHidden/>
-              </w:rPr>
-              <w:fldChar w:fldCharType="separate"/>
-            </w:r>
-            <w:r>
-              <w:rPr>
-                <w:noProof/>
-                <w:webHidden/>
-              </w:rPr>
-              <w:t>9</w:t>
-            </w:r>
-            <w:r>
-              <w:rPr>
-                <w:noProof/>
-                <w:webHidden/>
-              </w:rPr>
-              <w:fldChar w:fldCharType="end"/>
-            </w:r>
-          </w:hyperlink>
-        </w:p>
-        <w:p>
-          <w:pPr>
-            <w:pStyle w:val="TOC3"/>
-            <w:tabs>
-              <w:tab w:val="right" w:leader="dot" w:pos="10478"/>
-            </w:tabs>
-            <w:rPr>
-              <w:rFonts w:asciiTheme="minorHAnsi" w:eastAsiaTheme="minorEastAsia" w:hAnsiTheme="minorHAnsi" w:cstheme="minorBidi"/>
-              <w:noProof/>
-            </w:rPr>
-          </w:pPr>
-          <w:hyperlink w:anchor="_Toc222903170" w:history="1">
-            <w:r>
-              <w:rPr>
-                <w:rStyle w:val="Hyperlink"/>
-                <w:noProof/>
-              </w:rPr>
-              <w:t>Class</w:t>
-            </w:r>
-            <w:r>
-              <w:rPr>
-                <w:noProof/>
-                <w:webHidden/>
-              </w:rPr>
-              <w:tab/>
-            </w:r>
-            <w:r>
-              <w:rPr>
-                <w:noProof/>
-                <w:webHidden/>
-              </w:rPr>
-              <w:fldChar w:fldCharType="begin"/>
-            </w:r>
-            <w:r>
-              <w:rPr>
-                <w:noProof/>
-                <w:webHidden/>
-              </w:rPr>
-              <w:instrText xml:space="preserve"> PAGEREF _Toc222903170 \h </w:instrText>
-            </w:r>
-            <w:r>
-              <w:rPr>
-                <w:noProof/>
-                <w:webHidden/>
-              </w:rPr>
-            </w:r>
-            <w:r>
-              <w:rPr>
-                <w:noProof/>
-                <w:webHidden/>
-              </w:rPr>
-              <w:fldChar w:fldCharType="separate"/>
-            </w:r>
-            <w:r>
-              <w:rPr>
-                <w:noProof/>
-                <w:webHidden/>
-              </w:rPr>
-              <w:t>9</w:t>
-            </w:r>
-            <w:r>
-              <w:rPr>
-                <w:noProof/>
-                <w:webHidden/>
-              </w:rPr>
-              <w:fldChar w:fldCharType="end"/>
-            </w:r>
-          </w:hyperlink>
-        </w:p>
-        <w:p>
-          <w:pPr>
-            <w:pStyle w:val="TOC3"/>
-            <w:tabs>
-              <w:tab w:val="right" w:leader="dot" w:pos="10478"/>
-            </w:tabs>
-            <w:rPr>
-              <w:rFonts w:asciiTheme="minorHAnsi" w:eastAsiaTheme="minorEastAsia" w:hAnsiTheme="minorHAnsi" w:cstheme="minorBidi"/>
-              <w:noProof/>
-            </w:rPr>
-          </w:pPr>
-          <w:hyperlink w:anchor="_Toc222903171" w:history="1">
-            <w:r>
-              <w:rPr>
-                <w:rStyle w:val="Hyperlink"/>
-                <w:noProof/>
-              </w:rPr>
-              <w:t>Abstraction</w:t>
-            </w:r>
-            <w:r>
-              <w:rPr>
-                <w:noProof/>
-                <w:webHidden/>
-              </w:rPr>
-              <w:tab/>
-            </w:r>
-            <w:r>
-              <w:rPr>
-                <w:noProof/>
-                <w:webHidden/>
-              </w:rPr>
-              <w:fldChar w:fldCharType="begin"/>
-            </w:r>
-            <w:r>
-              <w:rPr>
-                <w:noProof/>
-                <w:webHidden/>
-              </w:rPr>
-              <w:instrText xml:space="preserve"> PAGEREF _Toc222903171 \h </w:instrText>
-            </w:r>
-            <w:r>
-              <w:rPr>
-                <w:noProof/>
-                <w:webHidden/>
-              </w:rPr>
-            </w:r>
-            <w:r>
-              <w:rPr>
-                <w:noProof/>
-                <w:webHidden/>
-              </w:rPr>
-              <w:fldChar w:fldCharType="separate"/>
-            </w:r>
-            <w:r>
-              <w:rPr>
-                <w:noProof/>
-                <w:webHidden/>
-              </w:rPr>
-              <w:t>10</w:t>
-            </w:r>
-            <w:r>
-              <w:rPr>
-                <w:noProof/>
-                <w:webHidden/>
-              </w:rPr>
-              <w:fldChar w:fldCharType="end"/>
-            </w:r>
-          </w:hyperlink>
-        </w:p>
-        <w:p>
-          <w:pPr>
-            <w:pStyle w:val="TOC3"/>
-            <w:tabs>
-              <w:tab w:val="right" w:leader="dot" w:pos="10478"/>
-            </w:tabs>
-            <w:rPr>
-              <w:rFonts w:asciiTheme="minorHAnsi" w:eastAsiaTheme="minorEastAsia" w:hAnsiTheme="minorHAnsi" w:cstheme="minorBidi"/>
-              <w:noProof/>
-            </w:rPr>
-          </w:pPr>
-          <w:hyperlink w:anchor="_Toc222903172" w:history="1">
-            <w:r>
-              <w:rPr>
-                <w:rStyle w:val="Hyperlink"/>
-                <w:noProof/>
-              </w:rPr>
-              <w:t>Encapsulation</w:t>
-            </w:r>
-            <w:r>
-              <w:rPr>
-                <w:noProof/>
-                <w:webHidden/>
-              </w:rPr>
-              <w:tab/>
-            </w:r>
-            <w:r>
-              <w:rPr>
-                <w:noProof/>
-                <w:webHidden/>
-              </w:rPr>
-              <w:fldChar w:fldCharType="begin"/>
-            </w:r>
-            <w:r>
-              <w:rPr>
-                <w:noProof/>
-                <w:webHidden/>
-              </w:rPr>
-              <w:instrText xml:space="preserve"> PAGEREF _Toc222903172 \h </w:instrText>
-            </w:r>
-            <w:r>
-              <w:rPr>
-                <w:noProof/>
-                <w:webHidden/>
-              </w:rPr>
-            </w:r>
-            <w:r>
-              <w:rPr>
-                <w:noProof/>
-                <w:webHidden/>
-              </w:rPr>
-              <w:fldChar w:fldCharType="separate"/>
-            </w:r>
-            <w:r>
-              <w:rPr>
-                <w:noProof/>
-                <w:webHidden/>
-              </w:rPr>
-              <w:t>10</w:t>
-            </w:r>
-            <w:r>
-              <w:rPr>
-                <w:noProof/>
-                <w:webHidden/>
-              </w:rPr>
-              <w:fldChar w:fldCharType="end"/>
-            </w:r>
-          </w:hyperlink>
-        </w:p>
-        <w:p>
-          <w:pPr>
-            <w:pStyle w:val="TOC3"/>
-            <w:tabs>
-              <w:tab w:val="right" w:leader="dot" w:pos="10478"/>
-            </w:tabs>
-            <w:rPr>
-              <w:rFonts w:asciiTheme="minorHAnsi" w:eastAsiaTheme="minorEastAsia" w:hAnsiTheme="minorHAnsi" w:cstheme="minorBidi"/>
-              <w:noProof/>
-            </w:rPr>
-          </w:pPr>
-          <w:hyperlink w:anchor="_Toc222903173" w:history="1">
-            <w:r>
-              <w:rPr>
-                <w:rStyle w:val="Hyperlink"/>
-                <w:noProof/>
-              </w:rPr>
-              <w:t>Inheritance</w:t>
-            </w:r>
-            <w:r>
-              <w:rPr>
-                <w:noProof/>
-                <w:webHidden/>
-              </w:rPr>
-              <w:tab/>
-            </w:r>
-            <w:r>
-              <w:rPr>
-                <w:noProof/>
-                <w:webHidden/>
-              </w:rPr>
-              <w:fldChar w:fldCharType="begin"/>
-            </w:r>
-            <w:r>
-              <w:rPr>
-                <w:noProof/>
-                <w:webHidden/>
-              </w:rPr>
-              <w:instrText xml:space="preserve"> PAGEREF _Toc222903173 \h </w:instrText>
-            </w:r>
-            <w:r>
-              <w:rPr>
-                <w:noProof/>
-                <w:webHidden/>
-              </w:rPr>
-            </w:r>
-            <w:r>
-              <w:rPr>
-                <w:noProof/>
-                <w:webHidden/>
-              </w:rPr>
-              <w:fldChar w:fldCharType="separate"/>
-            </w:r>
-            <w:r>
-              <w:rPr>
-                <w:noProof/>
-                <w:webHidden/>
-              </w:rPr>
-              <w:t>11</w:t>
-            </w:r>
-            <w:r>
-              <w:rPr>
-                <w:noProof/>
-                <w:webHidden/>
-              </w:rPr>
-              <w:fldChar w:fldCharType="end"/>
-            </w:r>
-          </w:hyperlink>
-        </w:p>
-        <w:p>
-          <w:pPr>
-            <w:pStyle w:val="TOC3"/>
-            <w:tabs>
-              <w:tab w:val="right" w:leader="dot" w:pos="10478"/>
-            </w:tabs>
-            <w:rPr>
-              <w:rFonts w:asciiTheme="minorHAnsi" w:eastAsiaTheme="minorEastAsia" w:hAnsiTheme="minorHAnsi" w:cstheme="minorBidi"/>
-              <w:noProof/>
-            </w:rPr>
-          </w:pPr>
-          <w:hyperlink w:anchor="_Toc222903174" w:history="1">
-            <w:r>
-              <w:rPr>
-                <w:rStyle w:val="Hyperlink"/>
-                <w:noProof/>
-              </w:rPr>
-              <w:t>Polymorphism</w:t>
-            </w:r>
-            <w:r>
-              <w:rPr>
-                <w:noProof/>
-                <w:webHidden/>
-              </w:rPr>
-              <w:tab/>
-            </w:r>
-            <w:r>
-              <w:rPr>
-                <w:noProof/>
-                <w:webHidden/>
-              </w:rPr>
-              <w:fldChar w:fldCharType="begin"/>
-            </w:r>
-            <w:r>
-              <w:rPr>
-                <w:noProof/>
-                <w:webHidden/>
-              </w:rPr>
-              <w:instrText xml:space="preserve"> PAGEREF _Toc222903174 \h </w:instrText>
-            </w:r>
-            <w:r>
-              <w:rPr>
-                <w:noProof/>
-                <w:webHidden/>
-              </w:rPr>
-            </w:r>
-            <w:r>
-              <w:rPr>
-                <w:noProof/>
-                <w:webHidden/>
-              </w:rPr>
-              <w:fldChar w:fldCharType="separate"/>
-            </w:r>
-            <w:r>
-              <w:rPr>
-                <w:noProof/>
-                <w:webHidden/>
-              </w:rPr>
-              <w:t>12</w:t>
-            </w:r>
-            <w:r>
-              <w:rPr>
-                <w:noProof/>
-                <w:webHidden/>
-              </w:rPr>
-              <w:fldChar w:fldCharType="end"/>
-            </w:r>
-          </w:hyperlink>
-        </w:p>
-        <w:p>
-          <w:pPr>
-            <w:pStyle w:val="TOC2"/>
-            <w:tabs>
-              <w:tab w:val="right" w:leader="dot" w:pos="10478"/>
-            </w:tabs>
-            <w:rPr>
-              <w:rFonts w:asciiTheme="minorHAnsi" w:eastAsiaTheme="minorEastAsia" w:hAnsiTheme="minorHAnsi" w:cstheme="minorBidi"/>
-              <w:noProof/>
-            </w:rPr>
-          </w:pPr>
-          <w:hyperlink w:anchor="_Toc222903175" w:history="1">
-            <w:r>
-              <w:rPr>
-                <w:rStyle w:val="Hyperlink"/>
-                <w:noProof/>
-              </w:rPr>
-              <w:t>Source Code</w:t>
-            </w:r>
-            <w:r>
-              <w:rPr>
-                <w:noProof/>
-                <w:webHidden/>
-              </w:rPr>
-              <w:tab/>
-            </w:r>
-            <w:r>
-              <w:rPr>
-                <w:noProof/>
-                <w:webHidden/>
-              </w:rPr>
-              <w:fldChar w:fldCharType="begin"/>
-            </w:r>
-            <w:r>
-              <w:rPr>
-                <w:noProof/>
-                <w:webHidden/>
-              </w:rPr>
-              <w:instrText xml:space="preserve"> PAGEREF _Toc222903175 \h </w:instrText>
-            </w:r>
-            <w:r>
-              <w:rPr>
-                <w:noProof/>
-                <w:webHidden/>
-              </w:rPr>
-            </w:r>
-            <w:r>
-              <w:rPr>
-                <w:noProof/>
-                <w:webHidden/>
-              </w:rPr>
-              <w:fldChar w:fldCharType="separate"/>
-            </w:r>
-            <w:r>
-              <w:rPr>
-                <w:noProof/>
-                <w:webHidden/>
-              </w:rPr>
-              <w:t>12</w:t>
-            </w:r>
-            <w:r>
-              <w:rPr>
-                <w:noProof/>
-                <w:webHidden/>
-              </w:rPr>
-              <w:fldChar w:fldCharType="end"/>
-            </w:r>
-          </w:hyperlink>
-        </w:p>
-        <w:p>
-          <w:pPr>
-            <w:pStyle w:val="TOC3"/>
-            <w:tabs>
-              <w:tab w:val="right" w:leader="dot" w:pos="10478"/>
-            </w:tabs>
-            <w:rPr>
-              <w:rFonts w:asciiTheme="minorHAnsi" w:eastAsiaTheme="minorEastAsia" w:hAnsiTheme="minorHAnsi" w:cstheme="minorBidi"/>
-              <w:noProof/>
-            </w:rPr>
-          </w:pPr>
-          <w:hyperlink w:anchor="_Toc222903176" w:history="1">
-            <w:r>
-              <w:rPr>
-                <w:rStyle w:val="Hyperlink"/>
-                <w:noProof/>
-              </w:rPr>
-              <w:t>UserService.java</w:t>
-            </w:r>
-            <w:r>
-              <w:rPr>
-                <w:noProof/>
-                <w:webHidden/>
-              </w:rPr>
-              <w:tab/>
-            </w:r>
-            <w:r>
-              <w:rPr>
-                <w:noProof/>
-                <w:webHidden/>
-              </w:rPr>
-              <w:fldChar w:fldCharType="begin"/>
-            </w:r>
-            <w:r>
-              <w:rPr>
-                <w:noProof/>
-                <w:webHidden/>
-              </w:rPr>
-              <w:instrText xml:space="preserve"> PAGEREF _Toc222903176 \h </w:instrText>
-            </w:r>
-            <w:r>
-              <w:rPr>
-                <w:noProof/>
-                <w:webHidden/>
-              </w:rPr>
-            </w:r>
-            <w:r>
-              <w:rPr>
-                <w:noProof/>
-                <w:webHidden/>
-              </w:rPr>
-              <w:fldChar w:fldCharType="separate"/>
-            </w:r>
-            <w:r>
-              <w:rPr>
-                <w:noProof/>
-                <w:webHidden/>
-              </w:rPr>
-              <w:t>13</w:t>
-            </w:r>
-            <w:r>
-              <w:rPr>
-                <w:noProof/>
-                <w:webHidden/>
-              </w:rPr>
-              <w:fldChar w:fldCharType="end"/>
-            </w:r>
-          </w:hyperlink>
-        </w:p>
-        <w:p>
-          <w:pPr>
-            <w:pStyle w:val="TOC3"/>
-            <w:tabs>
-              <w:tab w:val="right" w:leader="dot" w:pos="10478"/>
-            </w:tabs>
-            <w:rPr>
-              <w:rFonts w:asciiTheme="minorHAnsi" w:eastAsiaTheme="minorEastAsia" w:hAnsiTheme="minorHAnsi" w:cstheme="minorBidi"/>
-              <w:noProof/>
-            </w:rPr>
-          </w:pPr>
-          <w:hyperlink w:anchor="_Toc222903177" w:history="1">
-            <w:r>
-              <w:rPr>
-                <w:rStyle w:val="Hyperlink"/>
-                <w:noProof/>
-              </w:rPr>
-              <w:t>LoginController.java</w:t>
-            </w:r>
-            <w:r>
-              <w:rPr>
-                <w:noProof/>
-                <w:webHidden/>
-              </w:rPr>
-              <w:tab/>
-            </w:r>
-            <w:r>
-              <w:rPr>
-                <w:noProof/>
-                <w:webHidden/>
-              </w:rPr>
-              <w:fldChar w:fldCharType="begin"/>
-            </w:r>
-            <w:r>
-              <w:rPr>
-                <w:noProof/>
-                <w:webHidden/>
-              </w:rPr>
-              <w:instrText xml:space="preserve"> PAGEREF _Toc222903177 \h </w:instrText>
-            </w:r>
-            <w:r>
-              <w:rPr>
-                <w:noProof/>
-                <w:webHidden/>
-              </w:rPr>
-            </w:r>
-            <w:r>
-              <w:rPr>
-                <w:noProof/>
-                <w:webHidden/>
-              </w:rPr>
-              <w:fldChar w:fldCharType="separate"/>
-            </w:r>
-            <w:r>
-              <w:rPr>
-                <w:noProof/>
-                <w:webHidden/>
-              </w:rPr>
-              <w:t>13</w:t>
-            </w:r>
-            <w:r>
-              <w:rPr>
-                <w:noProof/>
-                <w:webHidden/>
-              </w:rPr>
-              <w:fldChar w:fldCharType="end"/>
-            </w:r>
-          </w:hyperlink>
-        </w:p>
-        <w:p>
-          <w:pPr>
-            <w:pStyle w:val="TOC2"/>
-            <w:tabs>
-              <w:tab w:val="right" w:leader="dot" w:pos="10478"/>
-            </w:tabs>
-            <w:rPr>
-              <w:rFonts w:asciiTheme="minorHAnsi" w:eastAsiaTheme="minorEastAsia" w:hAnsiTheme="minorHAnsi" w:cstheme="minorBidi"/>
-              <w:noProof/>
-            </w:rPr>
-          </w:pPr>
-          <w:hyperlink w:anchor="_Toc222903178" w:history="1">
-            <w:r>
-              <w:rPr>
-                <w:rStyle w:val="Hyperlink"/>
-                <w:noProof/>
-              </w:rPr>
-              <w:t>Testing and Output</w:t>
-            </w:r>
-            <w:r>
-              <w:rPr>
-                <w:noProof/>
-                <w:webHidden/>
-              </w:rPr>
-              <w:tab/>
-            </w:r>
-            <w:r>
-              <w:rPr>
-                <w:noProof/>
-                <w:webHidden/>
-              </w:rPr>
-              <w:fldChar w:fldCharType="begin"/>
-            </w:r>
-            <w:r>
-              <w:rPr>
-                <w:noProof/>
-                <w:webHidden/>
-              </w:rPr>
-              <w:instrText xml:space="preserve"> PAGEREF _Toc222903178 \h </w:instrText>
-            </w:r>
-            <w:r>
-              <w:rPr>
-                <w:noProof/>
-                <w:webHidden/>
-              </w:rPr>
-            </w:r>
-            <w:r>
-              <w:rPr>
-                <w:noProof/>
-                <w:webHidden/>
-              </w:rPr>
-              <w:fldChar w:fldCharType="separate"/>
-            </w:r>
-            <w:r>
-              <w:rPr>
-                <w:noProof/>
-                <w:webHidden/>
-              </w:rPr>
-              <w:t>14</w:t>
+              <w:t>26</w:t>
             </w:r>
             <w:r>
               <w:rPr>
@@ -2842,13 +4420,13 @@
               <w:noProof/>
             </w:rPr>
           </w:pPr>
-          <w:hyperlink w:anchor="_Toc222903179" w:history="1">
+          <w:hyperlink w:anchor="_Toc222938622" w:history="1">
             <w:r>
               <w:rPr>
                 <w:rStyle w:val="Hyperlink"/>
                 <w:noProof/>
               </w:rPr>
-              <w:t>USER MANUAL</w:t>
+              <w:t>CONCLUSION</w:t>
             </w:r>
             <w:r>
               <w:rPr>
@@ -2869,7 +4447,7 @@
                 <w:noProof/>
                 <w:webHidden/>
               </w:rPr>
-              <w:instrText xml:space="preserve"> PAGEREF _Toc222903179 \h </w:instrText>
+              <w:instrText xml:space="preserve"> PAGEREF _Toc222938622 \h </w:instrText>
             </w:r>
             <w:r>
               <w:rPr>
@@ -2889,1469 +4467,7 @@
                 <w:noProof/>
                 <w:webHidden/>
               </w:rPr>
-              <w:t>16</w:t>
-            </w:r>
-            <w:r>
-              <w:rPr>
-                <w:noProof/>
-                <w:webHidden/>
-              </w:rPr>
-              <w:fldChar w:fldCharType="end"/>
-            </w:r>
-          </w:hyperlink>
-        </w:p>
-        <w:p>
-          <w:pPr>
-            <w:pStyle w:val="TOC2"/>
-            <w:tabs>
-              <w:tab w:val="right" w:leader="dot" w:pos="10478"/>
-            </w:tabs>
-            <w:rPr>
-              <w:rFonts w:asciiTheme="minorHAnsi" w:eastAsiaTheme="minorEastAsia" w:hAnsiTheme="minorHAnsi" w:cstheme="minorBidi"/>
-              <w:noProof/>
-            </w:rPr>
-          </w:pPr>
-          <w:hyperlink w:anchor="_Toc222903180" w:history="1">
-            <w:r>
-              <w:rPr>
-                <w:rStyle w:val="Hyperlink"/>
-                <w:noProof/>
-              </w:rPr>
-              <w:t>System Requirements</w:t>
-            </w:r>
-            <w:r>
-              <w:rPr>
-                <w:noProof/>
-                <w:webHidden/>
-              </w:rPr>
-              <w:tab/>
-            </w:r>
-            <w:r>
-              <w:rPr>
-                <w:noProof/>
-                <w:webHidden/>
-              </w:rPr>
-              <w:fldChar w:fldCharType="begin"/>
-            </w:r>
-            <w:r>
-              <w:rPr>
-                <w:noProof/>
-                <w:webHidden/>
-              </w:rPr>
-              <w:instrText xml:space="preserve"> PAGEREF _Toc222903180 \h </w:instrText>
-            </w:r>
-            <w:r>
-              <w:rPr>
-                <w:noProof/>
-                <w:webHidden/>
-              </w:rPr>
-            </w:r>
-            <w:r>
-              <w:rPr>
-                <w:noProof/>
-                <w:webHidden/>
-              </w:rPr>
-              <w:fldChar w:fldCharType="separate"/>
-            </w:r>
-            <w:r>
-              <w:rPr>
-                <w:noProof/>
-                <w:webHidden/>
-              </w:rPr>
-              <w:t>16</w:t>
-            </w:r>
-            <w:r>
-              <w:rPr>
-                <w:noProof/>
-                <w:webHidden/>
-              </w:rPr>
-              <w:fldChar w:fldCharType="end"/>
-            </w:r>
-          </w:hyperlink>
-        </w:p>
-        <w:p>
-          <w:pPr>
-            <w:pStyle w:val="TOC2"/>
-            <w:tabs>
-              <w:tab w:val="right" w:leader="dot" w:pos="10478"/>
-            </w:tabs>
-            <w:rPr>
-              <w:rFonts w:asciiTheme="minorHAnsi" w:eastAsiaTheme="minorEastAsia" w:hAnsiTheme="minorHAnsi" w:cstheme="minorBidi"/>
-              <w:noProof/>
-            </w:rPr>
-          </w:pPr>
-          <w:hyperlink w:anchor="_Toc222903181" w:history="1">
-            <w:r>
-              <w:rPr>
-                <w:rStyle w:val="Hyperlink"/>
-                <w:noProof/>
-              </w:rPr>
-              <w:t>Installation Guide</w:t>
-            </w:r>
-            <w:r>
-              <w:rPr>
-                <w:noProof/>
-                <w:webHidden/>
-              </w:rPr>
-              <w:tab/>
-            </w:r>
-            <w:r>
-              <w:rPr>
-                <w:noProof/>
-                <w:webHidden/>
-              </w:rPr>
-              <w:fldChar w:fldCharType="begin"/>
-            </w:r>
-            <w:r>
-              <w:rPr>
-                <w:noProof/>
-                <w:webHidden/>
-              </w:rPr>
-              <w:instrText xml:space="preserve"> PAGEREF _Toc222903181 \h </w:instrText>
-            </w:r>
-            <w:r>
-              <w:rPr>
-                <w:noProof/>
-                <w:webHidden/>
-              </w:rPr>
-            </w:r>
-            <w:r>
-              <w:rPr>
-                <w:noProof/>
-                <w:webHidden/>
-              </w:rPr>
-              <w:fldChar w:fldCharType="separate"/>
-            </w:r>
-            <w:r>
-              <w:rPr>
-                <w:noProof/>
-                <w:webHidden/>
-              </w:rPr>
-              <w:t>16</w:t>
-            </w:r>
-            <w:r>
-              <w:rPr>
-                <w:noProof/>
-                <w:webHidden/>
-              </w:rPr>
-              <w:fldChar w:fldCharType="end"/>
-            </w:r>
-          </w:hyperlink>
-        </w:p>
-        <w:p>
-          <w:pPr>
-            <w:pStyle w:val="TOC2"/>
-            <w:tabs>
-              <w:tab w:val="right" w:leader="dot" w:pos="10478"/>
-            </w:tabs>
-            <w:rPr>
-              <w:rFonts w:asciiTheme="minorHAnsi" w:eastAsiaTheme="minorEastAsia" w:hAnsiTheme="minorHAnsi" w:cstheme="minorBidi"/>
-              <w:noProof/>
-            </w:rPr>
-          </w:pPr>
-          <w:hyperlink w:anchor="_Toc222903182" w:history="1">
-            <w:r>
-              <w:rPr>
-                <w:rStyle w:val="Hyperlink"/>
-                <w:noProof/>
-              </w:rPr>
-              <w:t>How to Use the System</w:t>
-            </w:r>
-            <w:r>
-              <w:rPr>
-                <w:noProof/>
-                <w:webHidden/>
-              </w:rPr>
-              <w:tab/>
-            </w:r>
-            <w:r>
-              <w:rPr>
-                <w:noProof/>
-                <w:webHidden/>
-              </w:rPr>
-              <w:fldChar w:fldCharType="begin"/>
-            </w:r>
-            <w:r>
-              <w:rPr>
-                <w:noProof/>
-                <w:webHidden/>
-              </w:rPr>
-              <w:instrText xml:space="preserve"> PAGEREF _Toc222903182 \h </w:instrText>
-            </w:r>
-            <w:r>
-              <w:rPr>
-                <w:noProof/>
-                <w:webHidden/>
-              </w:rPr>
-            </w:r>
-            <w:r>
-              <w:rPr>
-                <w:noProof/>
-                <w:webHidden/>
-              </w:rPr>
-              <w:fldChar w:fldCharType="separate"/>
-            </w:r>
-            <w:r>
-              <w:rPr>
-                <w:noProof/>
-                <w:webHidden/>
-              </w:rPr>
-              <w:t>17</w:t>
-            </w:r>
-            <w:r>
-              <w:rPr>
-                <w:noProof/>
-                <w:webHidden/>
-              </w:rPr>
-              <w:fldChar w:fldCharType="end"/>
-            </w:r>
-          </w:hyperlink>
-        </w:p>
-        <w:p>
-          <w:pPr>
-            <w:pStyle w:val="TOC3"/>
-            <w:tabs>
-              <w:tab w:val="right" w:leader="dot" w:pos="10478"/>
-            </w:tabs>
-            <w:rPr>
-              <w:rFonts w:asciiTheme="minorHAnsi" w:eastAsiaTheme="minorEastAsia" w:hAnsiTheme="minorHAnsi" w:cstheme="minorBidi"/>
-              <w:noProof/>
-            </w:rPr>
-          </w:pPr>
-          <w:hyperlink w:anchor="_Toc222903183" w:history="1">
-            <w:r>
-              <w:rPr>
-                <w:rStyle w:val="Hyperlink"/>
-                <w:rFonts w:cs="Times New Roman"/>
-                <w:bCs/>
-                <w:noProof/>
-              </w:rPr>
-              <w:t>Logging In</w:t>
-            </w:r>
-            <w:r>
-              <w:rPr>
-                <w:noProof/>
-                <w:webHidden/>
-              </w:rPr>
-              <w:tab/>
-            </w:r>
-            <w:r>
-              <w:rPr>
-                <w:noProof/>
-                <w:webHidden/>
-              </w:rPr>
-              <w:fldChar w:fldCharType="begin"/>
-            </w:r>
-            <w:r>
-              <w:rPr>
-                <w:noProof/>
-                <w:webHidden/>
-              </w:rPr>
-              <w:instrText xml:space="preserve"> PAGEREF _Toc222903183 \h </w:instrText>
-            </w:r>
-            <w:r>
-              <w:rPr>
-                <w:noProof/>
-                <w:webHidden/>
-              </w:rPr>
-            </w:r>
-            <w:r>
-              <w:rPr>
-                <w:noProof/>
-                <w:webHidden/>
-              </w:rPr>
-              <w:fldChar w:fldCharType="separate"/>
-            </w:r>
-            <w:r>
-              <w:rPr>
-                <w:noProof/>
-                <w:webHidden/>
-              </w:rPr>
-              <w:t>17</w:t>
-            </w:r>
-            <w:r>
-              <w:rPr>
-                <w:noProof/>
-                <w:webHidden/>
-              </w:rPr>
-              <w:fldChar w:fldCharType="end"/>
-            </w:r>
-          </w:hyperlink>
-        </w:p>
-        <w:p>
-          <w:pPr>
-            <w:pStyle w:val="TOC3"/>
-            <w:tabs>
-              <w:tab w:val="right" w:leader="dot" w:pos="10478"/>
-            </w:tabs>
-            <w:rPr>
-              <w:rFonts w:asciiTheme="minorHAnsi" w:eastAsiaTheme="minorEastAsia" w:hAnsiTheme="minorHAnsi" w:cstheme="minorBidi"/>
-              <w:noProof/>
-            </w:rPr>
-          </w:pPr>
-          <w:hyperlink w:anchor="_Toc222903184" w:history="1">
-            <w:r>
-              <w:rPr>
-                <w:rStyle w:val="Hyperlink"/>
-                <w:rFonts w:cs="Times New Roman"/>
-                <w:bCs/>
-                <w:noProof/>
-              </w:rPr>
-              <w:t>Viewing Books (All Users)</w:t>
-            </w:r>
-            <w:r>
-              <w:rPr>
-                <w:noProof/>
-                <w:webHidden/>
-              </w:rPr>
-              <w:tab/>
-            </w:r>
-            <w:r>
-              <w:rPr>
-                <w:noProof/>
-                <w:webHidden/>
-              </w:rPr>
-              <w:fldChar w:fldCharType="begin"/>
-            </w:r>
-            <w:r>
-              <w:rPr>
-                <w:noProof/>
-                <w:webHidden/>
-              </w:rPr>
-              <w:instrText xml:space="preserve"> PAGEREF _Toc222903184 \h </w:instrText>
-            </w:r>
-            <w:r>
-              <w:rPr>
-                <w:noProof/>
-                <w:webHidden/>
-              </w:rPr>
-            </w:r>
-            <w:r>
-              <w:rPr>
-                <w:noProof/>
-                <w:webHidden/>
-              </w:rPr>
-              <w:fldChar w:fldCharType="separate"/>
-            </w:r>
-            <w:r>
-              <w:rPr>
-                <w:noProof/>
-                <w:webHidden/>
-              </w:rPr>
-              <w:t>17</w:t>
-            </w:r>
-            <w:r>
-              <w:rPr>
-                <w:noProof/>
-                <w:webHidden/>
-              </w:rPr>
-              <w:fldChar w:fldCharType="end"/>
-            </w:r>
-          </w:hyperlink>
-        </w:p>
-        <w:p>
-          <w:pPr>
-            <w:pStyle w:val="TOC3"/>
-            <w:tabs>
-              <w:tab w:val="right" w:leader="dot" w:pos="10478"/>
-            </w:tabs>
-            <w:rPr>
-              <w:rFonts w:asciiTheme="minorHAnsi" w:eastAsiaTheme="minorEastAsia" w:hAnsiTheme="minorHAnsi" w:cstheme="minorBidi"/>
-              <w:noProof/>
-            </w:rPr>
-          </w:pPr>
-          <w:hyperlink w:anchor="_Toc222903185" w:history="1">
-            <w:r>
-              <w:rPr>
-                <w:rStyle w:val="Hyperlink"/>
-                <w:rFonts w:cs="Times New Roman"/>
-                <w:bCs/>
-                <w:noProof/>
-              </w:rPr>
-              <w:t>Searching Books (All Users)</w:t>
-            </w:r>
-            <w:r>
-              <w:rPr>
-                <w:noProof/>
-                <w:webHidden/>
-              </w:rPr>
-              <w:tab/>
-            </w:r>
-            <w:r>
-              <w:rPr>
-                <w:noProof/>
-                <w:webHidden/>
-              </w:rPr>
-              <w:fldChar w:fldCharType="begin"/>
-            </w:r>
-            <w:r>
-              <w:rPr>
-                <w:noProof/>
-                <w:webHidden/>
-              </w:rPr>
-              <w:instrText xml:space="preserve"> PAGEREF _Toc222903185 \h </w:instrText>
-            </w:r>
-            <w:r>
-              <w:rPr>
-                <w:noProof/>
-                <w:webHidden/>
-              </w:rPr>
-            </w:r>
-            <w:r>
-              <w:rPr>
-                <w:noProof/>
-                <w:webHidden/>
-              </w:rPr>
-              <w:fldChar w:fldCharType="separate"/>
-            </w:r>
-            <w:r>
-              <w:rPr>
-                <w:noProof/>
-                <w:webHidden/>
-              </w:rPr>
-              <w:t>17</w:t>
-            </w:r>
-            <w:r>
-              <w:rPr>
-                <w:noProof/>
-                <w:webHidden/>
-              </w:rPr>
-              <w:fldChar w:fldCharType="end"/>
-            </w:r>
-          </w:hyperlink>
-        </w:p>
-        <w:p>
-          <w:pPr>
-            <w:pStyle w:val="TOC3"/>
-            <w:tabs>
-              <w:tab w:val="right" w:leader="dot" w:pos="10478"/>
-            </w:tabs>
-            <w:rPr>
-              <w:rFonts w:asciiTheme="minorHAnsi" w:eastAsiaTheme="minorEastAsia" w:hAnsiTheme="minorHAnsi" w:cstheme="minorBidi"/>
-              <w:noProof/>
-            </w:rPr>
-          </w:pPr>
-          <w:hyperlink w:anchor="_Toc222903186" w:history="1">
-            <w:r>
-              <w:rPr>
-                <w:rStyle w:val="Hyperlink"/>
-                <w:rFonts w:cs="Times New Roman"/>
-                <w:bCs/>
-                <w:noProof/>
-              </w:rPr>
-              <w:t>Viewing Stock (All Users)</w:t>
-            </w:r>
-            <w:r>
-              <w:rPr>
-                <w:noProof/>
-                <w:webHidden/>
-              </w:rPr>
-              <w:tab/>
-            </w:r>
-            <w:r>
-              <w:rPr>
-                <w:noProof/>
-                <w:webHidden/>
-              </w:rPr>
-              <w:fldChar w:fldCharType="begin"/>
-            </w:r>
-            <w:r>
-              <w:rPr>
-                <w:noProof/>
-                <w:webHidden/>
-              </w:rPr>
-              <w:instrText xml:space="preserve"> PAGEREF _Toc222903186 \h </w:instrText>
-            </w:r>
-            <w:r>
-              <w:rPr>
-                <w:noProof/>
-                <w:webHidden/>
-              </w:rPr>
-            </w:r>
-            <w:r>
-              <w:rPr>
-                <w:noProof/>
-                <w:webHidden/>
-              </w:rPr>
-              <w:fldChar w:fldCharType="separate"/>
-            </w:r>
-            <w:r>
-              <w:rPr>
-                <w:noProof/>
-                <w:webHidden/>
-              </w:rPr>
-              <w:t>17</w:t>
-            </w:r>
-            <w:r>
-              <w:rPr>
-                <w:noProof/>
-                <w:webHidden/>
-              </w:rPr>
-              <w:fldChar w:fldCharType="end"/>
-            </w:r>
-          </w:hyperlink>
-        </w:p>
-        <w:p>
-          <w:pPr>
-            <w:pStyle w:val="TOC3"/>
-            <w:tabs>
-              <w:tab w:val="right" w:leader="dot" w:pos="10478"/>
-            </w:tabs>
-            <w:rPr>
-              <w:rFonts w:asciiTheme="minorHAnsi" w:eastAsiaTheme="minorEastAsia" w:hAnsiTheme="minorHAnsi" w:cstheme="minorBidi"/>
-              <w:noProof/>
-            </w:rPr>
-          </w:pPr>
-          <w:hyperlink w:anchor="_Toc222903187" w:history="1">
-            <w:r>
-              <w:rPr>
-                <w:rStyle w:val="Hyperlink"/>
-                <w:rFonts w:cs="Times New Roman"/>
-                <w:bCs/>
-                <w:noProof/>
-              </w:rPr>
-              <w:t>Adding a New Book (Manager Only)</w:t>
-            </w:r>
-            <w:r>
-              <w:rPr>
-                <w:noProof/>
-                <w:webHidden/>
-              </w:rPr>
-              <w:tab/>
-            </w:r>
-            <w:r>
-              <w:rPr>
-                <w:noProof/>
-                <w:webHidden/>
-              </w:rPr>
-              <w:fldChar w:fldCharType="begin"/>
-            </w:r>
-            <w:r>
-              <w:rPr>
-                <w:noProof/>
-                <w:webHidden/>
-              </w:rPr>
-              <w:instrText xml:space="preserve"> PAGEREF _Toc222903187 \h </w:instrText>
-            </w:r>
-            <w:r>
-              <w:rPr>
-                <w:noProof/>
-                <w:webHidden/>
-              </w:rPr>
-            </w:r>
-            <w:r>
-              <w:rPr>
-                <w:noProof/>
-                <w:webHidden/>
-              </w:rPr>
-              <w:fldChar w:fldCharType="separate"/>
-            </w:r>
-            <w:r>
-              <w:rPr>
-                <w:noProof/>
-                <w:webHidden/>
-              </w:rPr>
-              <w:t>18</w:t>
-            </w:r>
-            <w:r>
-              <w:rPr>
-                <w:noProof/>
-                <w:webHidden/>
-              </w:rPr>
-              <w:fldChar w:fldCharType="end"/>
-            </w:r>
-          </w:hyperlink>
-        </w:p>
-        <w:p>
-          <w:pPr>
-            <w:pStyle w:val="TOC3"/>
-            <w:tabs>
-              <w:tab w:val="right" w:leader="dot" w:pos="10478"/>
-            </w:tabs>
-            <w:rPr>
-              <w:rFonts w:asciiTheme="minorHAnsi" w:eastAsiaTheme="minorEastAsia" w:hAnsiTheme="minorHAnsi" w:cstheme="minorBidi"/>
-              <w:noProof/>
-            </w:rPr>
-          </w:pPr>
-          <w:hyperlink w:anchor="_Toc222903188" w:history="1">
-            <w:r>
-              <w:rPr>
-                <w:rStyle w:val="Hyperlink"/>
-                <w:rFonts w:cs="Times New Roman"/>
-                <w:bCs/>
-                <w:noProof/>
-              </w:rPr>
-              <w:t>Adding a Category (Manager Only)</w:t>
-            </w:r>
-            <w:r>
-              <w:rPr>
-                <w:noProof/>
-                <w:webHidden/>
-              </w:rPr>
-              <w:tab/>
-            </w:r>
-            <w:r>
-              <w:rPr>
-                <w:noProof/>
-                <w:webHidden/>
-              </w:rPr>
-              <w:fldChar w:fldCharType="begin"/>
-            </w:r>
-            <w:r>
-              <w:rPr>
-                <w:noProof/>
-                <w:webHidden/>
-              </w:rPr>
-              <w:instrText xml:space="preserve"> PAGEREF _Toc222903188 \h </w:instrText>
-            </w:r>
-            <w:r>
-              <w:rPr>
-                <w:noProof/>
-                <w:webHidden/>
-              </w:rPr>
-            </w:r>
-            <w:r>
-              <w:rPr>
-                <w:noProof/>
-                <w:webHidden/>
-              </w:rPr>
-              <w:fldChar w:fldCharType="separate"/>
-            </w:r>
-            <w:r>
-              <w:rPr>
-                <w:noProof/>
-                <w:webHidden/>
-              </w:rPr>
-              <w:t>18</w:t>
-            </w:r>
-            <w:r>
-              <w:rPr>
-                <w:noProof/>
-                <w:webHidden/>
-              </w:rPr>
-              <w:fldChar w:fldCharType="end"/>
-            </w:r>
-          </w:hyperlink>
-        </w:p>
-        <w:p>
-          <w:pPr>
-            <w:pStyle w:val="TOC3"/>
-            <w:tabs>
-              <w:tab w:val="right" w:leader="dot" w:pos="10478"/>
-            </w:tabs>
-            <w:rPr>
-              <w:rFonts w:asciiTheme="minorHAnsi" w:eastAsiaTheme="minorEastAsia" w:hAnsiTheme="minorHAnsi" w:cstheme="minorBidi"/>
-              <w:noProof/>
-            </w:rPr>
-          </w:pPr>
-          <w:hyperlink w:anchor="_Toc222903189" w:history="1">
-            <w:r>
-              <w:rPr>
-                <w:rStyle w:val="Hyperlink"/>
-                <w:rFonts w:cs="Times New Roman"/>
-                <w:bCs/>
-                <w:noProof/>
-              </w:rPr>
-              <w:t>Creating a New User Account (Manager Only)</w:t>
-            </w:r>
-            <w:r>
-              <w:rPr>
-                <w:noProof/>
-                <w:webHidden/>
-              </w:rPr>
-              <w:tab/>
-            </w:r>
-            <w:r>
-              <w:rPr>
-                <w:noProof/>
-                <w:webHidden/>
-              </w:rPr>
-              <w:fldChar w:fldCharType="begin"/>
-            </w:r>
-            <w:r>
-              <w:rPr>
-                <w:noProof/>
-                <w:webHidden/>
-              </w:rPr>
-              <w:instrText xml:space="preserve"> PAGEREF _Toc222903189 \h </w:instrText>
-            </w:r>
-            <w:r>
-              <w:rPr>
-                <w:noProof/>
-                <w:webHidden/>
-              </w:rPr>
-            </w:r>
-            <w:r>
-              <w:rPr>
-                <w:noProof/>
-                <w:webHidden/>
-              </w:rPr>
-              <w:fldChar w:fldCharType="separate"/>
-            </w:r>
-            <w:r>
-              <w:rPr>
-                <w:noProof/>
-                <w:webHidden/>
-              </w:rPr>
-              <w:t>18</w:t>
-            </w:r>
-            <w:r>
-              <w:rPr>
-                <w:noProof/>
-                <w:webHidden/>
-              </w:rPr>
-              <w:fldChar w:fldCharType="end"/>
-            </w:r>
-          </w:hyperlink>
-        </w:p>
-        <w:p>
-          <w:pPr>
-            <w:pStyle w:val="TOC3"/>
-            <w:tabs>
-              <w:tab w:val="right" w:leader="dot" w:pos="10478"/>
-            </w:tabs>
-            <w:rPr>
-              <w:rFonts w:asciiTheme="minorHAnsi" w:eastAsiaTheme="minorEastAsia" w:hAnsiTheme="minorHAnsi" w:cstheme="minorBidi"/>
-              <w:noProof/>
-            </w:rPr>
-          </w:pPr>
-          <w:hyperlink w:anchor="_Toc222903190" w:history="1">
-            <w:r>
-              <w:rPr>
-                <w:rStyle w:val="Hyperlink"/>
-                <w:rFonts w:cs="Times New Roman"/>
-                <w:bCs/>
-                <w:noProof/>
-              </w:rPr>
-              <w:t>Logging Out</w:t>
-            </w:r>
-            <w:r>
-              <w:rPr>
-                <w:noProof/>
-                <w:webHidden/>
-              </w:rPr>
-              <w:tab/>
-            </w:r>
-            <w:r>
-              <w:rPr>
-                <w:noProof/>
-                <w:webHidden/>
-              </w:rPr>
-              <w:fldChar w:fldCharType="begin"/>
-            </w:r>
-            <w:r>
-              <w:rPr>
-                <w:noProof/>
-                <w:webHidden/>
-              </w:rPr>
-              <w:instrText xml:space="preserve"> PAGEREF _Toc222903190 \h </w:instrText>
-            </w:r>
-            <w:r>
-              <w:rPr>
-                <w:noProof/>
-                <w:webHidden/>
-              </w:rPr>
-            </w:r>
-            <w:r>
-              <w:rPr>
-                <w:noProof/>
-                <w:webHidden/>
-              </w:rPr>
-              <w:fldChar w:fldCharType="separate"/>
-            </w:r>
-            <w:r>
-              <w:rPr>
-                <w:noProof/>
-                <w:webHidden/>
-              </w:rPr>
-              <w:t>18</w:t>
-            </w:r>
-            <w:r>
-              <w:rPr>
-                <w:noProof/>
-                <w:webHidden/>
-              </w:rPr>
-              <w:fldChar w:fldCharType="end"/>
-            </w:r>
-          </w:hyperlink>
-        </w:p>
-        <w:p>
-          <w:pPr>
-            <w:pStyle w:val="TOC2"/>
-            <w:tabs>
-              <w:tab w:val="right" w:leader="dot" w:pos="10478"/>
-            </w:tabs>
-            <w:rPr>
-              <w:rFonts w:asciiTheme="minorHAnsi" w:eastAsiaTheme="minorEastAsia" w:hAnsiTheme="minorHAnsi" w:cstheme="minorBidi"/>
-              <w:noProof/>
-            </w:rPr>
-          </w:pPr>
-          <w:hyperlink w:anchor="_Toc222903191" w:history="1">
-            <w:r>
-              <w:rPr>
-                <w:rStyle w:val="Hyperlink"/>
-                <w:rFonts w:cs="Times New Roman"/>
-                <w:bCs/>
-                <w:noProof/>
-              </w:rPr>
-              <w:t>Screenshots</w:t>
-            </w:r>
-            <w:r>
-              <w:rPr>
-                <w:noProof/>
-                <w:webHidden/>
-              </w:rPr>
-              <w:tab/>
-            </w:r>
-            <w:r>
-              <w:rPr>
-                <w:noProof/>
-                <w:webHidden/>
-              </w:rPr>
-              <w:fldChar w:fldCharType="begin"/>
-            </w:r>
-            <w:r>
-              <w:rPr>
-                <w:noProof/>
-                <w:webHidden/>
-              </w:rPr>
-              <w:instrText xml:space="preserve"> PAGEREF _Toc222903191 \h </w:instrText>
-            </w:r>
-            <w:r>
-              <w:rPr>
-                <w:noProof/>
-                <w:webHidden/>
-              </w:rPr>
-            </w:r>
-            <w:r>
-              <w:rPr>
-                <w:noProof/>
-                <w:webHidden/>
-              </w:rPr>
-              <w:fldChar w:fldCharType="separate"/>
-            </w:r>
-            <w:r>
-              <w:rPr>
-                <w:noProof/>
-                <w:webHidden/>
-              </w:rPr>
-              <w:t>18</w:t>
-            </w:r>
-            <w:r>
-              <w:rPr>
-                <w:noProof/>
-                <w:webHidden/>
-              </w:rPr>
-              <w:fldChar w:fldCharType="end"/>
-            </w:r>
-          </w:hyperlink>
-        </w:p>
-        <w:p>
-          <w:pPr>
-            <w:pStyle w:val="TOC3"/>
-            <w:tabs>
-              <w:tab w:val="right" w:leader="dot" w:pos="10478"/>
-            </w:tabs>
-            <w:rPr>
-              <w:rFonts w:asciiTheme="minorHAnsi" w:eastAsiaTheme="minorEastAsia" w:hAnsiTheme="minorHAnsi" w:cstheme="minorBidi"/>
-              <w:noProof/>
-            </w:rPr>
-          </w:pPr>
-          <w:hyperlink w:anchor="_Toc222903192" w:history="1">
-            <w:r>
-              <w:rPr>
-                <w:rStyle w:val="Hyperlink"/>
-                <w:noProof/>
-              </w:rPr>
-              <w:t>Login Screen</w:t>
-            </w:r>
-            <w:r>
-              <w:rPr>
-                <w:noProof/>
-                <w:webHidden/>
-              </w:rPr>
-              <w:tab/>
-            </w:r>
-            <w:r>
-              <w:rPr>
-                <w:noProof/>
-                <w:webHidden/>
-              </w:rPr>
-              <w:fldChar w:fldCharType="begin"/>
-            </w:r>
-            <w:r>
-              <w:rPr>
-                <w:noProof/>
-                <w:webHidden/>
-              </w:rPr>
-              <w:instrText xml:space="preserve"> PAGEREF _Toc222903192 \h </w:instrText>
-            </w:r>
-            <w:r>
-              <w:rPr>
-                <w:noProof/>
-                <w:webHidden/>
-              </w:rPr>
-            </w:r>
-            <w:r>
-              <w:rPr>
-                <w:noProof/>
-                <w:webHidden/>
-              </w:rPr>
-              <w:fldChar w:fldCharType="separate"/>
-            </w:r>
-            <w:r>
-              <w:rPr>
-                <w:noProof/>
-                <w:webHidden/>
-              </w:rPr>
-              <w:t>19</w:t>
-            </w:r>
-            <w:r>
-              <w:rPr>
-                <w:noProof/>
-                <w:webHidden/>
-              </w:rPr>
-              <w:fldChar w:fldCharType="end"/>
-            </w:r>
-          </w:hyperlink>
-        </w:p>
-        <w:p>
-          <w:pPr>
-            <w:pStyle w:val="TOC3"/>
-            <w:tabs>
-              <w:tab w:val="right" w:leader="dot" w:pos="10478"/>
-            </w:tabs>
-            <w:rPr>
-              <w:rFonts w:asciiTheme="minorHAnsi" w:eastAsiaTheme="minorEastAsia" w:hAnsiTheme="minorHAnsi" w:cstheme="minorBidi"/>
-              <w:noProof/>
-            </w:rPr>
-          </w:pPr>
-          <w:hyperlink w:anchor="_Toc222903193" w:history="1">
-            <w:r>
-              <w:rPr>
-                <w:rStyle w:val="Hyperlink"/>
-                <w:noProof/>
-              </w:rPr>
-              <w:t>Dashboard</w:t>
-            </w:r>
-            <w:r>
-              <w:rPr>
-                <w:noProof/>
-                <w:webHidden/>
-              </w:rPr>
-              <w:tab/>
-            </w:r>
-            <w:r>
-              <w:rPr>
-                <w:noProof/>
-                <w:webHidden/>
-              </w:rPr>
-              <w:fldChar w:fldCharType="begin"/>
-            </w:r>
-            <w:r>
-              <w:rPr>
-                <w:noProof/>
-                <w:webHidden/>
-              </w:rPr>
-              <w:instrText xml:space="preserve"> PAGEREF _Toc222903193 \h </w:instrText>
-            </w:r>
-            <w:r>
-              <w:rPr>
-                <w:noProof/>
-                <w:webHidden/>
-              </w:rPr>
-            </w:r>
-            <w:r>
-              <w:rPr>
-                <w:noProof/>
-                <w:webHidden/>
-              </w:rPr>
-              <w:fldChar w:fldCharType="separate"/>
-            </w:r>
-            <w:r>
-              <w:rPr>
-                <w:noProof/>
-                <w:webHidden/>
-              </w:rPr>
-              <w:t>20</w:t>
-            </w:r>
-            <w:r>
-              <w:rPr>
-                <w:noProof/>
-                <w:webHidden/>
-              </w:rPr>
-              <w:fldChar w:fldCharType="end"/>
-            </w:r>
-          </w:hyperlink>
-        </w:p>
-        <w:p>
-          <w:pPr>
-            <w:pStyle w:val="TOC3"/>
-            <w:tabs>
-              <w:tab w:val="right" w:leader="dot" w:pos="10478"/>
-            </w:tabs>
-            <w:rPr>
-              <w:rFonts w:asciiTheme="minorHAnsi" w:eastAsiaTheme="minorEastAsia" w:hAnsiTheme="minorHAnsi" w:cstheme="minorBidi"/>
-              <w:noProof/>
-            </w:rPr>
-          </w:pPr>
-          <w:hyperlink w:anchor="_Toc222903194" w:history="1">
-            <w:r>
-              <w:rPr>
-                <w:noProof/>
-                <w:webHidden/>
-              </w:rPr>
-              <w:tab/>
-            </w:r>
-            <w:r>
-              <w:rPr>
-                <w:noProof/>
-                <w:webHidden/>
-              </w:rPr>
-              <w:fldChar w:fldCharType="begin"/>
-            </w:r>
-            <w:r>
-              <w:rPr>
-                <w:noProof/>
-                <w:webHidden/>
-              </w:rPr>
-              <w:instrText xml:space="preserve"> PAGEREF _Toc222903194 \h </w:instrText>
-            </w:r>
-            <w:r>
-              <w:rPr>
-                <w:noProof/>
-                <w:webHidden/>
-              </w:rPr>
-            </w:r>
-            <w:r>
-              <w:rPr>
-                <w:noProof/>
-                <w:webHidden/>
-              </w:rPr>
-              <w:fldChar w:fldCharType="separate"/>
-            </w:r>
-            <w:r>
-              <w:rPr>
-                <w:noProof/>
-                <w:webHidden/>
-              </w:rPr>
-              <w:t>20</w:t>
-            </w:r>
-            <w:r>
-              <w:rPr>
-                <w:noProof/>
-                <w:webHidden/>
-              </w:rPr>
-              <w:fldChar w:fldCharType="end"/>
-            </w:r>
-          </w:hyperlink>
-        </w:p>
-        <w:p>
-          <w:pPr>
-            <w:pStyle w:val="TOC3"/>
-            <w:tabs>
-              <w:tab w:val="right" w:leader="dot" w:pos="10478"/>
-            </w:tabs>
-            <w:rPr>
-              <w:rFonts w:asciiTheme="minorHAnsi" w:eastAsiaTheme="minorEastAsia" w:hAnsiTheme="minorHAnsi" w:cstheme="minorBidi"/>
-              <w:noProof/>
-            </w:rPr>
-          </w:pPr>
-          <w:hyperlink w:anchor="_Toc222903195" w:history="1">
-            <w:r>
-              <w:rPr>
-                <w:rStyle w:val="Hyperlink"/>
-                <w:noProof/>
-              </w:rPr>
-              <w:t>Books list</w:t>
-            </w:r>
-            <w:r>
-              <w:rPr>
-                <w:noProof/>
-                <w:webHidden/>
-              </w:rPr>
-              <w:tab/>
-            </w:r>
-            <w:r>
-              <w:rPr>
-                <w:noProof/>
-                <w:webHidden/>
-              </w:rPr>
-              <w:fldChar w:fldCharType="begin"/>
-            </w:r>
-            <w:r>
-              <w:rPr>
-                <w:noProof/>
-                <w:webHidden/>
-              </w:rPr>
-              <w:instrText xml:space="preserve"> PAGEREF _Toc222903195 \h </w:instrText>
-            </w:r>
-            <w:r>
-              <w:rPr>
-                <w:noProof/>
-                <w:webHidden/>
-              </w:rPr>
-            </w:r>
-            <w:r>
-              <w:rPr>
-                <w:noProof/>
-                <w:webHidden/>
-              </w:rPr>
-              <w:fldChar w:fldCharType="separate"/>
-            </w:r>
-            <w:r>
-              <w:rPr>
-                <w:noProof/>
-                <w:webHidden/>
-              </w:rPr>
-              <w:t>21</w:t>
-            </w:r>
-            <w:r>
-              <w:rPr>
-                <w:noProof/>
-                <w:webHidden/>
-              </w:rPr>
-              <w:fldChar w:fldCharType="end"/>
-            </w:r>
-          </w:hyperlink>
-        </w:p>
-        <w:p>
-          <w:pPr>
-            <w:pStyle w:val="TOC3"/>
-            <w:tabs>
-              <w:tab w:val="right" w:leader="dot" w:pos="10478"/>
-            </w:tabs>
-            <w:rPr>
-              <w:rFonts w:asciiTheme="minorHAnsi" w:eastAsiaTheme="minorEastAsia" w:hAnsiTheme="minorHAnsi" w:cstheme="minorBidi"/>
-              <w:noProof/>
-            </w:rPr>
-          </w:pPr>
-          <w:hyperlink w:anchor="_Toc222903196" w:history="1">
-            <w:r>
-              <w:rPr>
-                <w:rStyle w:val="Hyperlink"/>
-                <w:noProof/>
-              </w:rPr>
-              <w:t>Stock view</w:t>
-            </w:r>
-            <w:r>
-              <w:rPr>
-                <w:noProof/>
-                <w:webHidden/>
-              </w:rPr>
-              <w:tab/>
-            </w:r>
-            <w:r>
-              <w:rPr>
-                <w:noProof/>
-                <w:webHidden/>
-              </w:rPr>
-              <w:fldChar w:fldCharType="begin"/>
-            </w:r>
-            <w:r>
-              <w:rPr>
-                <w:noProof/>
-                <w:webHidden/>
-              </w:rPr>
-              <w:instrText xml:space="preserve"> PAGEREF _Toc222903196 \h </w:instrText>
-            </w:r>
-            <w:r>
-              <w:rPr>
-                <w:noProof/>
-                <w:webHidden/>
-              </w:rPr>
-            </w:r>
-            <w:r>
-              <w:rPr>
-                <w:noProof/>
-                <w:webHidden/>
-              </w:rPr>
-              <w:fldChar w:fldCharType="separate"/>
-            </w:r>
-            <w:r>
-              <w:rPr>
-                <w:noProof/>
-                <w:webHidden/>
-              </w:rPr>
-              <w:t>22</w:t>
-            </w:r>
-            <w:r>
-              <w:rPr>
-                <w:noProof/>
-                <w:webHidden/>
-              </w:rPr>
-              <w:fldChar w:fldCharType="end"/>
-            </w:r>
-          </w:hyperlink>
-        </w:p>
-        <w:p>
-          <w:pPr>
-            <w:pStyle w:val="TOC3"/>
-            <w:tabs>
-              <w:tab w:val="right" w:leader="dot" w:pos="10478"/>
-            </w:tabs>
-            <w:rPr>
-              <w:rFonts w:asciiTheme="minorHAnsi" w:eastAsiaTheme="minorEastAsia" w:hAnsiTheme="minorHAnsi" w:cstheme="minorBidi"/>
-              <w:noProof/>
-            </w:rPr>
-          </w:pPr>
-          <w:hyperlink w:anchor="_Toc222903197" w:history="1">
-            <w:r>
-              <w:rPr>
-                <w:rStyle w:val="Hyperlink"/>
-                <w:noProof/>
-              </w:rPr>
-              <w:t>Add Book form</w:t>
-            </w:r>
-            <w:r>
-              <w:rPr>
-                <w:noProof/>
-                <w:webHidden/>
-              </w:rPr>
-              <w:tab/>
-            </w:r>
-            <w:r>
-              <w:rPr>
-                <w:noProof/>
-                <w:webHidden/>
-              </w:rPr>
-              <w:fldChar w:fldCharType="begin"/>
-            </w:r>
-            <w:r>
-              <w:rPr>
-                <w:noProof/>
-                <w:webHidden/>
-              </w:rPr>
-              <w:instrText xml:space="preserve"> PAGEREF _Toc222903197 \h </w:instrText>
-            </w:r>
-            <w:r>
-              <w:rPr>
-                <w:noProof/>
-                <w:webHidden/>
-              </w:rPr>
-            </w:r>
-            <w:r>
-              <w:rPr>
-                <w:noProof/>
-                <w:webHidden/>
-              </w:rPr>
-              <w:fldChar w:fldCharType="separate"/>
-            </w:r>
-            <w:r>
-              <w:rPr>
-                <w:noProof/>
-                <w:webHidden/>
-              </w:rPr>
-              <w:t>23</w:t>
-            </w:r>
-            <w:r>
-              <w:rPr>
-                <w:noProof/>
-                <w:webHidden/>
-              </w:rPr>
-              <w:fldChar w:fldCharType="end"/>
-            </w:r>
-          </w:hyperlink>
-        </w:p>
-        <w:p>
-          <w:pPr>
-            <w:pStyle w:val="TOC3"/>
-            <w:tabs>
-              <w:tab w:val="right" w:leader="dot" w:pos="10478"/>
-            </w:tabs>
-            <w:rPr>
-              <w:rFonts w:asciiTheme="minorHAnsi" w:eastAsiaTheme="minorEastAsia" w:hAnsiTheme="minorHAnsi" w:cstheme="minorBidi"/>
-              <w:noProof/>
-            </w:rPr>
-          </w:pPr>
-          <w:hyperlink w:anchor="_Toc222903198" w:history="1">
-            <w:r>
-              <w:rPr>
-                <w:rStyle w:val="Hyperlink"/>
-                <w:noProof/>
-              </w:rPr>
-              <w:t>Add Category form</w:t>
-            </w:r>
-            <w:r>
-              <w:rPr>
-                <w:noProof/>
-                <w:webHidden/>
-              </w:rPr>
-              <w:tab/>
-            </w:r>
-            <w:r>
-              <w:rPr>
-                <w:noProof/>
-                <w:webHidden/>
-              </w:rPr>
-              <w:fldChar w:fldCharType="begin"/>
-            </w:r>
-            <w:r>
-              <w:rPr>
-                <w:noProof/>
-                <w:webHidden/>
-              </w:rPr>
-              <w:instrText xml:space="preserve"> PAGEREF _Toc222903198 \h </w:instrText>
-            </w:r>
-            <w:r>
-              <w:rPr>
-                <w:noProof/>
-                <w:webHidden/>
-              </w:rPr>
-            </w:r>
-            <w:r>
-              <w:rPr>
-                <w:noProof/>
-                <w:webHidden/>
-              </w:rPr>
-              <w:fldChar w:fldCharType="separate"/>
-            </w:r>
-            <w:r>
-              <w:rPr>
-                <w:noProof/>
-                <w:webHidden/>
-              </w:rPr>
-              <w:t>24</w:t>
-            </w:r>
-            <w:r>
-              <w:rPr>
-                <w:noProof/>
-                <w:webHidden/>
-              </w:rPr>
-              <w:fldChar w:fldCharType="end"/>
-            </w:r>
-          </w:hyperlink>
-        </w:p>
-        <w:p>
-          <w:pPr>
-            <w:pStyle w:val="TOC3"/>
-            <w:tabs>
-              <w:tab w:val="right" w:leader="dot" w:pos="10478"/>
-            </w:tabs>
-            <w:rPr>
-              <w:rFonts w:asciiTheme="minorHAnsi" w:eastAsiaTheme="minorEastAsia" w:hAnsiTheme="minorHAnsi" w:cstheme="minorBidi"/>
-              <w:noProof/>
-            </w:rPr>
-          </w:pPr>
-          <w:hyperlink w:anchor="_Toc222903199" w:history="1">
-            <w:r>
-              <w:rPr>
-                <w:rStyle w:val="Hyperlink"/>
-                <w:noProof/>
-              </w:rPr>
-              <w:t>Create Account form</w:t>
-            </w:r>
-            <w:r>
-              <w:rPr>
-                <w:noProof/>
-                <w:webHidden/>
-              </w:rPr>
-              <w:tab/>
-            </w:r>
-            <w:r>
-              <w:rPr>
-                <w:noProof/>
-                <w:webHidden/>
-              </w:rPr>
-              <w:fldChar w:fldCharType="begin"/>
-            </w:r>
-            <w:r>
-              <w:rPr>
-                <w:noProof/>
-                <w:webHidden/>
-              </w:rPr>
-              <w:instrText xml:space="preserve"> PAGEREF _Toc222903199 \h </w:instrText>
-            </w:r>
-            <w:r>
-              <w:rPr>
-                <w:noProof/>
-                <w:webHidden/>
-              </w:rPr>
-            </w:r>
-            <w:r>
-              <w:rPr>
-                <w:noProof/>
-                <w:webHidden/>
-              </w:rPr>
-              <w:fldChar w:fldCharType="separate"/>
-            </w:r>
-            <w:r>
-              <w:rPr>
-                <w:noProof/>
-                <w:webHidden/>
-              </w:rPr>
-              <w:t>25</w:t>
-            </w:r>
-            <w:r>
-              <w:rPr>
-                <w:noProof/>
-                <w:webHidden/>
-              </w:rPr>
-              <w:fldChar w:fldCharType="end"/>
-            </w:r>
-          </w:hyperlink>
-        </w:p>
-        <w:p>
-          <w:pPr>
-            <w:pStyle w:val="TOC2"/>
-            <w:tabs>
-              <w:tab w:val="right" w:leader="dot" w:pos="10478"/>
-            </w:tabs>
-            <w:rPr>
-              <w:rFonts w:asciiTheme="minorHAnsi" w:eastAsiaTheme="minorEastAsia" w:hAnsiTheme="minorHAnsi" w:cstheme="minorBidi"/>
-              <w:noProof/>
-            </w:rPr>
-          </w:pPr>
-          <w:hyperlink w:anchor="_Toc222903200" w:history="1">
-            <w:r>
-              <w:rPr>
-                <w:rStyle w:val="Hyperlink"/>
-                <w:rFonts w:cs="Times New Roman"/>
-                <w:bCs/>
-                <w:noProof/>
-              </w:rPr>
-              <w:t>Troubleshooting</w:t>
-            </w:r>
-            <w:r>
-              <w:rPr>
-                <w:noProof/>
-                <w:webHidden/>
-              </w:rPr>
-              <w:tab/>
-            </w:r>
-            <w:r>
-              <w:rPr>
-                <w:noProof/>
-                <w:webHidden/>
-              </w:rPr>
-              <w:fldChar w:fldCharType="begin"/>
-            </w:r>
-            <w:r>
-              <w:rPr>
-                <w:noProof/>
-                <w:webHidden/>
-              </w:rPr>
-              <w:instrText xml:space="preserve"> PAGEREF _Toc222903200 \h </w:instrText>
-            </w:r>
-            <w:r>
-              <w:rPr>
-                <w:noProof/>
-                <w:webHidden/>
-              </w:rPr>
-            </w:r>
-            <w:r>
-              <w:rPr>
-                <w:noProof/>
-                <w:webHidden/>
-              </w:rPr>
-              <w:fldChar w:fldCharType="separate"/>
-            </w:r>
-            <w:r>
-              <w:rPr>
-                <w:noProof/>
-                <w:webHidden/>
-              </w:rPr>
-              <w:t>26</w:t>
+              <w:t>27</w:t>
             </w:r>
             <w:r>
               <w:rPr>
@@ -4373,13 +4489,13 @@
               <w:noProof/>
             </w:rPr>
           </w:pPr>
-          <w:hyperlink w:anchor="_Toc222903201" w:history="1">
+          <w:hyperlink w:anchor="_Toc222938623" w:history="1">
             <w:r>
               <w:rPr>
                 <w:rStyle w:val="Hyperlink"/>
                 <w:noProof/>
               </w:rPr>
-              <w:t>CONCLUSION</w:t>
+              <w:t>REFERENCES</w:t>
             </w:r>
             <w:r>
               <w:rPr>
@@ -4400,76 +4516,7 @@
                 <w:noProof/>
                 <w:webHidden/>
               </w:rPr>
-              <w:instrText xml:space="preserve"> PAGEREF _Toc222903201 \h </w:instrText>
-            </w:r>
-            <w:r>
-              <w:rPr>
-                <w:noProof/>
-                <w:webHidden/>
-              </w:rPr>
-            </w:r>
-            <w:r>
-              <w:rPr>
-                <w:noProof/>
-                <w:webHidden/>
-              </w:rPr>
-              <w:fldChar w:fldCharType="separate"/>
-            </w:r>
-            <w:r>
-              <w:rPr>
-                <w:noProof/>
-                <w:webHidden/>
-              </w:rPr>
-              <w:t>27</w:t>
-            </w:r>
-            <w:r>
-              <w:rPr>
-                <w:noProof/>
-                <w:webHidden/>
-              </w:rPr>
-              <w:fldChar w:fldCharType="end"/>
-            </w:r>
-          </w:hyperlink>
-        </w:p>
-        <w:p>
-          <w:pPr>
-            <w:pStyle w:val="TOC1"/>
-            <w:tabs>
-              <w:tab w:val="right" w:leader="dot" w:pos="10478"/>
-            </w:tabs>
-            <w:rPr>
-              <w:rFonts w:asciiTheme="minorHAnsi" w:eastAsiaTheme="minorEastAsia" w:hAnsiTheme="minorHAnsi" w:cstheme="minorBidi"/>
-              <w:noProof/>
-            </w:rPr>
-          </w:pPr>
-          <w:hyperlink w:anchor="_Toc222903202" w:history="1">
-            <w:r>
-              <w:rPr>
-                <w:rStyle w:val="Hyperlink"/>
-                <w:noProof/>
-              </w:rPr>
-              <w:t>REFERENCES</w:t>
-            </w:r>
-            <w:r>
-              <w:rPr>
-                <w:noProof/>
-                <w:webHidden/>
-              </w:rPr>
-              <w:tab/>
-            </w:r>
-            <w:r>
-              <w:rPr>
-                <w:noProof/>
-                <w:webHidden/>
-              </w:rPr>
-              <w:fldChar w:fldCharType="begin"/>
-            </w:r>
-            <w:r>
-              <w:rPr>
-                <w:noProof/>
-                <w:webHidden/>
-              </w:rPr>
-              <w:instrText xml:space="preserve"> PAGEREF _Toc222903202 \h </w:instrText>
+              <w:instrText xml:space="preserve"> PAGEREF _Toc222938623 \h </w:instrText>
             </w:r>
             <w:r>
               <w:rPr>
@@ -4542,11 +4589,11 @@
       <w:pPr>
         <w:pStyle w:val="Heading1"/>
       </w:pPr>
-      <w:bookmarkStart w:id="5" w:name="_Toc222903162"/>
+      <w:bookmarkStart w:id="6" w:name="_Toc222938583"/>
       <w:r>
         <w:t>INTRODUCTION</w:t>
       </w:r>
-      <w:bookmarkEnd w:id="5"/>
+      <w:bookmarkEnd w:id="6"/>
     </w:p>
     <w:p/>
     <w:p>
@@ -4882,22 +4929,22 @@
       <w:pPr>
         <w:pStyle w:val="Heading1"/>
       </w:pPr>
-      <w:bookmarkStart w:id="6" w:name="_Toc222903163"/>
+      <w:bookmarkStart w:id="7" w:name="_Toc222938584"/>
       <w:r>
         <w:t>SYSTEM DEVELOPMENT</w:t>
       </w:r>
-      <w:bookmarkEnd w:id="6"/>
+      <w:bookmarkEnd w:id="7"/>
     </w:p>
     <w:p/>
     <w:p>
       <w:pPr>
         <w:pStyle w:val="Heading2"/>
       </w:pPr>
-      <w:bookmarkStart w:id="7" w:name="_Toc222903164"/>
+      <w:bookmarkStart w:id="8" w:name="_Toc222938585"/>
       <w:r>
         <w:t>System Overview</w:t>
       </w:r>
-      <w:bookmarkEnd w:id="7"/>
+      <w:bookmarkEnd w:id="8"/>
     </w:p>
     <w:p/>
     <w:p>
@@ -4923,11 +4970,11 @@
       <w:pPr>
         <w:pStyle w:val="Heading2"/>
       </w:pPr>
-      <w:bookmarkStart w:id="8" w:name="_Toc222903165"/>
+      <w:bookmarkStart w:id="9" w:name="_Toc222938586"/>
       <w:r>
         <w:t>Objectives of the System</w:t>
       </w:r>
-      <w:bookmarkEnd w:id="8"/>
+      <w:bookmarkEnd w:id="9"/>
     </w:p>
     <w:p/>
     <w:p>
@@ -5082,14 +5129,14 @@
       <w:pPr>
         <w:pStyle w:val="Heading2"/>
       </w:pPr>
-      <w:bookmarkStart w:id="9" w:name="_Toc222903166"/>
+      <w:bookmarkStart w:id="10" w:name="_Toc222938587"/>
       <w:r>
         <w:rPr>
           <w:rFonts w:eastAsia="Arial"/>
         </w:rPr>
         <w:t>Main Functionalities</w:t>
       </w:r>
-      <w:bookmarkEnd w:id="9"/>
+      <w:bookmarkEnd w:id="10"/>
     </w:p>
     <w:p/>
     <w:p>
@@ -5373,7 +5420,7 @@
           <w:rFonts w:ascii="Arial" w:eastAsia="Arial" w:hAnsi="Arial" w:cs="Arial"/>
         </w:rPr>
       </w:pPr>
-      <w:bookmarkStart w:id="10" w:name="_Toc222903167"/>
+      <w:bookmarkStart w:id="11" w:name="_Toc222938588"/>
       <w:r>
         <w:rPr>
           <w:rFonts w:eastAsia="Arial"/>
@@ -5383,7 +5430,7 @@
       <w:r>
         <w:t>Design</w:t>
       </w:r>
-      <w:bookmarkEnd w:id="10"/>
+      <w:bookmarkEnd w:id="11"/>
     </w:p>
     <w:p>
       <w:pPr>
@@ -7117,28 +7164,28 @@
           <w:rFonts w:eastAsia="Arial"/>
         </w:rPr>
       </w:pPr>
-      <w:bookmarkStart w:id="11" w:name="_Toc222903168"/>
+      <w:bookmarkStart w:id="12" w:name="_Toc222938589"/>
       <w:r>
         <w:rPr>
           <w:rFonts w:eastAsia="Arial"/>
         </w:rPr>
         <w:t>Application of Object-Oriented Concepts</w:t>
       </w:r>
-      <w:bookmarkEnd w:id="11"/>
+      <w:bookmarkEnd w:id="12"/>
     </w:p>
     <w:p/>
     <w:p>
       <w:pPr>
         <w:pStyle w:val="Heading3"/>
       </w:pPr>
-      <w:bookmarkStart w:id="12" w:name="_Toc222903169"/>
+      <w:bookmarkStart w:id="13" w:name="_Toc222938590"/>
       <w:r>
         <w:rPr>
           <w:rFonts w:eastAsia="Arial"/>
         </w:rPr>
         <w:t>Object</w:t>
       </w:r>
-      <w:bookmarkEnd w:id="12"/>
+      <w:bookmarkEnd w:id="13"/>
     </w:p>
     <w:p>
       <w:pPr>
@@ -7307,14 +7354,14 @@
       <w:pPr>
         <w:pStyle w:val="Heading3"/>
       </w:pPr>
-      <w:bookmarkStart w:id="13" w:name="_Toc222903170"/>
+      <w:bookmarkStart w:id="14" w:name="_Toc222938591"/>
       <w:r>
         <w:rPr>
           <w:rFonts w:eastAsia="Arial"/>
         </w:rPr>
         <w:t>Class</w:t>
       </w:r>
-      <w:bookmarkEnd w:id="13"/>
+      <w:bookmarkEnd w:id="14"/>
     </w:p>
     <w:p>
       <w:pPr>
@@ -7593,14 +7640,14 @@
       <w:pPr>
         <w:pStyle w:val="Heading3"/>
       </w:pPr>
-      <w:bookmarkStart w:id="14" w:name="_Toc222903171"/>
+      <w:bookmarkStart w:id="15" w:name="_Toc222938592"/>
       <w:r>
         <w:rPr>
           <w:rFonts w:eastAsia="Arial"/>
         </w:rPr>
         <w:t>Abstraction</w:t>
       </w:r>
-      <w:bookmarkEnd w:id="14"/>
+      <w:bookmarkEnd w:id="15"/>
     </w:p>
     <w:p>
       <w:pPr>
@@ -7734,11 +7781,11 @@
       <w:pPr>
         <w:pStyle w:val="Heading3"/>
       </w:pPr>
-      <w:bookmarkStart w:id="15" w:name="_Toc222903172"/>
+      <w:bookmarkStart w:id="16" w:name="_Toc222938593"/>
       <w:r>
         <w:t>Encapsulation</w:t>
       </w:r>
-      <w:bookmarkEnd w:id="15"/>
+      <w:bookmarkEnd w:id="16"/>
     </w:p>
     <w:p>
       <w:pPr>
@@ -7892,11 +7939,11 @@
       <w:pPr>
         <w:pStyle w:val="Heading3"/>
       </w:pPr>
-      <w:bookmarkStart w:id="16" w:name="_Toc222903173"/>
+      <w:bookmarkStart w:id="17" w:name="_Toc222938594"/>
       <w:r>
         <w:t>Inheritance</w:t>
       </w:r>
-      <w:bookmarkEnd w:id="16"/>
+      <w:bookmarkEnd w:id="17"/>
     </w:p>
     <w:p>
       <w:pPr>
@@ -8038,11 +8085,11 @@
       <w:pPr>
         <w:pStyle w:val="Heading3"/>
       </w:pPr>
-      <w:bookmarkStart w:id="17" w:name="_Toc222903174"/>
+      <w:bookmarkStart w:id="18" w:name="_Toc222938595"/>
       <w:r>
         <w:t>Polymorphism</w:t>
       </w:r>
-      <w:bookmarkEnd w:id="17"/>
+      <w:bookmarkEnd w:id="18"/>
     </w:p>
     <w:p>
       <w:pPr>
@@ -8215,7 +8262,7 @@
       <w:pPr>
         <w:pStyle w:val="Heading2"/>
       </w:pPr>
-      <w:bookmarkStart w:id="18" w:name="_Toc222903175"/>
+      <w:bookmarkStart w:id="19" w:name="_Toc222938596"/>
       <w:r>
         <w:rPr>
           <w:rFonts w:eastAsia="Arial"/>
@@ -8225,7 +8272,7 @@
       <w:r>
         <w:t>Code</w:t>
       </w:r>
-      <w:bookmarkEnd w:id="18"/>
+      <w:bookmarkEnd w:id="19"/>
     </w:p>
     <w:p>
       <w:pPr>
@@ -8368,11 +8415,11 @@
       <w:pPr>
         <w:pStyle w:val="Heading3"/>
       </w:pPr>
-      <w:bookmarkStart w:id="19" w:name="_Toc222903176"/>
+      <w:bookmarkStart w:id="20" w:name="_Toc222938597"/>
       <w:r>
         <w:t>UserService.java</w:t>
       </w:r>
-      <w:bookmarkEnd w:id="19"/>
+      <w:bookmarkEnd w:id="20"/>
     </w:p>
     <w:p>
       <w:pPr>
@@ -8389,7 +8436,7 @@
       <w:pPr>
         <w:pStyle w:val="Heading3"/>
       </w:pPr>
-      <w:bookmarkStart w:id="20" w:name="_Toc222903177"/>
+      <w:bookmarkStart w:id="21" w:name="_Toc222938598"/>
       <w:r>
         <w:rPr>
           <w:noProof/>
@@ -8462,7 +8509,7 @@
       <w:r>
         <w:t>LoginController.java</w:t>
       </w:r>
-      <w:bookmarkEnd w:id="20"/>
+      <w:bookmarkEnd w:id="21"/>
     </w:p>
     <w:p/>
     <w:p/>
@@ -8545,14 +8592,14 @@
       <w:pPr>
         <w:pStyle w:val="Heading2"/>
       </w:pPr>
-      <w:bookmarkStart w:id="21" w:name="_Toc222903178"/>
+      <w:bookmarkStart w:id="22" w:name="_Toc222938599"/>
       <w:r>
         <w:rPr>
           <w:rFonts w:eastAsia="Arial"/>
         </w:rPr>
         <w:t>Testing and Output</w:t>
       </w:r>
-      <w:bookmarkEnd w:id="21"/>
+      <w:bookmarkEnd w:id="22"/>
     </w:p>
     <w:p>
       <w:pPr>
@@ -8630,10 +8677,10 @@
         <w:tblLook w:val="0000" w:firstRow="0" w:lastRow="0" w:firstColumn="0" w:lastColumn="0" w:noHBand="0" w:noVBand="0"/>
       </w:tblPr>
       <w:tblGrid>
-        <w:gridCol w:w="2480"/>
-        <w:gridCol w:w="1993"/>
-        <w:gridCol w:w="3038"/>
-        <w:gridCol w:w="1328"/>
+        <w:gridCol w:w="2435"/>
+        <w:gridCol w:w="2116"/>
+        <w:gridCol w:w="2984"/>
+        <w:gridCol w:w="1304"/>
       </w:tblGrid>
       <w:tr>
         <w:trPr>
@@ -8794,15 +8841,15 @@
             <w:pPr>
               <w:rPr>
                 <w:rFonts w:ascii="Times New Roman" w:hAnsi="Times New Roman" w:cs="Times New Roman"/>
-                <w:sz w:val="28"/>
-                <w:szCs w:val="28"/>
+                <w:sz w:val="32"/>
+                <w:szCs w:val="32"/>
               </w:rPr>
             </w:pPr>
             <w:r>
               <w:rPr>
                 <w:rFonts w:ascii="Times New Roman" w:hAnsi="Times New Roman" w:cs="Times New Roman"/>
-                <w:sz w:val="28"/>
-                <w:szCs w:val="28"/>
+                <w:sz w:val="32"/>
+                <w:szCs w:val="32"/>
               </w:rPr>
               <w:t>Valid Manager Login</w:t>
             </w:r>
@@ -8829,16 +8876,16 @@
             <w:pPr>
               <w:rPr>
                 <w:rFonts w:ascii="Times New Roman" w:hAnsi="Times New Roman" w:cs="Times New Roman"/>
-                <w:sz w:val="28"/>
-                <w:szCs w:val="28"/>
+                <w:sz w:val="32"/>
+                <w:szCs w:val="32"/>
               </w:rPr>
             </w:pPr>
             <w:proofErr w:type="spellStart"/>
             <w:r>
               <w:rPr>
                 <w:rFonts w:ascii="Times New Roman" w:hAnsi="Times New Roman" w:cs="Times New Roman"/>
-                <w:sz w:val="28"/>
-                <w:szCs w:val="28"/>
+                <w:sz w:val="32"/>
+                <w:szCs w:val="32"/>
               </w:rPr>
               <w:t>kabil</w:t>
             </w:r>
@@ -8846,18 +8893,10 @@
             <w:r>
               <w:rPr>
                 <w:rFonts w:ascii="Times New Roman" w:hAnsi="Times New Roman" w:cs="Times New Roman"/>
-                <w:sz w:val="28"/>
-                <w:szCs w:val="28"/>
-              </w:rPr>
-              <w:t xml:space="preserve"> / </w:t>
-            </w:r>
-            <w:r>
-              <w:rPr>
-                <w:rFonts w:ascii="Times New Roman" w:hAnsi="Times New Roman" w:cs="Times New Roman"/>
-                <w:sz w:val="28"/>
-                <w:szCs w:val="28"/>
-              </w:rPr>
-              <w:t>1896</w:t>
+                <w:sz w:val="32"/>
+                <w:szCs w:val="32"/>
+              </w:rPr>
+              <w:t xml:space="preserve"> / 1896</w:t>
             </w:r>
           </w:p>
         </w:tc>
@@ -8882,15 +8921,15 @@
             <w:pPr>
               <w:rPr>
                 <w:rFonts w:ascii="Times New Roman" w:hAnsi="Times New Roman" w:cs="Times New Roman"/>
-                <w:sz w:val="28"/>
-                <w:szCs w:val="28"/>
+                <w:sz w:val="32"/>
+                <w:szCs w:val="32"/>
               </w:rPr>
             </w:pPr>
             <w:r>
               <w:rPr>
                 <w:rFonts w:ascii="Times New Roman" w:hAnsi="Times New Roman" w:cs="Times New Roman"/>
-                <w:sz w:val="28"/>
-                <w:szCs w:val="28"/>
+                <w:sz w:val="32"/>
+                <w:szCs w:val="32"/>
               </w:rPr>
               <w:t>Redirect to Dashboard with full menu</w:t>
             </w:r>
@@ -8917,15 +8956,15 @@
             <w:pPr>
               <w:rPr>
                 <w:rFonts w:ascii="Times New Roman" w:hAnsi="Times New Roman" w:cs="Times New Roman"/>
-                <w:sz w:val="28"/>
-                <w:szCs w:val="28"/>
+                <w:sz w:val="32"/>
+                <w:szCs w:val="32"/>
               </w:rPr>
             </w:pPr>
             <w:r>
               <w:rPr>
                 <w:rFonts w:ascii="Times New Roman" w:hAnsi="Times New Roman" w:cs="Times New Roman"/>
-                <w:sz w:val="28"/>
-                <w:szCs w:val="28"/>
+                <w:sz w:val="32"/>
+                <w:szCs w:val="32"/>
                 <w:highlight w:val="green"/>
               </w:rPr>
               <w:t>Pass</w:t>
@@ -8955,15 +8994,15 @@
             <w:pPr>
               <w:rPr>
                 <w:rFonts w:ascii="Times New Roman" w:hAnsi="Times New Roman" w:cs="Times New Roman"/>
-                <w:sz w:val="28"/>
-                <w:szCs w:val="28"/>
+                <w:sz w:val="32"/>
+                <w:szCs w:val="32"/>
               </w:rPr>
             </w:pPr>
             <w:r>
               <w:rPr>
                 <w:rFonts w:ascii="Times New Roman" w:hAnsi="Times New Roman" w:cs="Times New Roman"/>
-                <w:sz w:val="28"/>
-                <w:szCs w:val="28"/>
+                <w:sz w:val="32"/>
+                <w:szCs w:val="32"/>
               </w:rPr>
               <w:t>Valid Cashier Login</w:t>
             </w:r>
@@ -8990,16 +9029,16 @@
             <w:pPr>
               <w:rPr>
                 <w:rFonts w:ascii="Times New Roman" w:hAnsi="Times New Roman" w:cs="Times New Roman"/>
-                <w:sz w:val="28"/>
-                <w:szCs w:val="28"/>
+                <w:sz w:val="32"/>
+                <w:szCs w:val="32"/>
               </w:rPr>
             </w:pPr>
             <w:proofErr w:type="spellStart"/>
             <w:r>
               <w:rPr>
                 <w:rFonts w:ascii="Times New Roman" w:hAnsi="Times New Roman" w:cs="Times New Roman"/>
-                <w:sz w:val="28"/>
-                <w:szCs w:val="28"/>
+                <w:sz w:val="32"/>
+                <w:szCs w:val="32"/>
               </w:rPr>
               <w:t>praveen</w:t>
             </w:r>
@@ -9007,18 +9046,10 @@
             <w:r>
               <w:rPr>
                 <w:rFonts w:ascii="Times New Roman" w:hAnsi="Times New Roman" w:cs="Times New Roman"/>
-                <w:sz w:val="28"/>
-                <w:szCs w:val="28"/>
-              </w:rPr>
-              <w:t xml:space="preserve"> / </w:t>
-            </w:r>
-            <w:r>
-              <w:rPr>
-                <w:rFonts w:ascii="Times New Roman" w:hAnsi="Times New Roman" w:cs="Times New Roman"/>
-                <w:sz w:val="28"/>
-                <w:szCs w:val="28"/>
-              </w:rPr>
-              <w:t>897</w:t>
+                <w:sz w:val="32"/>
+                <w:szCs w:val="32"/>
+              </w:rPr>
+              <w:t xml:space="preserve"> / 897</w:t>
             </w:r>
           </w:p>
         </w:tc>
@@ -9043,15 +9074,15 @@
             <w:pPr>
               <w:rPr>
                 <w:rFonts w:ascii="Times New Roman" w:hAnsi="Times New Roman" w:cs="Times New Roman"/>
-                <w:sz w:val="28"/>
-                <w:szCs w:val="28"/>
+                <w:sz w:val="32"/>
+                <w:szCs w:val="32"/>
               </w:rPr>
             </w:pPr>
             <w:r>
               <w:rPr>
                 <w:rFonts w:ascii="Times New Roman" w:hAnsi="Times New Roman" w:cs="Times New Roman"/>
-                <w:sz w:val="28"/>
-                <w:szCs w:val="28"/>
+                <w:sz w:val="32"/>
+                <w:szCs w:val="32"/>
               </w:rPr>
               <w:t>Redirect to Dashboard with limited menu</w:t>
             </w:r>
@@ -9078,15 +9109,15 @@
             <w:pPr>
               <w:rPr>
                 <w:rFonts w:ascii="Times New Roman" w:hAnsi="Times New Roman" w:cs="Times New Roman"/>
-                <w:sz w:val="28"/>
-                <w:szCs w:val="28"/>
+                <w:sz w:val="32"/>
+                <w:szCs w:val="32"/>
               </w:rPr>
             </w:pPr>
             <w:r>
               <w:rPr>
                 <w:rFonts w:ascii="Times New Roman" w:hAnsi="Times New Roman" w:cs="Times New Roman"/>
-                <w:sz w:val="28"/>
-                <w:szCs w:val="28"/>
+                <w:sz w:val="32"/>
+                <w:szCs w:val="32"/>
                 <w:highlight w:val="green"/>
               </w:rPr>
               <w:t>Pass</w:t>
@@ -9116,15 +9147,15 @@
             <w:pPr>
               <w:rPr>
                 <w:rFonts w:ascii="Times New Roman" w:hAnsi="Times New Roman" w:cs="Times New Roman"/>
-                <w:sz w:val="28"/>
-                <w:szCs w:val="28"/>
+                <w:sz w:val="32"/>
+                <w:szCs w:val="32"/>
               </w:rPr>
             </w:pPr>
             <w:r>
               <w:rPr>
                 <w:rFonts w:ascii="Times New Roman" w:hAnsi="Times New Roman" w:cs="Times New Roman"/>
-                <w:sz w:val="28"/>
-                <w:szCs w:val="28"/>
+                <w:sz w:val="32"/>
+                <w:szCs w:val="32"/>
               </w:rPr>
               <w:t>Invalid Login</w:t>
             </w:r>
@@ -9151,16 +9182,16 @@
             <w:pPr>
               <w:rPr>
                 <w:rFonts w:ascii="Times New Roman" w:hAnsi="Times New Roman" w:cs="Times New Roman"/>
-                <w:sz w:val="28"/>
-                <w:szCs w:val="28"/>
+                <w:sz w:val="32"/>
+                <w:szCs w:val="32"/>
               </w:rPr>
             </w:pPr>
             <w:proofErr w:type="spellStart"/>
             <w:r>
               <w:rPr>
                 <w:rFonts w:ascii="Times New Roman" w:hAnsi="Times New Roman" w:cs="Times New Roman"/>
-                <w:sz w:val="28"/>
-                <w:szCs w:val="28"/>
+                <w:sz w:val="32"/>
+                <w:szCs w:val="32"/>
               </w:rPr>
               <w:t>vijay</w:t>
             </w:r>
@@ -9168,8 +9199,8 @@
             <w:r>
               <w:rPr>
                 <w:rFonts w:ascii="Times New Roman" w:hAnsi="Times New Roman" w:cs="Times New Roman"/>
-                <w:sz w:val="28"/>
-                <w:szCs w:val="28"/>
+                <w:sz w:val="32"/>
+                <w:szCs w:val="32"/>
               </w:rPr>
               <w:t xml:space="preserve"> / </w:t>
             </w:r>
@@ -9177,8 +9208,8 @@
             <w:r>
               <w:rPr>
                 <w:rFonts w:ascii="Times New Roman" w:hAnsi="Times New Roman" w:cs="Times New Roman"/>
-                <w:sz w:val="28"/>
-                <w:szCs w:val="28"/>
+                <w:sz w:val="32"/>
+                <w:szCs w:val="32"/>
               </w:rPr>
               <w:t>wrongpass</w:t>
             </w:r>
@@ -9206,15 +9237,15 @@
             <w:pPr>
               <w:rPr>
                 <w:rFonts w:ascii="Times New Roman" w:hAnsi="Times New Roman" w:cs="Times New Roman"/>
-                <w:sz w:val="28"/>
-                <w:szCs w:val="28"/>
+                <w:sz w:val="32"/>
+                <w:szCs w:val="32"/>
               </w:rPr>
             </w:pPr>
             <w:r>
               <w:rPr>
                 <w:rFonts w:ascii="Times New Roman" w:hAnsi="Times New Roman" w:cs="Times New Roman"/>
-                <w:sz w:val="28"/>
-                <w:szCs w:val="28"/>
+                <w:sz w:val="32"/>
+                <w:szCs w:val="32"/>
               </w:rPr>
               <w:t>Error alert shown</w:t>
             </w:r>
@@ -9241,15 +9272,15 @@
             <w:pPr>
               <w:rPr>
                 <w:rFonts w:ascii="Times New Roman" w:hAnsi="Times New Roman" w:cs="Times New Roman"/>
-                <w:sz w:val="28"/>
-                <w:szCs w:val="28"/>
+                <w:sz w:val="32"/>
+                <w:szCs w:val="32"/>
               </w:rPr>
             </w:pPr>
             <w:r>
               <w:rPr>
                 <w:rFonts w:ascii="Times New Roman" w:hAnsi="Times New Roman" w:cs="Times New Roman"/>
-                <w:sz w:val="28"/>
-                <w:szCs w:val="28"/>
+                <w:sz w:val="32"/>
+                <w:szCs w:val="32"/>
                 <w:highlight w:val="green"/>
               </w:rPr>
               <w:t>Pass</w:t>
@@ -9279,15 +9310,15 @@
             <w:pPr>
               <w:rPr>
                 <w:rFonts w:ascii="Times New Roman" w:hAnsi="Times New Roman" w:cs="Times New Roman"/>
-                <w:sz w:val="28"/>
-                <w:szCs w:val="28"/>
+                <w:sz w:val="32"/>
+                <w:szCs w:val="32"/>
               </w:rPr>
             </w:pPr>
             <w:r>
               <w:rPr>
                 <w:rFonts w:ascii="Times New Roman" w:hAnsi="Times New Roman" w:cs="Times New Roman"/>
-                <w:sz w:val="28"/>
-                <w:szCs w:val="28"/>
+                <w:sz w:val="32"/>
+                <w:szCs w:val="32"/>
               </w:rPr>
               <w:t>View All Books</w:t>
             </w:r>
@@ -9314,15 +9345,15 @@
             <w:pPr>
               <w:rPr>
                 <w:rFonts w:ascii="Times New Roman" w:hAnsi="Times New Roman" w:cs="Times New Roman"/>
-                <w:sz w:val="28"/>
-                <w:szCs w:val="28"/>
+                <w:sz w:val="32"/>
+                <w:szCs w:val="32"/>
               </w:rPr>
             </w:pPr>
             <w:r>
               <w:rPr>
                 <w:rFonts w:ascii="Times New Roman" w:hAnsi="Times New Roman" w:cs="Times New Roman"/>
-                <w:sz w:val="28"/>
-                <w:szCs w:val="28"/>
+                <w:sz w:val="32"/>
+                <w:szCs w:val="32"/>
               </w:rPr>
               <w:t>Click 'Books' menu</w:t>
             </w:r>
@@ -9349,15 +9380,15 @@
             <w:pPr>
               <w:rPr>
                 <w:rFonts w:ascii="Times New Roman" w:hAnsi="Times New Roman" w:cs="Times New Roman"/>
-                <w:sz w:val="28"/>
-                <w:szCs w:val="28"/>
+                <w:sz w:val="32"/>
+                <w:szCs w:val="32"/>
               </w:rPr>
             </w:pPr>
             <w:r>
               <w:rPr>
                 <w:rFonts w:ascii="Times New Roman" w:hAnsi="Times New Roman" w:cs="Times New Roman"/>
-                <w:sz w:val="28"/>
-                <w:szCs w:val="28"/>
+                <w:sz w:val="32"/>
+                <w:szCs w:val="32"/>
               </w:rPr>
               <w:t>Table populated with book data</w:t>
             </w:r>
@@ -9384,15 +9415,15 @@
             <w:pPr>
               <w:rPr>
                 <w:rFonts w:ascii="Times New Roman" w:hAnsi="Times New Roman" w:cs="Times New Roman"/>
-                <w:sz w:val="28"/>
-                <w:szCs w:val="28"/>
+                <w:sz w:val="32"/>
+                <w:szCs w:val="32"/>
               </w:rPr>
             </w:pPr>
             <w:r>
               <w:rPr>
                 <w:rFonts w:ascii="Times New Roman" w:hAnsi="Times New Roman" w:cs="Times New Roman"/>
-                <w:sz w:val="28"/>
-                <w:szCs w:val="28"/>
+                <w:sz w:val="32"/>
+                <w:szCs w:val="32"/>
                 <w:highlight w:val="green"/>
               </w:rPr>
               <w:t>Pass</w:t>
@@ -9422,15 +9453,15 @@
             <w:pPr>
               <w:rPr>
                 <w:rFonts w:ascii="Times New Roman" w:hAnsi="Times New Roman" w:cs="Times New Roman"/>
-                <w:sz w:val="28"/>
-                <w:szCs w:val="28"/>
+                <w:sz w:val="32"/>
+                <w:szCs w:val="32"/>
               </w:rPr>
             </w:pPr>
             <w:r>
               <w:rPr>
                 <w:rFonts w:ascii="Times New Roman" w:hAnsi="Times New Roman" w:cs="Times New Roman"/>
-                <w:sz w:val="28"/>
-                <w:szCs w:val="28"/>
+                <w:sz w:val="32"/>
+                <w:szCs w:val="32"/>
               </w:rPr>
               <w:t>Search by Name</w:t>
             </w:r>
@@ -9457,15 +9488,15 @@
             <w:pPr>
               <w:rPr>
                 <w:rFonts w:ascii="Times New Roman" w:hAnsi="Times New Roman" w:cs="Times New Roman"/>
-                <w:sz w:val="28"/>
-                <w:szCs w:val="28"/>
+                <w:sz w:val="32"/>
+                <w:szCs w:val="32"/>
               </w:rPr>
             </w:pPr>
             <w:r>
               <w:rPr>
                 <w:rFonts w:ascii="Times New Roman" w:hAnsi="Times New Roman" w:cs="Times New Roman"/>
-                <w:sz w:val="28"/>
-                <w:szCs w:val="28"/>
+                <w:sz w:val="32"/>
+                <w:szCs w:val="32"/>
               </w:rPr>
               <w:t>Enter 'Clean Code'</w:t>
             </w:r>
@@ -9492,15 +9523,15 @@
             <w:pPr>
               <w:rPr>
                 <w:rFonts w:ascii="Times New Roman" w:hAnsi="Times New Roman" w:cs="Times New Roman"/>
-                <w:sz w:val="28"/>
-                <w:szCs w:val="28"/>
+                <w:sz w:val="32"/>
+                <w:szCs w:val="32"/>
               </w:rPr>
             </w:pPr>
             <w:r>
               <w:rPr>
                 <w:rFonts w:ascii="Times New Roman" w:hAnsi="Times New Roman" w:cs="Times New Roman"/>
-                <w:sz w:val="28"/>
-                <w:szCs w:val="28"/>
+                <w:sz w:val="32"/>
+                <w:szCs w:val="32"/>
               </w:rPr>
               <w:t>Matching book displayed</w:t>
             </w:r>
@@ -9527,15 +9558,15 @@
             <w:pPr>
               <w:rPr>
                 <w:rFonts w:ascii="Times New Roman" w:hAnsi="Times New Roman" w:cs="Times New Roman"/>
-                <w:sz w:val="28"/>
-                <w:szCs w:val="28"/>
+                <w:sz w:val="32"/>
+                <w:szCs w:val="32"/>
               </w:rPr>
             </w:pPr>
             <w:r>
               <w:rPr>
                 <w:rFonts w:ascii="Times New Roman" w:hAnsi="Times New Roman" w:cs="Times New Roman"/>
-                <w:sz w:val="28"/>
-                <w:szCs w:val="28"/>
+                <w:sz w:val="32"/>
+                <w:szCs w:val="32"/>
                 <w:highlight w:val="green"/>
               </w:rPr>
               <w:t>Pass</w:t>
@@ -9565,15 +9596,15 @@
             <w:pPr>
               <w:rPr>
                 <w:rFonts w:ascii="Times New Roman" w:hAnsi="Times New Roman" w:cs="Times New Roman"/>
-                <w:sz w:val="28"/>
-                <w:szCs w:val="28"/>
+                <w:sz w:val="32"/>
+                <w:szCs w:val="32"/>
               </w:rPr>
             </w:pPr>
             <w:r>
               <w:rPr>
                 <w:rFonts w:ascii="Times New Roman" w:hAnsi="Times New Roman" w:cs="Times New Roman"/>
-                <w:sz w:val="28"/>
-                <w:szCs w:val="28"/>
+                <w:sz w:val="32"/>
+                <w:szCs w:val="32"/>
               </w:rPr>
               <w:t>Search by Category</w:t>
             </w:r>
@@ -9600,15 +9631,15 @@
             <w:pPr>
               <w:rPr>
                 <w:rFonts w:ascii="Times New Roman" w:hAnsi="Times New Roman" w:cs="Times New Roman"/>
-                <w:sz w:val="28"/>
-                <w:szCs w:val="28"/>
+                <w:sz w:val="32"/>
+                <w:szCs w:val="32"/>
               </w:rPr>
             </w:pPr>
             <w:r>
               <w:rPr>
                 <w:rFonts w:ascii="Times New Roman" w:hAnsi="Times New Roman" w:cs="Times New Roman"/>
-                <w:sz w:val="28"/>
-                <w:szCs w:val="28"/>
+                <w:sz w:val="32"/>
+                <w:szCs w:val="32"/>
               </w:rPr>
               <w:t>Select 'Programming'</w:t>
             </w:r>
@@ -9635,15 +9666,15 @@
             <w:pPr>
               <w:rPr>
                 <w:rFonts w:ascii="Times New Roman" w:hAnsi="Times New Roman" w:cs="Times New Roman"/>
-                <w:sz w:val="28"/>
-                <w:szCs w:val="28"/>
+                <w:sz w:val="32"/>
+                <w:szCs w:val="32"/>
               </w:rPr>
             </w:pPr>
             <w:r>
               <w:rPr>
                 <w:rFonts w:ascii="Times New Roman" w:hAnsi="Times New Roman" w:cs="Times New Roman"/>
-                <w:sz w:val="28"/>
-                <w:szCs w:val="28"/>
+                <w:sz w:val="32"/>
+                <w:szCs w:val="32"/>
               </w:rPr>
               <w:t>All programming books listed</w:t>
             </w:r>
@@ -9670,15 +9701,15 @@
             <w:pPr>
               <w:rPr>
                 <w:rFonts w:ascii="Times New Roman" w:hAnsi="Times New Roman" w:cs="Times New Roman"/>
-                <w:sz w:val="28"/>
-                <w:szCs w:val="28"/>
+                <w:sz w:val="32"/>
+                <w:szCs w:val="32"/>
               </w:rPr>
             </w:pPr>
             <w:r>
               <w:rPr>
                 <w:rFonts w:ascii="Times New Roman" w:hAnsi="Times New Roman" w:cs="Times New Roman"/>
-                <w:sz w:val="28"/>
-                <w:szCs w:val="28"/>
+                <w:sz w:val="32"/>
+                <w:szCs w:val="32"/>
                 <w:highlight w:val="green"/>
               </w:rPr>
               <w:t>Pass</w:t>
@@ -9708,15 +9739,15 @@
             <w:pPr>
               <w:rPr>
                 <w:rFonts w:ascii="Times New Roman" w:hAnsi="Times New Roman" w:cs="Times New Roman"/>
-                <w:sz w:val="28"/>
-                <w:szCs w:val="28"/>
+                <w:sz w:val="32"/>
+                <w:szCs w:val="32"/>
               </w:rPr>
             </w:pPr>
             <w:r>
               <w:rPr>
                 <w:rFonts w:ascii="Times New Roman" w:hAnsi="Times New Roman" w:cs="Times New Roman"/>
-                <w:sz w:val="28"/>
-                <w:szCs w:val="28"/>
+                <w:sz w:val="32"/>
+                <w:szCs w:val="32"/>
               </w:rPr>
               <w:t>Add New Book (Manager)</w:t>
             </w:r>
@@ -9743,15 +9774,15 @@
             <w:pPr>
               <w:rPr>
                 <w:rFonts w:ascii="Times New Roman" w:hAnsi="Times New Roman" w:cs="Times New Roman"/>
-                <w:sz w:val="28"/>
-                <w:szCs w:val="28"/>
+                <w:sz w:val="32"/>
+                <w:szCs w:val="32"/>
               </w:rPr>
             </w:pPr>
             <w:r>
               <w:rPr>
                 <w:rFonts w:ascii="Times New Roman" w:hAnsi="Times New Roman" w:cs="Times New Roman"/>
-                <w:sz w:val="28"/>
-                <w:szCs w:val="28"/>
+                <w:sz w:val="32"/>
+                <w:szCs w:val="32"/>
               </w:rPr>
               <w:t>Enter book details, click Save</w:t>
             </w:r>
@@ -9778,15 +9809,15 @@
             <w:pPr>
               <w:rPr>
                 <w:rFonts w:ascii="Times New Roman" w:hAnsi="Times New Roman" w:cs="Times New Roman"/>
-                <w:sz w:val="28"/>
-                <w:szCs w:val="28"/>
+                <w:sz w:val="32"/>
+                <w:szCs w:val="32"/>
               </w:rPr>
             </w:pPr>
             <w:r>
               <w:rPr>
                 <w:rFonts w:ascii="Times New Roman" w:hAnsi="Times New Roman" w:cs="Times New Roman"/>
-                <w:sz w:val="28"/>
-                <w:szCs w:val="28"/>
+                <w:sz w:val="32"/>
+                <w:szCs w:val="32"/>
               </w:rPr>
               <w:t>Book saved to books.txt</w:t>
             </w:r>
@@ -9813,15 +9844,15 @@
             <w:pPr>
               <w:rPr>
                 <w:rFonts w:ascii="Times New Roman" w:hAnsi="Times New Roman" w:cs="Times New Roman"/>
-                <w:sz w:val="28"/>
-                <w:szCs w:val="28"/>
+                <w:sz w:val="32"/>
+                <w:szCs w:val="32"/>
               </w:rPr>
             </w:pPr>
             <w:r>
               <w:rPr>
                 <w:rFonts w:ascii="Times New Roman" w:hAnsi="Times New Roman" w:cs="Times New Roman"/>
-                <w:sz w:val="28"/>
-                <w:szCs w:val="28"/>
+                <w:sz w:val="32"/>
+                <w:szCs w:val="32"/>
                 <w:highlight w:val="green"/>
               </w:rPr>
               <w:t>Pass</w:t>
@@ -9851,15 +9882,15 @@
             <w:pPr>
               <w:rPr>
                 <w:rFonts w:ascii="Times New Roman" w:hAnsi="Times New Roman" w:cs="Times New Roman"/>
-                <w:sz w:val="28"/>
-                <w:szCs w:val="28"/>
+                <w:sz w:val="32"/>
+                <w:szCs w:val="32"/>
               </w:rPr>
             </w:pPr>
             <w:r>
               <w:rPr>
                 <w:rFonts w:ascii="Times New Roman" w:hAnsi="Times New Roman" w:cs="Times New Roman"/>
-                <w:sz w:val="28"/>
-                <w:szCs w:val="28"/>
+                <w:sz w:val="32"/>
+                <w:szCs w:val="32"/>
               </w:rPr>
               <w:t>Add Category (Manager)</w:t>
             </w:r>
@@ -9886,15 +9917,15 @@
             <w:pPr>
               <w:rPr>
                 <w:rFonts w:ascii="Times New Roman" w:hAnsi="Times New Roman" w:cs="Times New Roman"/>
-                <w:sz w:val="28"/>
-                <w:szCs w:val="28"/>
+                <w:sz w:val="32"/>
+                <w:szCs w:val="32"/>
               </w:rPr>
             </w:pPr>
             <w:r>
               <w:rPr>
                 <w:rFonts w:ascii="Times New Roman" w:hAnsi="Times New Roman" w:cs="Times New Roman"/>
-                <w:sz w:val="28"/>
-                <w:szCs w:val="28"/>
+                <w:sz w:val="32"/>
+                <w:szCs w:val="32"/>
               </w:rPr>
               <w:t>Enter category, click Save</w:t>
             </w:r>
@@ -9921,15 +9952,15 @@
             <w:pPr>
               <w:rPr>
                 <w:rFonts w:ascii="Times New Roman" w:hAnsi="Times New Roman" w:cs="Times New Roman"/>
-                <w:sz w:val="28"/>
-                <w:szCs w:val="28"/>
+                <w:sz w:val="32"/>
+                <w:szCs w:val="32"/>
               </w:rPr>
             </w:pPr>
             <w:r>
               <w:rPr>
                 <w:rFonts w:ascii="Times New Roman" w:hAnsi="Times New Roman" w:cs="Times New Roman"/>
-                <w:sz w:val="28"/>
-                <w:szCs w:val="28"/>
+                <w:sz w:val="32"/>
+                <w:szCs w:val="32"/>
               </w:rPr>
               <w:t>Category saved to categories.txt</w:t>
             </w:r>
@@ -9956,15 +9987,15 @@
             <w:pPr>
               <w:rPr>
                 <w:rFonts w:ascii="Times New Roman" w:hAnsi="Times New Roman" w:cs="Times New Roman"/>
-                <w:sz w:val="28"/>
-                <w:szCs w:val="28"/>
+                <w:sz w:val="32"/>
+                <w:szCs w:val="32"/>
               </w:rPr>
             </w:pPr>
             <w:r>
               <w:rPr>
                 <w:rFonts w:ascii="Times New Roman" w:hAnsi="Times New Roman" w:cs="Times New Roman"/>
-                <w:sz w:val="28"/>
-                <w:szCs w:val="28"/>
+                <w:sz w:val="32"/>
+                <w:szCs w:val="32"/>
                 <w:highlight w:val="green"/>
               </w:rPr>
               <w:t>Pass</w:t>
@@ -9994,15 +10025,15 @@
             <w:pPr>
               <w:rPr>
                 <w:rFonts w:ascii="Times New Roman" w:hAnsi="Times New Roman" w:cs="Times New Roman"/>
-                <w:sz w:val="28"/>
-                <w:szCs w:val="28"/>
+                <w:sz w:val="32"/>
+                <w:szCs w:val="32"/>
               </w:rPr>
             </w:pPr>
             <w:r>
               <w:rPr>
                 <w:rFonts w:ascii="Times New Roman" w:hAnsi="Times New Roman" w:cs="Times New Roman"/>
-                <w:sz w:val="28"/>
-                <w:szCs w:val="28"/>
+                <w:sz w:val="32"/>
+                <w:szCs w:val="32"/>
               </w:rPr>
               <w:t>Create Account (Manager)</w:t>
             </w:r>
@@ -10029,15 +10060,15 @@
             <w:pPr>
               <w:rPr>
                 <w:rFonts w:ascii="Times New Roman" w:hAnsi="Times New Roman" w:cs="Times New Roman"/>
-                <w:sz w:val="28"/>
-                <w:szCs w:val="28"/>
+                <w:sz w:val="32"/>
+                <w:szCs w:val="32"/>
               </w:rPr>
             </w:pPr>
             <w:r>
               <w:rPr>
                 <w:rFonts w:ascii="Times New Roman" w:hAnsi="Times New Roman" w:cs="Times New Roman"/>
-                <w:sz w:val="28"/>
-                <w:szCs w:val="28"/>
+                <w:sz w:val="32"/>
+                <w:szCs w:val="32"/>
               </w:rPr>
               <w:t>Enter new user details</w:t>
             </w:r>
@@ -10064,15 +10095,15 @@
             <w:pPr>
               <w:rPr>
                 <w:rFonts w:ascii="Times New Roman" w:hAnsi="Times New Roman" w:cs="Times New Roman"/>
-                <w:sz w:val="28"/>
-                <w:szCs w:val="28"/>
+                <w:sz w:val="32"/>
+                <w:szCs w:val="32"/>
               </w:rPr>
             </w:pPr>
             <w:r>
               <w:rPr>
                 <w:rFonts w:ascii="Times New Roman" w:hAnsi="Times New Roman" w:cs="Times New Roman"/>
-                <w:sz w:val="28"/>
-                <w:szCs w:val="28"/>
+                <w:sz w:val="32"/>
+                <w:szCs w:val="32"/>
               </w:rPr>
               <w:t>User saved to users.txt</w:t>
             </w:r>
@@ -10099,15 +10130,15 @@
             <w:pPr>
               <w:rPr>
                 <w:rFonts w:ascii="Times New Roman" w:hAnsi="Times New Roman" w:cs="Times New Roman"/>
-                <w:sz w:val="28"/>
-                <w:szCs w:val="28"/>
+                <w:sz w:val="32"/>
+                <w:szCs w:val="32"/>
               </w:rPr>
             </w:pPr>
             <w:r>
               <w:rPr>
                 <w:rFonts w:ascii="Times New Roman" w:hAnsi="Times New Roman" w:cs="Times New Roman"/>
-                <w:sz w:val="28"/>
-                <w:szCs w:val="28"/>
+                <w:sz w:val="32"/>
+                <w:szCs w:val="32"/>
                 <w:highlight w:val="green"/>
               </w:rPr>
               <w:t>Pass</w:t>
@@ -10137,15 +10168,15 @@
             <w:pPr>
               <w:rPr>
                 <w:rFonts w:ascii="Times New Roman" w:hAnsi="Times New Roman" w:cs="Times New Roman"/>
-                <w:sz w:val="28"/>
-                <w:szCs w:val="28"/>
+                <w:sz w:val="32"/>
+                <w:szCs w:val="32"/>
               </w:rPr>
             </w:pPr>
             <w:r>
               <w:rPr>
                 <w:rFonts w:ascii="Times New Roman" w:hAnsi="Times New Roman" w:cs="Times New Roman"/>
-                <w:sz w:val="28"/>
-                <w:szCs w:val="28"/>
+                <w:sz w:val="32"/>
+                <w:szCs w:val="32"/>
               </w:rPr>
               <w:t>Cashier Access to Add Book</w:t>
             </w:r>
@@ -10172,15 +10203,15 @@
             <w:pPr>
               <w:rPr>
                 <w:rFonts w:ascii="Times New Roman" w:hAnsi="Times New Roman" w:cs="Times New Roman"/>
-                <w:sz w:val="28"/>
-                <w:szCs w:val="28"/>
+                <w:sz w:val="32"/>
+                <w:szCs w:val="32"/>
               </w:rPr>
             </w:pPr>
             <w:r>
               <w:rPr>
                 <w:rFonts w:ascii="Times New Roman" w:hAnsi="Times New Roman" w:cs="Times New Roman"/>
-                <w:sz w:val="28"/>
-                <w:szCs w:val="28"/>
+                <w:sz w:val="32"/>
+                <w:szCs w:val="32"/>
               </w:rPr>
               <w:t>Login as Cashier</w:t>
             </w:r>
@@ -10207,15 +10238,15 @@
             <w:pPr>
               <w:rPr>
                 <w:rFonts w:ascii="Times New Roman" w:hAnsi="Times New Roman" w:cs="Times New Roman"/>
-                <w:sz w:val="28"/>
-                <w:szCs w:val="28"/>
+                <w:sz w:val="32"/>
+                <w:szCs w:val="32"/>
               </w:rPr>
             </w:pPr>
             <w:r>
               <w:rPr>
                 <w:rFonts w:ascii="Times New Roman" w:hAnsi="Times New Roman" w:cs="Times New Roman"/>
-                <w:sz w:val="28"/>
-                <w:szCs w:val="28"/>
+                <w:sz w:val="32"/>
+                <w:szCs w:val="32"/>
               </w:rPr>
               <w:t>Add Book menu not visible</w:t>
             </w:r>
@@ -10242,15 +10273,15 @@
             <w:pPr>
               <w:rPr>
                 <w:rFonts w:ascii="Times New Roman" w:hAnsi="Times New Roman" w:cs="Times New Roman"/>
-                <w:sz w:val="28"/>
-                <w:szCs w:val="28"/>
+                <w:sz w:val="32"/>
+                <w:szCs w:val="32"/>
               </w:rPr>
             </w:pPr>
             <w:r>
               <w:rPr>
                 <w:rFonts w:ascii="Times New Roman" w:hAnsi="Times New Roman" w:cs="Times New Roman"/>
-                <w:sz w:val="28"/>
-                <w:szCs w:val="28"/>
+                <w:sz w:val="32"/>
+                <w:szCs w:val="32"/>
                 <w:highlight w:val="green"/>
               </w:rPr>
               <w:t>Pass</w:t>
@@ -10290,6 +10321,38 @@
         </w:rPr>
         <w:t>All test cases were executed successfully and produced the expected outputs; for a complete walkthrough of the testing process, please refer to the demonstration video available on YouTube.</w:t>
       </w:r>
+      <w:r>
+        <w:rPr>
+          <w:rFonts w:ascii="Times New Roman" w:hAnsi="Times New Roman" w:cs="Times New Roman"/>
+          <w:sz w:val="32"/>
+          <w:szCs w:val="32"/>
+        </w:rPr>
+        <w:t xml:space="preserve"> </w:t>
+      </w:r>
+      <w:hyperlink r:id="rId16" w:history="1">
+        <w:r>
+          <w:rPr>
+            <w:rStyle w:val="Hyperlink"/>
+            <w:rFonts w:ascii="Times New Roman" w:hAnsi="Times New Roman" w:cs="Times New Roman"/>
+            <w:b/>
+            <w:sz w:val="32"/>
+            <w:szCs w:val="32"/>
+            <w:u w:val="none"/>
+          </w:rPr>
+          <w:t>vide</w:t>
+        </w:r>
+        <w:r>
+          <w:rPr>
+            <w:rStyle w:val="Hyperlink"/>
+            <w:rFonts w:ascii="Times New Roman" w:hAnsi="Times New Roman" w:cs="Times New Roman"/>
+            <w:b/>
+            <w:sz w:val="32"/>
+            <w:szCs w:val="32"/>
+            <w:u w:val="none"/>
+          </w:rPr>
+          <w:t>o</w:t>
+        </w:r>
+      </w:hyperlink>
     </w:p>
     <w:p>
       <w:pPr>
@@ -10413,6 +10476,24 @@
     </w:p>
     <w:p>
       <w:pPr>
+        <w:spacing w:after="160" w:line="259" w:lineRule="auto"/>
+        <w:rPr>
+          <w:rFonts w:ascii="Times New Roman" w:hAnsi="Times New Roman" w:cs="Times New Roman"/>
+          <w:sz w:val="32"/>
+          <w:szCs w:val="32"/>
+        </w:rPr>
+      </w:pPr>
+      <w:r>
+        <w:rPr>
+          <w:rFonts w:ascii="Times New Roman" w:hAnsi="Times New Roman" w:cs="Times New Roman"/>
+          <w:sz w:val="32"/>
+          <w:szCs w:val="32"/>
+        </w:rPr>
+        <w:br w:type="page"/>
+      </w:r>
+    </w:p>
+    <w:p>
+      <w:pPr>
         <w:tabs>
           <w:tab w:val="left" w:pos="1884"/>
         </w:tabs>
@@ -10425,42 +10506,12 @@
     </w:p>
     <w:p>
       <w:pPr>
-        <w:spacing w:after="160" w:line="259" w:lineRule="auto"/>
-        <w:rPr>
-          <w:rFonts w:ascii="Times New Roman" w:hAnsi="Times New Roman" w:cs="Times New Roman"/>
-          <w:sz w:val="32"/>
-          <w:szCs w:val="32"/>
-        </w:rPr>
-      </w:pPr>
-      <w:r>
-        <w:rPr>
-          <w:rFonts w:ascii="Times New Roman" w:hAnsi="Times New Roman" w:cs="Times New Roman"/>
-          <w:sz w:val="32"/>
-          <w:szCs w:val="32"/>
-        </w:rPr>
-        <w:br w:type="page"/>
-      </w:r>
-    </w:p>
-    <w:p>
-      <w:pPr>
-        <w:tabs>
-          <w:tab w:val="left" w:pos="1884"/>
-        </w:tabs>
-        <w:rPr>
-          <w:rFonts w:ascii="Times New Roman" w:hAnsi="Times New Roman" w:cs="Times New Roman"/>
-          <w:sz w:val="32"/>
-          <w:szCs w:val="32"/>
-        </w:rPr>
-      </w:pPr>
-    </w:p>
-    <w:p>
-      <w:pPr>
         <w:pStyle w:val="Heading1"/>
         <w:rPr>
           <w:rFonts w:eastAsia="Arial"/>
         </w:rPr>
       </w:pPr>
-      <w:bookmarkStart w:id="22" w:name="_Toc222903179"/>
+      <w:bookmarkStart w:id="23" w:name="_Toc222938600"/>
       <w:r>
         <w:rPr>
           <w:rFonts w:eastAsia="Arial"/>
@@ -10473,14 +10524,14 @@
         </w:rPr>
         <w:t>SER MANUAL</w:t>
       </w:r>
-      <w:bookmarkEnd w:id="22"/>
+      <w:bookmarkEnd w:id="23"/>
     </w:p>
     <w:p/>
     <w:p>
       <w:pPr>
         <w:pStyle w:val="Heading2"/>
       </w:pPr>
-      <w:bookmarkStart w:id="23" w:name="_Toc222903180"/>
+      <w:bookmarkStart w:id="24" w:name="_Toc222938601"/>
       <w:r>
         <w:rPr>
           <w:rFonts w:eastAsia="Arial"/>
@@ -10490,7 +10541,7 @@
       <w:r>
         <w:t>Requirements</w:t>
       </w:r>
-      <w:bookmarkEnd w:id="23"/>
+      <w:bookmarkEnd w:id="24"/>
     </w:p>
     <w:p>
       <w:pPr>
@@ -11000,7 +11051,7 @@
       <w:pPr>
         <w:pStyle w:val="Heading2"/>
       </w:pPr>
-      <w:bookmarkStart w:id="24" w:name="_Toc222903181"/>
+      <w:bookmarkStart w:id="25" w:name="_Toc222938602"/>
       <w:r>
         <w:t>Installation</w:t>
       </w:r>
@@ -11010,7 +11061,7 @@
         </w:rPr>
         <w:t xml:space="preserve"> Guide</w:t>
       </w:r>
-      <w:bookmarkEnd w:id="24"/>
+      <w:bookmarkEnd w:id="25"/>
     </w:p>
     <w:p>
       <w:pPr>
@@ -11157,7 +11208,7 @@
           <w:szCs w:val="32"/>
         </w:rPr>
       </w:pPr>
-      <w:hyperlink r:id="rId16" w:history="1">
+      <w:hyperlink r:id="rId17" w:history="1">
         <w:r>
           <w:rPr>
             <w:rStyle w:val="Hyperlink"/>
@@ -11210,7 +11261,7 @@
           <w:szCs w:val="32"/>
         </w:rPr>
       </w:pPr>
-      <w:hyperlink r:id="rId17" w:history="1">
+      <w:hyperlink r:id="rId18" w:history="1">
         <w:r>
           <w:rPr>
             <w:rStyle w:val="Hyperlink"/>
@@ -11529,7 +11580,7 @@
       <w:pPr>
         <w:pStyle w:val="Heading2"/>
       </w:pPr>
-      <w:bookmarkStart w:id="25" w:name="_Toc222903182"/>
+      <w:bookmarkStart w:id="26" w:name="_Toc222938603"/>
       <w:r>
         <w:rPr>
           <w:rFonts w:eastAsia="Arial"/>
@@ -11539,7 +11590,7 @@
       <w:r>
         <w:t>System</w:t>
       </w:r>
-      <w:bookmarkEnd w:id="25"/>
+      <w:bookmarkEnd w:id="26"/>
     </w:p>
     <w:p>
       <w:pPr>
@@ -11549,7 +11600,7 @@
           <w:szCs w:val="32"/>
         </w:rPr>
       </w:pPr>
-      <w:bookmarkStart w:id="26" w:name="_Toc222903183"/>
+      <w:bookmarkStart w:id="27" w:name="_Toc222938604"/>
       <w:r>
         <w:rPr>
           <w:rFonts w:eastAsia="Arial" w:cs="Times New Roman"/>
@@ -11558,7 +11609,7 @@
         </w:rPr>
         <w:t>Logging In</w:t>
       </w:r>
-      <w:bookmarkEnd w:id="26"/>
+      <w:bookmarkEnd w:id="27"/>
     </w:p>
     <w:p>
       <w:pPr>
@@ -11692,7 +11743,7 @@
           <w:szCs w:val="32"/>
         </w:rPr>
       </w:pPr>
-      <w:bookmarkStart w:id="27" w:name="_Toc222903184"/>
+      <w:bookmarkStart w:id="28" w:name="_Toc222938605"/>
       <w:r>
         <w:rPr>
           <w:rFonts w:eastAsia="Arial" w:cs="Times New Roman"/>
@@ -11701,7 +11752,7 @@
         </w:rPr>
         <w:t>Viewing Books (All Users)</w:t>
       </w:r>
-      <w:bookmarkEnd w:id="27"/>
+      <w:bookmarkEnd w:id="28"/>
     </w:p>
     <w:p>
       <w:pPr>
@@ -11767,7 +11818,7 @@
           <w:szCs w:val="32"/>
         </w:rPr>
       </w:pPr>
-      <w:bookmarkStart w:id="28" w:name="_Toc222903185"/>
+      <w:bookmarkStart w:id="29" w:name="_Toc222938606"/>
       <w:r>
         <w:rPr>
           <w:rFonts w:eastAsia="Arial" w:cs="Times New Roman"/>
@@ -11776,7 +11827,7 @@
         </w:rPr>
         <w:t>Searching Books (All Users)</w:t>
       </w:r>
-      <w:bookmarkEnd w:id="28"/>
+      <w:bookmarkEnd w:id="29"/>
     </w:p>
     <w:p>
       <w:pPr>
@@ -11888,7 +11939,7 @@
           <w:szCs w:val="32"/>
         </w:rPr>
       </w:pPr>
-      <w:bookmarkStart w:id="29" w:name="_Toc222903186"/>
+      <w:bookmarkStart w:id="30" w:name="_Toc222938607"/>
       <w:r>
         <w:rPr>
           <w:rFonts w:eastAsia="Arial" w:cs="Times New Roman"/>
@@ -11897,7 +11948,7 @@
         </w:rPr>
         <w:t>Viewing Stock (All Users)</w:t>
       </w:r>
-      <w:bookmarkEnd w:id="29"/>
+      <w:bookmarkEnd w:id="30"/>
     </w:p>
     <w:p>
       <w:pPr>
@@ -11963,7 +12014,7 @@
           <w:szCs w:val="32"/>
         </w:rPr>
       </w:pPr>
-      <w:bookmarkStart w:id="30" w:name="_Toc222903187"/>
+      <w:bookmarkStart w:id="31" w:name="_Toc222938608"/>
       <w:r>
         <w:rPr>
           <w:rFonts w:eastAsia="Arial" w:cs="Times New Roman"/>
@@ -11972,7 +12023,7 @@
         </w:rPr>
         <w:t>Adding a New Book (Manager Only)</w:t>
       </w:r>
-      <w:bookmarkEnd w:id="30"/>
+      <w:bookmarkEnd w:id="31"/>
     </w:p>
     <w:p>
       <w:pPr>
@@ -12061,7 +12112,7 @@
           <w:szCs w:val="32"/>
         </w:rPr>
       </w:pPr>
-      <w:bookmarkStart w:id="31" w:name="_Toc222903188"/>
+      <w:bookmarkStart w:id="32" w:name="_Toc222938609"/>
       <w:r>
         <w:rPr>
           <w:rFonts w:eastAsia="Arial" w:cs="Times New Roman"/>
@@ -12070,7 +12121,7 @@
         </w:rPr>
         <w:t>Adding a Category (Manager Only)</w:t>
       </w:r>
-      <w:bookmarkEnd w:id="31"/>
+      <w:bookmarkEnd w:id="32"/>
     </w:p>
     <w:p>
       <w:pPr>
@@ -12159,7 +12210,7 @@
           <w:szCs w:val="32"/>
         </w:rPr>
       </w:pPr>
-      <w:bookmarkStart w:id="32" w:name="_Toc222903189"/>
+      <w:bookmarkStart w:id="33" w:name="_Toc222938610"/>
       <w:r>
         <w:rPr>
           <w:rFonts w:eastAsia="Arial" w:cs="Times New Roman"/>
@@ -12168,7 +12219,7 @@
         </w:rPr>
         <w:t>Creating a New User Account (Manager Only)</w:t>
       </w:r>
-      <w:bookmarkEnd w:id="32"/>
+      <w:bookmarkEnd w:id="33"/>
     </w:p>
     <w:p>
       <w:pPr>
@@ -12192,8 +12243,6 @@
         </w:rPr>
         <w:t>Click the Create Account menu item.</w:t>
       </w:r>
-      <w:bookmarkStart w:id="33" w:name="_GoBack"/>
-      <w:bookmarkEnd w:id="33"/>
     </w:p>
     <w:p>
       <w:pPr>
@@ -12282,7 +12331,7 @@
           <w:szCs w:val="32"/>
         </w:rPr>
       </w:pPr>
-      <w:bookmarkStart w:id="34" w:name="_Toc222903190"/>
+      <w:bookmarkStart w:id="34" w:name="_Toc222938611"/>
       <w:r>
         <w:rPr>
           <w:rFonts w:eastAsia="Arial" w:cs="Times New Roman"/>
@@ -12357,7 +12406,7 @@
           <w:szCs w:val="32"/>
         </w:rPr>
       </w:pPr>
-      <w:bookmarkStart w:id="35" w:name="_Toc222903191"/>
+      <w:bookmarkStart w:id="35" w:name="_Toc222938612"/>
       <w:r>
         <w:rPr>
           <w:rFonts w:eastAsia="Arial" w:cs="Times New Roman"/>
@@ -12412,7 +12461,7 @@
       <w:pPr>
         <w:pStyle w:val="Heading3"/>
       </w:pPr>
-      <w:bookmarkStart w:id="36" w:name="_Toc222903192"/>
+      <w:bookmarkStart w:id="36" w:name="_Toc222938613"/>
       <w:r>
         <w:t>Login Screen</w:t>
       </w:r>
@@ -12459,7 +12508,7 @@
                     <pic:cNvPicPr/>
                   </pic:nvPicPr>
                   <pic:blipFill>
-                    <a:blip r:embed="rId18">
+                    <a:blip r:embed="rId19">
                       <a:extLst>
                         <a:ext uri="{28A0092B-C50C-407E-A947-70E740481C1C}">
                           <a14:useLocalDpi xmlns:a14="http://schemas.microsoft.com/office/drawing/2010/main" val="0"/>
@@ -12529,7 +12578,7 @@
       <w:pPr>
         <w:pStyle w:val="Heading3"/>
       </w:pPr>
-      <w:bookmarkStart w:id="37" w:name="_Toc222903193"/>
+      <w:bookmarkStart w:id="37" w:name="_Toc222938614"/>
       <w:r>
         <w:rPr>
           <w:rFonts w:eastAsia="Arial"/>
@@ -12545,7 +12594,7 @@
           <w:rFonts w:eastAsia="Arial"/>
         </w:rPr>
       </w:pPr>
-      <w:bookmarkStart w:id="38" w:name="_Toc222903194"/>
+      <w:bookmarkStart w:id="38" w:name="_Toc222938615"/>
       <w:r>
         <w:rPr>
           <w:rFonts w:cs="Times New Roman"/>
@@ -12584,7 +12633,7 @@
                     <pic:cNvPicPr/>
                   </pic:nvPicPr>
                   <pic:blipFill>
-                    <a:blip r:embed="rId19">
+                    <a:blip r:embed="rId20">
                       <a:extLst>
                         <a:ext uri="{28A0092B-C50C-407E-A947-70E740481C1C}">
                           <a14:useLocalDpi xmlns:a14="http://schemas.microsoft.com/office/drawing/2010/main" val="0"/>
@@ -12649,7 +12698,7 @@
           <w:rFonts w:eastAsia="Arial"/>
         </w:rPr>
       </w:pPr>
-      <w:bookmarkStart w:id="39" w:name="_Toc222903195"/>
+      <w:bookmarkStart w:id="39" w:name="_Toc222938616"/>
       <w:r>
         <w:rPr>
           <w:rFonts w:eastAsia="Arial"/>
@@ -12695,7 +12744,7 @@
                     <pic:cNvPicPr/>
                   </pic:nvPicPr>
                   <pic:blipFill>
-                    <a:blip r:embed="rId20">
+                    <a:blip r:embed="rId21">
                       <a:extLst>
                         <a:ext uri="{28A0092B-C50C-407E-A947-70E740481C1C}">
                           <a14:useLocalDpi xmlns:a14="http://schemas.microsoft.com/office/drawing/2010/main" val="0"/>
@@ -12766,7 +12815,6 @@
           <w:rFonts w:eastAsia="Arial"/>
         </w:rPr>
       </w:pPr>
-      <w:bookmarkStart w:id="40" w:name="_Toc222903196"/>
     </w:p>
     <w:p>
       <w:pPr>
@@ -12775,6 +12823,7 @@
           <w:rFonts w:eastAsia="Arial"/>
         </w:rPr>
       </w:pPr>
+      <w:bookmarkStart w:id="40" w:name="_Toc222938617"/>
       <w:r>
         <w:rPr>
           <w:rFonts w:eastAsia="Arial"/>
@@ -12820,7 +12869,7 @@
                     <pic:cNvPicPr/>
                   </pic:nvPicPr>
                   <pic:blipFill>
-                    <a:blip r:embed="rId21">
+                    <a:blip r:embed="rId22">
                       <a:extLst>
                         <a:ext uri="{28A0092B-C50C-407E-A947-70E740481C1C}">
                           <a14:useLocalDpi xmlns:a14="http://schemas.microsoft.com/office/drawing/2010/main" val="0"/>
@@ -12889,7 +12938,7 @@
       <w:pPr>
         <w:pStyle w:val="Heading3"/>
       </w:pPr>
-      <w:bookmarkStart w:id="41" w:name="_Toc222903197"/>
+      <w:bookmarkStart w:id="41" w:name="_Toc222938618"/>
       <w:r>
         <w:rPr>
           <w:rFonts w:eastAsia="Arial"/>
@@ -12946,7 +12995,7 @@
                     <pic:cNvPicPr/>
                   </pic:nvPicPr>
                   <pic:blipFill>
-                    <a:blip r:embed="rId22">
+                    <a:blip r:embed="rId23">
                       <a:extLst>
                         <a:ext uri="{28A0092B-C50C-407E-A947-70E740481C1C}">
                           <a14:useLocalDpi xmlns:a14="http://schemas.microsoft.com/office/drawing/2010/main" val="0"/>
@@ -12991,12 +13040,12 @@
           <w:rFonts w:eastAsia="Arial"/>
         </w:rPr>
       </w:pPr>
-      <w:bookmarkStart w:id="42" w:name="_Toc222903198"/>
     </w:p>
     <w:p>
       <w:pPr>
         <w:pStyle w:val="Heading3"/>
       </w:pPr>
+      <w:bookmarkStart w:id="42" w:name="_Toc222938619"/>
       <w:r>
         <w:rPr>
           <w:rFonts w:cs="Times New Roman"/>
@@ -13035,7 +13084,7 @@
                     <pic:cNvPicPr/>
                   </pic:nvPicPr>
                   <pic:blipFill>
-                    <a:blip r:embed="rId23">
+                    <a:blip r:embed="rId24">
                       <a:extLst>
                         <a:ext uri="{28A0092B-C50C-407E-A947-70E740481C1C}">
                           <a14:useLocalDpi xmlns:a14="http://schemas.microsoft.com/office/drawing/2010/main" val="0"/>
@@ -13104,7 +13153,7 @@
           <w:noProof/>
         </w:rPr>
       </w:pPr>
-      <w:bookmarkStart w:id="43" w:name="_Toc222903199"/>
+      <w:bookmarkStart w:id="43" w:name="_Toc222938620"/>
       <w:r>
         <w:rPr>
           <w:rFonts w:eastAsia="Arial"/>
@@ -13162,7 +13211,7 @@
                     <pic:cNvPicPr/>
                   </pic:nvPicPr>
                   <pic:blipFill>
-                    <a:blip r:embed="rId24">
+                    <a:blip r:embed="rId25">
                       <a:extLst>
                         <a:ext uri="{28A0092B-C50C-407E-A947-70E740481C1C}">
                           <a14:useLocalDpi xmlns:a14="http://schemas.microsoft.com/office/drawing/2010/main" val="0"/>
@@ -13229,7 +13278,7 @@
           <w:szCs w:val="32"/>
         </w:rPr>
       </w:pPr>
-      <w:bookmarkStart w:id="44" w:name="_Toc222903200"/>
+      <w:bookmarkStart w:id="44" w:name="_Toc222938621"/>
       <w:r>
         <w:rPr>
           <w:rFonts w:eastAsia="Arial" w:cs="Times New Roman"/>
@@ -14017,7 +14066,7 @@
       <w:pPr>
         <w:pStyle w:val="Heading1"/>
       </w:pPr>
-      <w:bookmarkStart w:id="45" w:name="_Toc222903201"/>
+      <w:bookmarkStart w:id="45" w:name="_Toc222938622"/>
       <w:r>
         <w:rPr>
           <w:rFonts w:eastAsia="Arial"/>
@@ -14224,7 +14273,7 @@
       <w:pPr>
         <w:pStyle w:val="Heading1"/>
       </w:pPr>
-      <w:bookmarkStart w:id="46" w:name="_Toc222903202"/>
+      <w:bookmarkStart w:id="46" w:name="_Toc222938623"/>
       <w:r>
         <w:rPr>
           <w:rFonts w:eastAsia="Arial"/>
@@ -14269,7 +14318,7 @@
         </w:rPr>
         <w:t xml:space="preserve">. Retrieved from </w:t>
       </w:r>
-      <w:hyperlink r:id="rId25" w:history="1">
+      <w:hyperlink r:id="rId26" w:history="1">
         <w:r>
           <w:rPr>
             <w:rStyle w:val="Hyperlink"/>
@@ -14310,7 +14359,7 @@
         </w:rPr>
         <w:t xml:space="preserve">. Retrieved from </w:t>
       </w:r>
-      <w:hyperlink r:id="rId26" w:history="1">
+      <w:hyperlink r:id="rId27" w:history="1">
         <w:r>
           <w:rPr>
             <w:rStyle w:val="Hyperlink"/>
@@ -14351,7 +14400,7 @@
         </w:rPr>
         <w:t xml:space="preserve">. Retrieved from </w:t>
       </w:r>
-      <w:hyperlink r:id="rId27" w:history="1">
+      <w:hyperlink r:id="rId28" w:history="1">
         <w:r>
           <w:rPr>
             <w:rStyle w:val="Hyperlink"/>
@@ -14381,7 +14430,7 @@
       </w:pPr>
     </w:p>
     <w:sectPr>
-      <w:footerReference w:type="default" r:id="rId28"/>
+      <w:footerReference w:type="default" r:id="rId29"/>
       <w:pgSz w:w="11906" w:h="16838" w:code="9"/>
       <w:pgMar w:top="567" w:right="567" w:bottom="567" w:left="851" w:header="567" w:footer="340" w:gutter="0"/>
       <w:pgBorders w:offsetFrom="page">

--- a/docs/Report.docx
+++ b/docs/Report.docx
@@ -1013,6 +1013,68 @@
           <w:szCs w:val="32"/>
         </w:rPr>
       </w:pPr>
+      <w:r>
+        <w:rPr>
+          <w:noProof/>
+          <w:sz w:val="17"/>
+        </w:rPr>
+        <w:drawing>
+          <wp:anchor distT="0" distB="0" distL="0" distR="0" simplePos="0" relativeHeight="251675648" behindDoc="0" locked="0" layoutInCell="1" allowOverlap="1" wp14:anchorId="1983E36F" wp14:editId="5CE39AC2">
+            <wp:simplePos x="0" y="0"/>
+            <wp:positionH relativeFrom="page">
+              <wp:posOffset>448945</wp:posOffset>
+            </wp:positionH>
+            <wp:positionV relativeFrom="page">
+              <wp:posOffset>1834515</wp:posOffset>
+            </wp:positionV>
+            <wp:extent cx="3238236" cy="4197350"/>
+            <wp:effectExtent l="0" t="0" r="635" b="0"/>
+            <wp:wrapNone/>
+            <wp:docPr id="7" name="Image 1"/>
+            <wp:cNvGraphicFramePr>
+              <a:graphicFrameLocks xmlns:a="http://schemas.openxmlformats.org/drawingml/2006/main"/>
+            </wp:cNvGraphicFramePr>
+            <a:graphic xmlns:a="http://schemas.openxmlformats.org/drawingml/2006/main">
+              <a:graphicData uri="http://schemas.openxmlformats.org/drawingml/2006/picture">
+                <pic:pic xmlns:pic="http://schemas.openxmlformats.org/drawingml/2006/picture">
+                  <pic:nvPicPr>
+                    <pic:cNvPr id="1" name="Image 1"/>
+                    <pic:cNvPicPr/>
+                  </pic:nvPicPr>
+                  <pic:blipFill rotWithShape="1">
+                    <a:blip r:embed="rId7" cstate="print"/>
+                    <a:srcRect l="1506" t="18406" r="52732" b="42280"/>
+                    <a:stretch/>
+                  </pic:blipFill>
+                  <pic:spPr bwMode="auto">
+                    <a:xfrm>
+                      <a:off x="0" y="0"/>
+                      <a:ext cx="3238236" cy="4197350"/>
+                    </a:xfrm>
+                    <a:prstGeom prst="rect">
+                      <a:avLst/>
+                    </a:prstGeom>
+                    <a:ln>
+                      <a:noFill/>
+                    </a:ln>
+                    <a:extLst>
+                      <a:ext uri="{53640926-AAD7-44D8-BBD7-CCE9431645EC}">
+                        <a14:shadowObscured xmlns:a14="http://schemas.microsoft.com/office/drawing/2010/main"/>
+                      </a:ext>
+                    </a:extLst>
+                  </pic:spPr>
+                </pic:pic>
+              </a:graphicData>
+            </a:graphic>
+            <wp14:sizeRelH relativeFrom="margin">
+              <wp14:pctWidth>0</wp14:pctWidth>
+            </wp14:sizeRelH>
+            <wp14:sizeRelV relativeFrom="margin">
+              <wp14:pctHeight>0</wp14:pctHeight>
+            </wp14:sizeRelV>
+          </wp:anchor>
+        </w:drawing>
+      </w:r>
     </w:p>
     <w:p>
       <w:pPr>
@@ -1034,7 +1096,7 @@
           <w:sz w:val="28"/>
           <w:szCs w:val="28"/>
         </w:rPr>
-        <w:t xml:space="preserve">Signature: __________________ </w:t>
+        <w:tab/>
       </w:r>
       <w:r>
         <w:rPr>
@@ -1056,64 +1118,75 @@
           <w:szCs w:val="28"/>
         </w:rPr>
         <w:tab/>
-        <w:t>Date: ______________________</w:t>
-      </w:r>
-    </w:p>
-    <w:p/>
-    <w:p>
-      <w:pPr>
+      </w:r>
+      <w:r>
         <w:rPr>
           <w:sz w:val="28"/>
           <w:szCs w:val="28"/>
         </w:rPr>
-      </w:pPr>
-    </w:p>
-    <w:p>
-      <w:pPr>
+        <w:tab/>
+      </w:r>
+      <w:r>
         <w:rPr>
           <w:sz w:val="28"/>
           <w:szCs w:val="28"/>
         </w:rPr>
-      </w:pPr>
-    </w:p>
-    <w:p>
-      <w:pPr>
+        <w:tab/>
+      </w:r>
+      <w:r>
         <w:rPr>
           <w:sz w:val="28"/>
           <w:szCs w:val="28"/>
         </w:rPr>
-      </w:pPr>
+        <w:tab/>
+      </w:r>
       <w:r>
         <w:rPr>
           <w:sz w:val="28"/>
           <w:szCs w:val="28"/>
         </w:rPr>
-        <w:t xml:space="preserve">Signature: __________________ </w:t>
+        <w:t>Date: __</w:t>
+      </w:r>
+      <w:r>
+        <w:rPr>
+          <w:rFonts w:ascii="Times New Roman" w:hAnsi="Times New Roman" w:cs="Times New Roman"/>
+          <w:sz w:val="32"/>
+          <w:szCs w:val="32"/>
+          <w:u w:val="single"/>
+        </w:rPr>
+        <w:t>26/02/2026</w:t>
+      </w:r>
+      <w:r>
+        <w:rPr>
+          <w:u w:val="single"/>
+        </w:rPr>
+        <w:t>________</w:t>
       </w:r>
       <w:r>
         <w:rPr>
           <w:sz w:val="28"/>
           <w:szCs w:val="28"/>
         </w:rPr>
-        <w:tab/>
-      </w:r>
-      <w:r>
+        <w:t>____</w:t>
+      </w:r>
+    </w:p>
+    <w:p/>
+    <w:p>
+      <w:pPr>
         <w:rPr>
           <w:sz w:val="28"/>
           <w:szCs w:val="28"/>
         </w:rPr>
-        <w:tab/>
-      </w:r>
-      <w:r>
+      </w:pPr>
+    </w:p>
+    <w:p>
+      <w:pPr>
         <w:rPr>
           <w:sz w:val="28"/>
           <w:szCs w:val="28"/>
         </w:rPr>
-        <w:tab/>
-        <w:t>Date: ______________________</w:t>
-      </w:r>
-    </w:p>
-    <w:p/>
+      </w:pPr>
+    </w:p>
     <w:p>
       <w:pPr>
         <w:rPr>
@@ -1121,28 +1194,26 @@
           <w:szCs w:val="28"/>
         </w:rPr>
       </w:pPr>
-    </w:p>
-    <w:p>
-      <w:pPr>
+      <w:r>
         <w:rPr>
           <w:sz w:val="28"/>
           <w:szCs w:val="28"/>
         </w:rPr>
-      </w:pPr>
-    </w:p>
-    <w:p>
-      <w:pPr>
+        <w:tab/>
+      </w:r>
+      <w:r>
         <w:rPr>
           <w:sz w:val="28"/>
           <w:szCs w:val="28"/>
         </w:rPr>
-      </w:pPr>
+        <w:tab/>
+      </w:r>
       <w:r>
         <w:rPr>
           <w:sz w:val="28"/>
           <w:szCs w:val="28"/>
         </w:rPr>
-        <w:t xml:space="preserve">Signature: __________________ </w:t>
+        <w:tab/>
       </w:r>
       <w:r>
         <w:rPr>
@@ -1164,93 +1235,102 @@
           <w:szCs w:val="28"/>
         </w:rPr>
         <w:tab/>
-        <w:t>Date: ______________________</w:t>
-      </w:r>
-    </w:p>
-    <w:p/>
-    <w:p>
-      <w:pPr>
+      </w:r>
+      <w:r>
         <w:rPr>
           <w:sz w:val="28"/>
           <w:szCs w:val="28"/>
         </w:rPr>
-      </w:pPr>
-    </w:p>
-    <w:p>
-      <w:pPr>
+        <w:tab/>
+      </w:r>
+      <w:r>
         <w:rPr>
           <w:sz w:val="28"/>
           <w:szCs w:val="28"/>
         </w:rPr>
-      </w:pPr>
-    </w:p>
-    <w:p>
-      <w:pPr>
+        <w:t xml:space="preserve">Date: </w:t>
+      </w:r>
+      <w:r>
         <w:rPr>
           <w:sz w:val="28"/>
           <w:szCs w:val="28"/>
         </w:rPr>
-      </w:pPr>
+        <w:t>__</w:t>
+      </w:r>
+      <w:r>
+        <w:rPr>
+          <w:rFonts w:ascii="Times New Roman" w:hAnsi="Times New Roman" w:cs="Times New Roman"/>
+          <w:sz w:val="32"/>
+          <w:szCs w:val="32"/>
+          <w:u w:val="single"/>
+        </w:rPr>
+        <w:t>26/02/2026</w:t>
+      </w:r>
+      <w:r>
+        <w:rPr>
+          <w:u w:val="single"/>
+        </w:rPr>
+        <w:t>________</w:t>
+      </w:r>
       <w:r>
         <w:rPr>
           <w:sz w:val="28"/>
           <w:szCs w:val="28"/>
         </w:rPr>
-        <w:t xml:space="preserve">Signature: __________________ </w:t>
-      </w:r>
-      <w:r>
+        <w:t>____</w:t>
+      </w:r>
+    </w:p>
+    <w:p/>
+    <w:p>
+      <w:pPr>
         <w:rPr>
           <w:sz w:val="28"/>
           <w:szCs w:val="28"/>
         </w:rPr>
-        <w:tab/>
-      </w:r>
-      <w:r>
+      </w:pPr>
+    </w:p>
+    <w:p>
+      <w:pPr>
         <w:rPr>
           <w:sz w:val="28"/>
           <w:szCs w:val="28"/>
         </w:rPr>
-        <w:tab/>
-      </w:r>
-      <w:r>
+      </w:pPr>
+    </w:p>
+    <w:p>
+      <w:pPr>
         <w:rPr>
           <w:sz w:val="28"/>
           <w:szCs w:val="28"/>
         </w:rPr>
-        <w:tab/>
-        <w:t>Date: ______________________</w:t>
-      </w:r>
-    </w:p>
-    <w:p/>
-    <w:p>
-      <w:pPr>
+      </w:pPr>
+      <w:r>
         <w:rPr>
           <w:sz w:val="28"/>
           <w:szCs w:val="28"/>
         </w:rPr>
-      </w:pPr>
-    </w:p>
-    <w:p>
-      <w:pPr>
+        <w:tab/>
+      </w:r>
+      <w:r>
         <w:rPr>
           <w:sz w:val="28"/>
           <w:szCs w:val="28"/>
         </w:rPr>
-      </w:pPr>
-    </w:p>
-    <w:p>
-      <w:pPr>
+        <w:tab/>
+      </w:r>
+      <w:r>
         <w:rPr>
           <w:sz w:val="28"/>
           <w:szCs w:val="28"/>
         </w:rPr>
-      </w:pPr>
+        <w:tab/>
+      </w:r>
       <w:r>
         <w:rPr>
           <w:sz w:val="28"/>
           <w:szCs w:val="28"/>
         </w:rPr>
-        <w:t xml:space="preserve">Signature: __________________ </w:t>
+        <w:tab/>
       </w:r>
       <w:r>
         <w:rPr>
@@ -1272,8 +1352,265 @@
           <w:szCs w:val="28"/>
         </w:rPr>
         <w:tab/>
-        <w:t>Date: ______________________</w:t>
-      </w:r>
+      </w:r>
+      <w:r>
+        <w:rPr>
+          <w:sz w:val="28"/>
+          <w:szCs w:val="28"/>
+        </w:rPr>
+        <w:t xml:space="preserve">Date: </w:t>
+      </w:r>
+      <w:r>
+        <w:rPr>
+          <w:sz w:val="28"/>
+          <w:szCs w:val="28"/>
+        </w:rPr>
+        <w:t>__</w:t>
+      </w:r>
+      <w:r>
+        <w:rPr>
+          <w:rFonts w:ascii="Times New Roman" w:hAnsi="Times New Roman" w:cs="Times New Roman"/>
+          <w:sz w:val="32"/>
+          <w:szCs w:val="32"/>
+          <w:u w:val="single"/>
+        </w:rPr>
+        <w:t>26/02/2026</w:t>
+      </w:r>
+      <w:r>
+        <w:rPr>
+          <w:u w:val="single"/>
+        </w:rPr>
+        <w:t>________</w:t>
+      </w:r>
+      <w:r>
+        <w:rPr>
+          <w:sz w:val="28"/>
+          <w:szCs w:val="28"/>
+        </w:rPr>
+        <w:t>____</w:t>
+      </w:r>
+    </w:p>
+    <w:p/>
+    <w:p>
+      <w:pPr>
+        <w:rPr>
+          <w:sz w:val="28"/>
+          <w:szCs w:val="28"/>
+        </w:rPr>
+      </w:pPr>
+    </w:p>
+    <w:p>
+      <w:pPr>
+        <w:rPr>
+          <w:sz w:val="28"/>
+          <w:szCs w:val="28"/>
+        </w:rPr>
+      </w:pPr>
+    </w:p>
+    <w:p>
+      <w:pPr>
+        <w:rPr>
+          <w:sz w:val="28"/>
+          <w:szCs w:val="28"/>
+        </w:rPr>
+      </w:pPr>
+      <w:r>
+        <w:rPr>
+          <w:sz w:val="28"/>
+          <w:szCs w:val="28"/>
+        </w:rPr>
+        <w:tab/>
+      </w:r>
+      <w:r>
+        <w:rPr>
+          <w:sz w:val="28"/>
+          <w:szCs w:val="28"/>
+        </w:rPr>
+        <w:tab/>
+      </w:r>
+      <w:r>
+        <w:rPr>
+          <w:sz w:val="28"/>
+          <w:szCs w:val="28"/>
+        </w:rPr>
+        <w:tab/>
+      </w:r>
+      <w:r>
+        <w:rPr>
+          <w:sz w:val="28"/>
+          <w:szCs w:val="28"/>
+        </w:rPr>
+        <w:tab/>
+      </w:r>
+      <w:r>
+        <w:rPr>
+          <w:sz w:val="28"/>
+          <w:szCs w:val="28"/>
+        </w:rPr>
+        <w:tab/>
+      </w:r>
+      <w:r>
+        <w:rPr>
+          <w:sz w:val="28"/>
+          <w:szCs w:val="28"/>
+        </w:rPr>
+        <w:tab/>
+      </w:r>
+      <w:r>
+        <w:rPr>
+          <w:sz w:val="28"/>
+          <w:szCs w:val="28"/>
+        </w:rPr>
+        <w:tab/>
+      </w:r>
+      <w:r>
+        <w:rPr>
+          <w:sz w:val="28"/>
+          <w:szCs w:val="28"/>
+        </w:rPr>
+        <w:t xml:space="preserve">Date: </w:t>
+      </w:r>
+      <w:r>
+        <w:rPr>
+          <w:sz w:val="28"/>
+          <w:szCs w:val="28"/>
+        </w:rPr>
+        <w:t>__</w:t>
+      </w:r>
+      <w:r>
+        <w:rPr>
+          <w:rFonts w:ascii="Times New Roman" w:hAnsi="Times New Roman" w:cs="Times New Roman"/>
+          <w:sz w:val="32"/>
+          <w:szCs w:val="32"/>
+          <w:u w:val="single"/>
+        </w:rPr>
+        <w:t>26/02/2026</w:t>
+      </w:r>
+      <w:r>
+        <w:rPr>
+          <w:u w:val="single"/>
+        </w:rPr>
+        <w:t>________</w:t>
+      </w:r>
+      <w:r>
+        <w:rPr>
+          <w:sz w:val="28"/>
+          <w:szCs w:val="28"/>
+        </w:rPr>
+        <w:t>____</w:t>
+      </w:r>
+    </w:p>
+    <w:p/>
+    <w:p>
+      <w:pPr>
+        <w:rPr>
+          <w:sz w:val="28"/>
+          <w:szCs w:val="28"/>
+        </w:rPr>
+      </w:pPr>
+    </w:p>
+    <w:p>
+      <w:pPr>
+        <w:rPr>
+          <w:sz w:val="28"/>
+          <w:szCs w:val="28"/>
+        </w:rPr>
+      </w:pPr>
+    </w:p>
+    <w:p>
+      <w:pPr>
+        <w:rPr>
+          <w:sz w:val="28"/>
+          <w:szCs w:val="28"/>
+        </w:rPr>
+      </w:pPr>
+      <w:r>
+        <w:rPr>
+          <w:sz w:val="28"/>
+          <w:szCs w:val="28"/>
+        </w:rPr>
+        <w:tab/>
+      </w:r>
+      <w:r>
+        <w:rPr>
+          <w:sz w:val="28"/>
+          <w:szCs w:val="28"/>
+        </w:rPr>
+        <w:tab/>
+      </w:r>
+      <w:r>
+        <w:rPr>
+          <w:sz w:val="28"/>
+          <w:szCs w:val="28"/>
+        </w:rPr>
+        <w:tab/>
+      </w:r>
+      <w:r>
+        <w:rPr>
+          <w:sz w:val="28"/>
+          <w:szCs w:val="28"/>
+        </w:rPr>
+        <w:tab/>
+      </w:r>
+      <w:r>
+        <w:rPr>
+          <w:sz w:val="28"/>
+          <w:szCs w:val="28"/>
+        </w:rPr>
+        <w:tab/>
+      </w:r>
+      <w:r>
+        <w:rPr>
+          <w:sz w:val="28"/>
+          <w:szCs w:val="28"/>
+        </w:rPr>
+        <w:tab/>
+      </w:r>
+      <w:r>
+        <w:rPr>
+          <w:sz w:val="28"/>
+          <w:szCs w:val="28"/>
+        </w:rPr>
+        <w:tab/>
+      </w:r>
+      <w:r>
+        <w:rPr>
+          <w:sz w:val="28"/>
+          <w:szCs w:val="28"/>
+        </w:rPr>
+        <w:t xml:space="preserve">Date: </w:t>
+      </w:r>
+      <w:r>
+        <w:rPr>
+          <w:sz w:val="28"/>
+          <w:szCs w:val="28"/>
+        </w:rPr>
+        <w:t>__</w:t>
+      </w:r>
+      <w:r>
+        <w:rPr>
+          <w:rFonts w:ascii="Times New Roman" w:hAnsi="Times New Roman" w:cs="Times New Roman"/>
+          <w:sz w:val="32"/>
+          <w:szCs w:val="32"/>
+          <w:u w:val="single"/>
+        </w:rPr>
+        <w:t>26/02/2026</w:t>
+      </w:r>
+      <w:r>
+        <w:rPr>
+          <w:u w:val="single"/>
+        </w:rPr>
+        <w:t>________</w:t>
+      </w:r>
+      <w:r>
+        <w:rPr>
+          <w:sz w:val="28"/>
+          <w:szCs w:val="28"/>
+        </w:rPr>
+        <w:t>____</w:t>
+      </w:r>
+      <w:bookmarkStart w:id="2" w:name="_GoBack"/>
+      <w:bookmarkEnd w:id="2"/>
     </w:p>
     <w:p/>
     <w:p/>
@@ -1292,13 +1629,13 @@
       <w:pPr>
         <w:pStyle w:val="Heading1"/>
       </w:pPr>
-      <w:bookmarkStart w:id="2" w:name="_Toc222608525"/>
-      <w:bookmarkStart w:id="3" w:name="_Toc222938581"/>
+      <w:bookmarkStart w:id="3" w:name="_Toc222608525"/>
+      <w:bookmarkStart w:id="4" w:name="_Toc222938581"/>
       <w:r>
         <w:t>ACKNOWLEDGEMENT</w:t>
       </w:r>
-      <w:bookmarkEnd w:id="2"/>
       <w:bookmarkEnd w:id="3"/>
+      <w:bookmarkEnd w:id="4"/>
       <w:r>
         <w:t xml:space="preserve"> </w:t>
       </w:r>
@@ -1406,11 +1743,11 @@
       <w:pPr>
         <w:pStyle w:val="Heading1"/>
       </w:pPr>
-      <w:bookmarkStart w:id="4" w:name="_Toc222938582"/>
+      <w:bookmarkStart w:id="5" w:name="_Toc222938582"/>
       <w:r>
         <w:t>TABLE OF CONTENTS</w:t>
       </w:r>
-      <w:bookmarkEnd w:id="4"/>
+      <w:bookmarkEnd w:id="5"/>
     </w:p>
     <w:sdt>
       <w:sdtPr>
@@ -1462,110 +1799,63 @@
           <w:r>
             <w:fldChar w:fldCharType="separate"/>
           </w:r>
-          <w:bookmarkStart w:id="5" w:name="_GoBack"/>
-          <w:bookmarkEnd w:id="5"/>
-          <w:r>
-            <w:rPr>
-              <w:rStyle w:val="Hyperlink"/>
-              <w:noProof/>
-            </w:rPr>
-            <w:fldChar w:fldCharType="begin"/>
-          </w:r>
-          <w:r>
-            <w:rPr>
-              <w:rStyle w:val="Hyperlink"/>
-              <w:noProof/>
-            </w:rPr>
-            <w:instrText xml:space="preserve"> </w:instrText>
-          </w:r>
-          <w:r>
-            <w:rPr>
-              <w:noProof/>
-            </w:rPr>
-            <w:instrText>HYPERLINK \l "_Toc222938580"</w:instrText>
-          </w:r>
-          <w:r>
-            <w:rPr>
-              <w:rStyle w:val="Hyperlink"/>
-              <w:noProof/>
-            </w:rPr>
-            <w:instrText xml:space="preserve"> </w:instrText>
-          </w:r>
-          <w:r>
-            <w:rPr>
-              <w:rStyle w:val="Hyperlink"/>
-              <w:noProof/>
-            </w:rPr>
-          </w:r>
-          <w:r>
-            <w:rPr>
-              <w:rStyle w:val="Hyperlink"/>
-              <w:noProof/>
-            </w:rPr>
-            <w:fldChar w:fldCharType="separate"/>
-          </w:r>
-          <w:r>
-            <w:rPr>
-              <w:rStyle w:val="Hyperlink"/>
-              <w:noProof/>
-            </w:rPr>
-            <w:t>DECLARATION</w:t>
-          </w:r>
-          <w:r>
-            <w:rPr>
-              <w:noProof/>
-              <w:webHidden/>
-            </w:rPr>
-            <w:tab/>
-          </w:r>
-          <w:r>
-            <w:rPr>
-              <w:noProof/>
-              <w:webHidden/>
-            </w:rPr>
-            <w:fldChar w:fldCharType="begin"/>
-          </w:r>
-          <w:r>
-            <w:rPr>
-              <w:noProof/>
-              <w:webHidden/>
-            </w:rPr>
-            <w:instrText xml:space="preserve"> PAGEREF _Toc222938580 \h </w:instrText>
-          </w:r>
-          <w:r>
-            <w:rPr>
-              <w:noProof/>
-              <w:webHidden/>
-            </w:rPr>
-          </w:r>
-          <w:r>
-            <w:rPr>
-              <w:noProof/>
-              <w:webHidden/>
-            </w:rPr>
-            <w:fldChar w:fldCharType="separate"/>
-          </w:r>
-          <w:r>
-            <w:rPr>
-              <w:noProof/>
-              <w:webHidden/>
-            </w:rPr>
-            <w:t>2</w:t>
-          </w:r>
-          <w:r>
-            <w:rPr>
-              <w:noProof/>
-              <w:webHidden/>
-            </w:rPr>
-            <w:fldChar w:fldCharType="end"/>
-          </w:r>
-          <w:r>
-            <w:rPr>
-              <w:rStyle w:val="Hyperlink"/>
-              <w:noProof/>
-            </w:rPr>
-            <w:fldChar w:fldCharType="end"/>
-          </w:r>
+          <w:hyperlink w:anchor="_Toc222938580" w:history="1">
+            <w:r>
+              <w:rPr>
+                <w:rStyle w:val="Hyperlink"/>
+                <w:noProof/>
+              </w:rPr>
+              <w:t>DECLARATION</w:t>
+            </w:r>
+            <w:r>
+              <w:rPr>
+                <w:noProof/>
+                <w:webHidden/>
+              </w:rPr>
+              <w:tab/>
+            </w:r>
+            <w:r>
+              <w:rPr>
+                <w:noProof/>
+                <w:webHidden/>
+              </w:rPr>
+              <w:fldChar w:fldCharType="begin"/>
+            </w:r>
+            <w:r>
+              <w:rPr>
+                <w:noProof/>
+                <w:webHidden/>
+              </w:rPr>
+              <w:instrText xml:space="preserve"> PAGEREF _Toc222938580 \h </w:instrText>
+            </w:r>
+            <w:r>
+              <w:rPr>
+                <w:noProof/>
+                <w:webHidden/>
+              </w:rPr>
+            </w:r>
+            <w:r>
+              <w:rPr>
+                <w:noProof/>
+                <w:webHidden/>
+              </w:rPr>
+              <w:fldChar w:fldCharType="separate"/>
+            </w:r>
+            <w:r>
+              <w:rPr>
+                <w:noProof/>
+                <w:webHidden/>
+              </w:rPr>
+              <w:t>2</w:t>
+            </w:r>
+            <w:r>
+              <w:rPr>
+                <w:noProof/>
+                <w:webHidden/>
+              </w:rPr>
+              <w:fldChar w:fldCharType="end"/>
+            </w:r>
+          </w:hyperlink>
         </w:p>
         <w:p>
           <w:pPr>
@@ -7300,7 +7590,7 @@
                     <pic:cNvPicPr/>
                   </pic:nvPicPr>
                   <pic:blipFill rotWithShape="1">
-                    <a:blip r:embed="rId7" cstate="print">
+                    <a:blip r:embed="rId8" cstate="print">
                       <a:extLst>
                         <a:ext uri="{28A0092B-C50C-407E-A947-70E740481C1C}">
                           <a14:useLocalDpi xmlns:a14="http://schemas.microsoft.com/office/drawing/2010/main" val="0"/>
@@ -7580,7 +7870,7 @@
                     <pic:cNvPicPr/>
                   </pic:nvPicPr>
                   <pic:blipFill rotWithShape="1">
-                    <a:blip r:embed="rId8" cstate="print">
+                    <a:blip r:embed="rId9" cstate="print">
                       <a:extLst>
                         <a:ext uri="{28A0092B-C50C-407E-A947-70E740481C1C}">
                           <a14:useLocalDpi xmlns:a14="http://schemas.microsoft.com/office/drawing/2010/main" val="0"/>
@@ -7704,7 +7994,7 @@
                     <pic:cNvPicPr/>
                   </pic:nvPicPr>
                   <pic:blipFill>
-                    <a:blip r:embed="rId9" cstate="print">
+                    <a:blip r:embed="rId10" cstate="print">
                       <a:extLst>
                         <a:ext uri="{28A0092B-C50C-407E-A947-70E740481C1C}">
                           <a14:useLocalDpi xmlns:a14="http://schemas.microsoft.com/office/drawing/2010/main" val="0"/>
@@ -7866,7 +8156,7 @@
                     <pic:cNvPicPr/>
                   </pic:nvPicPr>
                   <pic:blipFill rotWithShape="1">
-                    <a:blip r:embed="rId10" cstate="print">
+                    <a:blip r:embed="rId11" cstate="print">
                       <a:extLst>
                         <a:ext uri="{28A0092B-C50C-407E-A947-70E740481C1C}">
                           <a14:useLocalDpi xmlns:a14="http://schemas.microsoft.com/office/drawing/2010/main" val="0"/>
@@ -7991,7 +8281,7 @@
                     <pic:cNvPicPr/>
                   </pic:nvPicPr>
                   <pic:blipFill rotWithShape="1">
-                    <a:blip r:embed="rId11" cstate="print">
+                    <a:blip r:embed="rId12" cstate="print">
                       <a:extLst>
                         <a:ext uri="{28A0092B-C50C-407E-A947-70E740481C1C}">
                           <a14:useLocalDpi xmlns:a14="http://schemas.microsoft.com/office/drawing/2010/main" val="0"/>
@@ -8137,7 +8427,7 @@
                     <pic:cNvPicPr/>
                   </pic:nvPicPr>
                   <pic:blipFill>
-                    <a:blip r:embed="rId12" cstate="print">
+                    <a:blip r:embed="rId13" cstate="print">
                       <a:extLst>
                         <a:ext uri="{28A0092B-C50C-407E-A947-70E740481C1C}">
                           <a14:useLocalDpi xmlns:a14="http://schemas.microsoft.com/office/drawing/2010/main" val="0"/>
@@ -8349,7 +8639,7 @@
           <w:szCs w:val="32"/>
         </w:rPr>
       </w:pPr>
-      <w:hyperlink r:id="rId13" w:history="1">
+      <w:hyperlink r:id="rId14" w:history="1">
         <w:r>
           <w:rPr>
             <w:rStyle w:val="Hyperlink"/>
@@ -8473,7 +8763,7 @@
                     <pic:cNvPicPr/>
                   </pic:nvPicPr>
                   <pic:blipFill rotWithShape="1">
-                    <a:blip r:embed="rId14" cstate="print">
+                    <a:blip r:embed="rId15" cstate="print">
                       <a:extLst>
                         <a:ext uri="{28A0092B-C50C-407E-A947-70E740481C1C}">
                           <a14:useLocalDpi xmlns:a14="http://schemas.microsoft.com/office/drawing/2010/main" val="0"/>
@@ -8554,7 +8844,7 @@
                     <pic:cNvPicPr/>
                   </pic:nvPicPr>
                   <pic:blipFill rotWithShape="1">
-                    <a:blip r:embed="rId15" cstate="print">
+                    <a:blip r:embed="rId16" cstate="print">
                       <a:extLst>
                         <a:ext uri="{28A0092B-C50C-407E-A947-70E740481C1C}">
                           <a14:useLocalDpi xmlns:a14="http://schemas.microsoft.com/office/drawing/2010/main" val="0"/>
@@ -10329,7 +10619,7 @@
         </w:rPr>
         <w:t xml:space="preserve"> </w:t>
       </w:r>
-      <w:hyperlink r:id="rId16" w:history="1">
+      <w:hyperlink r:id="rId17" w:history="1">
         <w:r>
           <w:rPr>
             <w:rStyle w:val="Hyperlink"/>
@@ -10339,18 +10629,7 @@
             <w:szCs w:val="32"/>
             <w:u w:val="none"/>
           </w:rPr>
-          <w:t>vide</w:t>
-        </w:r>
-        <w:r>
-          <w:rPr>
-            <w:rStyle w:val="Hyperlink"/>
-            <w:rFonts w:ascii="Times New Roman" w:hAnsi="Times New Roman" w:cs="Times New Roman"/>
-            <w:b/>
-            <w:sz w:val="32"/>
-            <w:szCs w:val="32"/>
-            <w:u w:val="none"/>
-          </w:rPr>
-          <w:t>o</w:t>
+          <w:t>video</w:t>
         </w:r>
       </w:hyperlink>
     </w:p>
@@ -11208,7 +11487,7 @@
           <w:szCs w:val="32"/>
         </w:rPr>
       </w:pPr>
-      <w:hyperlink r:id="rId17" w:history="1">
+      <w:hyperlink r:id="rId18" w:history="1">
         <w:r>
           <w:rPr>
             <w:rStyle w:val="Hyperlink"/>
@@ -11261,7 +11540,7 @@
           <w:szCs w:val="32"/>
         </w:rPr>
       </w:pPr>
-      <w:hyperlink r:id="rId18" w:history="1">
+      <w:hyperlink r:id="rId19" w:history="1">
         <w:r>
           <w:rPr>
             <w:rStyle w:val="Hyperlink"/>
@@ -12508,7 +12787,7 @@
                     <pic:cNvPicPr/>
                   </pic:nvPicPr>
                   <pic:blipFill>
-                    <a:blip r:embed="rId19">
+                    <a:blip r:embed="rId20">
                       <a:extLst>
                         <a:ext uri="{28A0092B-C50C-407E-A947-70E740481C1C}">
                           <a14:useLocalDpi xmlns:a14="http://schemas.microsoft.com/office/drawing/2010/main" val="0"/>
@@ -12633,7 +12912,7 @@
                     <pic:cNvPicPr/>
                   </pic:nvPicPr>
                   <pic:blipFill>
-                    <a:blip r:embed="rId20">
+                    <a:blip r:embed="rId21">
                       <a:extLst>
                         <a:ext uri="{28A0092B-C50C-407E-A947-70E740481C1C}">
                           <a14:useLocalDpi xmlns:a14="http://schemas.microsoft.com/office/drawing/2010/main" val="0"/>
@@ -12744,7 +13023,7 @@
                     <pic:cNvPicPr/>
                   </pic:nvPicPr>
                   <pic:blipFill>
-                    <a:blip r:embed="rId21">
+                    <a:blip r:embed="rId22">
                       <a:extLst>
                         <a:ext uri="{28A0092B-C50C-407E-A947-70E740481C1C}">
                           <a14:useLocalDpi xmlns:a14="http://schemas.microsoft.com/office/drawing/2010/main" val="0"/>
@@ -12869,7 +13148,7 @@
                     <pic:cNvPicPr/>
                   </pic:nvPicPr>
                   <pic:blipFill>
-                    <a:blip r:embed="rId22">
+                    <a:blip r:embed="rId23">
                       <a:extLst>
                         <a:ext uri="{28A0092B-C50C-407E-A947-70E740481C1C}">
                           <a14:useLocalDpi xmlns:a14="http://schemas.microsoft.com/office/drawing/2010/main" val="0"/>
@@ -12995,7 +13274,7 @@
                     <pic:cNvPicPr/>
                   </pic:nvPicPr>
                   <pic:blipFill>
-                    <a:blip r:embed="rId23">
+                    <a:blip r:embed="rId24">
                       <a:extLst>
                         <a:ext uri="{28A0092B-C50C-407E-A947-70E740481C1C}">
                           <a14:useLocalDpi xmlns:a14="http://schemas.microsoft.com/office/drawing/2010/main" val="0"/>
@@ -13084,7 +13363,7 @@
                     <pic:cNvPicPr/>
                   </pic:nvPicPr>
                   <pic:blipFill>
-                    <a:blip r:embed="rId24">
+                    <a:blip r:embed="rId25">
                       <a:extLst>
                         <a:ext uri="{28A0092B-C50C-407E-A947-70E740481C1C}">
                           <a14:useLocalDpi xmlns:a14="http://schemas.microsoft.com/office/drawing/2010/main" val="0"/>
@@ -13211,7 +13490,7 @@
                     <pic:cNvPicPr/>
                   </pic:nvPicPr>
                   <pic:blipFill>
-                    <a:blip r:embed="rId25">
+                    <a:blip r:embed="rId26">
                       <a:extLst>
                         <a:ext uri="{28A0092B-C50C-407E-A947-70E740481C1C}">
                           <a14:useLocalDpi xmlns:a14="http://schemas.microsoft.com/office/drawing/2010/main" val="0"/>
@@ -14318,7 +14597,7 @@
         </w:rPr>
         <w:t xml:space="preserve">. Retrieved from </w:t>
       </w:r>
-      <w:hyperlink r:id="rId26" w:history="1">
+      <w:hyperlink r:id="rId27" w:history="1">
         <w:r>
           <w:rPr>
             <w:rStyle w:val="Hyperlink"/>
@@ -14359,7 +14638,7 @@
         </w:rPr>
         <w:t xml:space="preserve">. Retrieved from </w:t>
       </w:r>
-      <w:hyperlink r:id="rId27" w:history="1">
+      <w:hyperlink r:id="rId28" w:history="1">
         <w:r>
           <w:rPr>
             <w:rStyle w:val="Hyperlink"/>
@@ -14400,7 +14679,7 @@
         </w:rPr>
         <w:t xml:space="preserve">. Retrieved from </w:t>
       </w:r>
-      <w:hyperlink r:id="rId28" w:history="1">
+      <w:hyperlink r:id="rId29" w:history="1">
         <w:r>
           <w:rPr>
             <w:rStyle w:val="Hyperlink"/>
@@ -14430,7 +14709,7 @@
       </w:pPr>
     </w:p>
     <w:sectPr>
-      <w:footerReference w:type="default" r:id="rId29"/>
+      <w:footerReference w:type="default" r:id="rId30"/>
       <w:pgSz w:w="11906" w:h="16838" w:code="9"/>
       <w:pgMar w:top="567" w:right="567" w:bottom="567" w:left="851" w:header="567" w:footer="340" w:gutter="0"/>
       <w:pgBorders w:offsetFrom="page">
